--- a/Project/Documentation/ProjectReport.docx
+++ b/Project/Documentation/ProjectReport.docx
@@ -14,24 +14,6 @@
         </w:rPr>
       </w:pPr>
       <w:bookmarkStart w:id="0" w:name="_Toc486598983"/>
-      <w:r>
-        <w:rPr>
-          <w:b/>
-          <w:sz w:val="32"/>
-          <w:szCs w:val="32"/>
-          <w:lang w:val="en-US"/>
-        </w:rPr>
-        <w:t>7</w:t>
-      </w:r>
-      <w:r>
-        <w:rPr>
-          <w:b/>
-          <w:sz w:val="32"/>
-          <w:szCs w:val="32"/>
-          <w:lang w:val="en-US"/>
-        </w:rPr>
-        <w:t xml:space="preserve"> </w:t>
-      </w:r>
       <w:r>
         <w:rPr>
           <w:b/>
@@ -173,6 +155,16 @@
         </w:rPr>
         <w:t>yer</w:t>
       </w:r>
+      <w:r>
+        <w:rPr>
+          <w:b/>
+          <w:bCs/>
+          <w:sz w:val="32"/>
+          <w:szCs w:val="32"/>
+          <w:lang w:val="en-AU"/>
+        </w:rPr>
+        <w:t xml:space="preserve"> - STEK</w:t>
+      </w:r>
     </w:p>
     <w:p>
       <w:pPr>
@@ -288,7 +280,16 @@
           <w:szCs w:val="28"/>
           <w:lang w:val="en-US"/>
         </w:rPr>
-        <w:t xml:space="preserve">12345 </w:t>
+        <w:t>23698</w:t>
+      </w:r>
+      <w:r>
+        <w:rPr>
+          <w:b/>
+          <w:sz w:val="28"/>
+          <w:szCs w:val="28"/>
+          <w:lang w:val="en-US"/>
+        </w:rPr>
+        <w:t xml:space="preserve"> </w:t>
       </w:r>
       <w:r>
         <w:rPr>
@@ -381,124 +382,26 @@
         <w:t>01.12.2025</w:t>
       </w:r>
     </w:p>
-    <w:p>
-      <w:pPr>
-        <w:spacing w:line="259" w:lineRule="auto"/>
-        <w:jc w:val="right"/>
+    <w:bookmarkEnd w:id="0"/>
+    <w:p>
+      <w:pPr>
+        <w:spacing w:after="160" w:line="259" w:lineRule="auto"/>
+        <w:jc w:val="left"/>
         <w:rPr>
           <w:noProof/>
           <w:szCs w:val="22"/>
           <w:lang w:eastAsia="da-DK"/>
         </w:rPr>
       </w:pPr>
-    </w:p>
-    <w:p>
-      <w:pPr>
-        <w:spacing w:line="259" w:lineRule="auto"/>
-        <w:jc w:val="right"/>
+      <w:r>
         <w:rPr>
           <w:noProof/>
           <w:szCs w:val="22"/>
           <w:lang w:eastAsia="da-DK"/>
         </w:rPr>
-      </w:pPr>
-    </w:p>
-    <w:p>
-      <w:pPr>
-        <w:spacing w:line="259" w:lineRule="auto"/>
-        <w:jc w:val="right"/>
-        <w:rPr>
-          <w:noProof/>
-          <w:szCs w:val="22"/>
-          <w:lang w:eastAsia="da-DK"/>
-        </w:rPr>
-      </w:pPr>
-    </w:p>
-    <w:p>
-      <w:pPr>
-        <w:spacing w:line="259" w:lineRule="auto"/>
-        <w:jc w:val="right"/>
-        <w:rPr>
-          <w:noProof/>
-          <w:szCs w:val="22"/>
-          <w:lang w:eastAsia="da-DK"/>
-        </w:rPr>
-      </w:pPr>
-    </w:p>
-    <w:p>
-      <w:pPr>
-        <w:spacing w:line="259" w:lineRule="auto"/>
-        <w:jc w:val="right"/>
-        <w:rPr>
-          <w:noProof/>
-          <w:szCs w:val="22"/>
-          <w:lang w:eastAsia="da-DK"/>
-        </w:rPr>
-      </w:pPr>
-    </w:p>
-    <w:p>
-      <w:pPr>
-        <w:spacing w:line="259" w:lineRule="auto"/>
-        <w:jc w:val="right"/>
-        <w:rPr>
-          <w:noProof/>
-          <w:szCs w:val="22"/>
-          <w:lang w:eastAsia="da-DK"/>
-        </w:rPr>
-      </w:pPr>
-    </w:p>
-    <w:p>
-      <w:pPr>
-        <w:spacing w:line="259" w:lineRule="auto"/>
-        <w:jc w:val="right"/>
-        <w:rPr>
-          <w:noProof/>
-          <w:szCs w:val="22"/>
-          <w:lang w:eastAsia="da-DK"/>
-        </w:rPr>
-      </w:pPr>
-    </w:p>
-    <w:p>
-      <w:pPr>
-        <w:spacing w:after="160" w:line="259" w:lineRule="auto"/>
-        <w:rPr>
-          <w:b/>
-          <w:sz w:val="32"/>
-          <w:szCs w:val="32"/>
-        </w:rPr>
-      </w:pPr>
-    </w:p>
-    <w:p>
-      <w:pPr>
-        <w:spacing w:after="160" w:line="259" w:lineRule="auto"/>
-        <w:rPr>
-          <w:b/>
-          <w:sz w:val="32"/>
-          <w:szCs w:val="32"/>
-        </w:rPr>
-      </w:pPr>
-    </w:p>
-    <w:p>
-      <w:pPr>
-        <w:spacing w:after="160" w:line="240" w:lineRule="auto"/>
-        <w:rPr>
-          <w:b/>
-          <w:sz w:val="32"/>
-          <w:szCs w:val="32"/>
-        </w:rPr>
-      </w:pPr>
-    </w:p>
-    <w:p>
-      <w:pPr>
-        <w:spacing w:after="160" w:line="240" w:lineRule="auto"/>
-        <w:rPr>
-          <w:b/>
-          <w:sz w:val="32"/>
-          <w:szCs w:val="32"/>
-        </w:rPr>
-      </w:pPr>
-    </w:p>
-    <w:bookmarkEnd w:id="0"/>
+        <w:br w:type="page"/>
+      </w:r>
+    </w:p>
     <w:p>
       <w:pPr>
         <w:spacing w:after="160" w:line="259" w:lineRule="auto"/>
@@ -516,6 +419,7 @@
           <w:szCs w:val="28"/>
           <w:lang w:val="en-US"/>
         </w:rPr>
+        <w:lastRenderedPageBreak/>
         <w:t>Table of content</w:t>
       </w:r>
     </w:p>
@@ -558,7 +462,7 @@
               <w:kern w:val="2"/>
               <w:sz w:val="24"/>
               <w:szCs w:val="24"/>
-              <w:lang w:val="da-DK" w:eastAsia="da-DK"/>
+              <w:lang w:val="en-AU" w:eastAsia="en-AU"/>
               <w14:ligatures w14:val="standardContextual"/>
             </w:rPr>
           </w:pPr>
@@ -571,7 +475,7 @@
           <w:r>
             <w:fldChar w:fldCharType="separate"/>
           </w:r>
-          <w:hyperlink w:anchor="_Toc167277084" w:history="1">
+          <w:hyperlink w:anchor="_Toc216797026" w:history="1">
             <w:r>
               <w:rPr>
                 <w:rStyle w:val="Hyperlink"/>
@@ -586,7 +490,7 @@
                 <w:kern w:val="2"/>
                 <w:sz w:val="24"/>
                 <w:szCs w:val="24"/>
-                <w:lang w:val="da-DK" w:eastAsia="da-DK"/>
+                <w:lang w:val="en-AU" w:eastAsia="en-AU"/>
                 <w14:ligatures w14:val="standardContextual"/>
               </w:rPr>
               <w:tab/>
@@ -617,7 +521,7 @@
                 <w:noProof/>
                 <w:webHidden/>
               </w:rPr>
-              <w:instrText xml:space="preserve"> PAGEREF _Toc167277084 \h </w:instrText>
+              <w:instrText xml:space="preserve"> PAGEREF _Toc216797026 \h </w:instrText>
             </w:r>
             <w:r>
               <w:rPr>
@@ -660,11 +564,11 @@
               <w:kern w:val="2"/>
               <w:sz w:val="24"/>
               <w:szCs w:val="24"/>
-              <w:lang w:val="da-DK" w:eastAsia="da-DK"/>
+              <w:lang w:val="en-AU" w:eastAsia="en-AU"/>
               <w14:ligatures w14:val="standardContextual"/>
             </w:rPr>
           </w:pPr>
-          <w:hyperlink w:anchor="_Toc167277085" w:history="1">
+          <w:hyperlink w:anchor="_Toc216797027" w:history="1">
             <w:r>
               <w:rPr>
                 <w:rStyle w:val="Hyperlink"/>
@@ -679,7 +583,7 @@
                 <w:kern w:val="2"/>
                 <w:sz w:val="24"/>
                 <w:szCs w:val="24"/>
-                <w:lang w:val="da-DK" w:eastAsia="da-DK"/>
+                <w:lang w:val="en-AU" w:eastAsia="en-AU"/>
                 <w14:ligatures w14:val="standardContextual"/>
               </w:rPr>
               <w:tab/>
@@ -710,7 +614,7 @@
                 <w:noProof/>
                 <w:webHidden/>
               </w:rPr>
-              <w:instrText xml:space="preserve"> PAGEREF _Toc167277085 \h </w:instrText>
+              <w:instrText xml:space="preserve"> PAGEREF _Toc216797027 \h </w:instrText>
             </w:r>
             <w:r>
               <w:rPr>
@@ -753,11 +657,11 @@
               <w:kern w:val="2"/>
               <w:sz w:val="24"/>
               <w:szCs w:val="24"/>
-              <w:lang w:val="da-DK" w:eastAsia="da-DK"/>
+              <w:lang w:val="en-AU" w:eastAsia="en-AU"/>
               <w14:ligatures w14:val="standardContextual"/>
             </w:rPr>
           </w:pPr>
-          <w:hyperlink w:anchor="_Toc167277086" w:history="1">
+          <w:hyperlink w:anchor="_Toc216797028" w:history="1">
             <w:r>
               <w:rPr>
                 <w:rStyle w:val="Hyperlink"/>
@@ -772,7 +676,7 @@
                 <w:kern w:val="2"/>
                 <w:sz w:val="24"/>
                 <w:szCs w:val="24"/>
-                <w:lang w:val="da-DK" w:eastAsia="da-DK"/>
+                <w:lang w:val="en-AU" w:eastAsia="en-AU"/>
                 <w14:ligatures w14:val="standardContextual"/>
               </w:rPr>
               <w:tab/>
@@ -782,7 +686,7 @@
                 <w:rStyle w:val="Hyperlink"/>
                 <w:noProof/>
               </w:rPr>
-              <w:t>Main section</w:t>
+              <w:t>Analysis</w:t>
             </w:r>
             <w:r>
               <w:rPr>
@@ -803,7 +707,7 @@
                 <w:noProof/>
                 <w:webHidden/>
               </w:rPr>
-              <w:instrText xml:space="preserve"> PAGEREF _Toc167277086 \h </w:instrText>
+              <w:instrText xml:space="preserve"> PAGEREF _Toc216797028 \h </w:instrText>
             </w:r>
             <w:r>
               <w:rPr>
@@ -824,6 +728,852 @@
                 <w:webHidden/>
               </w:rPr>
               <w:t>3</w:t>
+            </w:r>
+            <w:r>
+              <w:rPr>
+                <w:noProof/>
+                <w:webHidden/>
+              </w:rPr>
+              <w:fldChar w:fldCharType="end"/>
+            </w:r>
+          </w:hyperlink>
+        </w:p>
+        <w:p>
+          <w:pPr>
+            <w:pStyle w:val="TOC2"/>
+            <w:tabs>
+              <w:tab w:val="left" w:pos="960"/>
+              <w:tab w:val="right" w:leader="dot" w:pos="8494"/>
+            </w:tabs>
+            <w:rPr>
+              <w:rFonts w:asciiTheme="minorHAnsi" w:eastAsiaTheme="minorEastAsia" w:hAnsiTheme="minorHAnsi" w:cstheme="minorBidi"/>
+              <w:noProof/>
+              <w:kern w:val="2"/>
+              <w:sz w:val="24"/>
+              <w:szCs w:val="24"/>
+              <w:lang w:val="en-AU" w:eastAsia="en-AU"/>
+              <w14:ligatures w14:val="standardContextual"/>
+            </w:rPr>
+          </w:pPr>
+          <w:hyperlink w:anchor="_Toc216797032" w:history="1">
+            <w:r>
+              <w:rPr>
+                <w:rStyle w:val="Hyperlink"/>
+                <w:noProof/>
+              </w:rPr>
+              <w:t>3.1</w:t>
+            </w:r>
+            <w:r>
+              <w:rPr>
+                <w:rFonts w:asciiTheme="minorHAnsi" w:eastAsiaTheme="minorEastAsia" w:hAnsiTheme="minorHAnsi" w:cstheme="minorBidi"/>
+                <w:noProof/>
+                <w:kern w:val="2"/>
+                <w:sz w:val="24"/>
+                <w:szCs w:val="24"/>
+                <w:lang w:val="en-AU" w:eastAsia="en-AU"/>
+                <w14:ligatures w14:val="standardContextual"/>
+              </w:rPr>
+              <w:tab/>
+            </w:r>
+            <w:r>
+              <w:rPr>
+                <w:rStyle w:val="Hyperlink"/>
+                <w:noProof/>
+              </w:rPr>
+              <w:t>Requirements</w:t>
+            </w:r>
+            <w:r>
+              <w:rPr>
+                <w:noProof/>
+                <w:webHidden/>
+              </w:rPr>
+              <w:tab/>
+            </w:r>
+            <w:r>
+              <w:rPr>
+                <w:noProof/>
+                <w:webHidden/>
+              </w:rPr>
+              <w:fldChar w:fldCharType="begin"/>
+            </w:r>
+            <w:r>
+              <w:rPr>
+                <w:noProof/>
+                <w:webHidden/>
+              </w:rPr>
+              <w:instrText xml:space="preserve"> PAGEREF _Toc216797032 \h </w:instrText>
+            </w:r>
+            <w:r>
+              <w:rPr>
+                <w:noProof/>
+                <w:webHidden/>
+              </w:rPr>
+            </w:r>
+            <w:r>
+              <w:rPr>
+                <w:noProof/>
+                <w:webHidden/>
+              </w:rPr>
+              <w:fldChar w:fldCharType="separate"/>
+            </w:r>
+            <w:r>
+              <w:rPr>
+                <w:noProof/>
+                <w:webHidden/>
+              </w:rPr>
+              <w:t>3</w:t>
+            </w:r>
+            <w:r>
+              <w:rPr>
+                <w:noProof/>
+                <w:webHidden/>
+              </w:rPr>
+              <w:fldChar w:fldCharType="end"/>
+            </w:r>
+          </w:hyperlink>
+        </w:p>
+        <w:p>
+          <w:pPr>
+            <w:pStyle w:val="TOC2"/>
+            <w:tabs>
+              <w:tab w:val="left" w:pos="960"/>
+              <w:tab w:val="right" w:leader="dot" w:pos="8494"/>
+            </w:tabs>
+            <w:rPr>
+              <w:rFonts w:asciiTheme="minorHAnsi" w:eastAsiaTheme="minorEastAsia" w:hAnsiTheme="minorHAnsi" w:cstheme="minorBidi"/>
+              <w:noProof/>
+              <w:kern w:val="2"/>
+              <w:sz w:val="24"/>
+              <w:szCs w:val="24"/>
+              <w:lang w:val="en-AU" w:eastAsia="en-AU"/>
+              <w14:ligatures w14:val="standardContextual"/>
+            </w:rPr>
+          </w:pPr>
+          <w:hyperlink w:anchor="_Toc216797033" w:history="1">
+            <w:r>
+              <w:rPr>
+                <w:rStyle w:val="Hyperlink"/>
+                <w:noProof/>
+              </w:rPr>
+              <w:t>3.1.1</w:t>
+            </w:r>
+            <w:r>
+              <w:rPr>
+                <w:rFonts w:asciiTheme="minorHAnsi" w:eastAsiaTheme="minorEastAsia" w:hAnsiTheme="minorHAnsi" w:cstheme="minorBidi"/>
+                <w:noProof/>
+                <w:kern w:val="2"/>
+                <w:sz w:val="24"/>
+                <w:szCs w:val="24"/>
+                <w:lang w:val="en-AU" w:eastAsia="en-AU"/>
+                <w14:ligatures w14:val="standardContextual"/>
+              </w:rPr>
+              <w:tab/>
+            </w:r>
+            <w:r>
+              <w:rPr>
+                <w:rStyle w:val="Hyperlink"/>
+                <w:noProof/>
+              </w:rPr>
+              <w:t>Functional requirements</w:t>
+            </w:r>
+            <w:r>
+              <w:rPr>
+                <w:noProof/>
+                <w:webHidden/>
+              </w:rPr>
+              <w:tab/>
+            </w:r>
+            <w:r>
+              <w:rPr>
+                <w:noProof/>
+                <w:webHidden/>
+              </w:rPr>
+              <w:fldChar w:fldCharType="begin"/>
+            </w:r>
+            <w:r>
+              <w:rPr>
+                <w:noProof/>
+                <w:webHidden/>
+              </w:rPr>
+              <w:instrText xml:space="preserve"> PAGEREF _Toc216797033 \h </w:instrText>
+            </w:r>
+            <w:r>
+              <w:rPr>
+                <w:noProof/>
+                <w:webHidden/>
+              </w:rPr>
+            </w:r>
+            <w:r>
+              <w:rPr>
+                <w:noProof/>
+                <w:webHidden/>
+              </w:rPr>
+              <w:fldChar w:fldCharType="separate"/>
+            </w:r>
+            <w:r>
+              <w:rPr>
+                <w:noProof/>
+                <w:webHidden/>
+              </w:rPr>
+              <w:t>3</w:t>
+            </w:r>
+            <w:r>
+              <w:rPr>
+                <w:noProof/>
+                <w:webHidden/>
+              </w:rPr>
+              <w:fldChar w:fldCharType="end"/>
+            </w:r>
+          </w:hyperlink>
+        </w:p>
+        <w:p>
+          <w:pPr>
+            <w:pStyle w:val="TOC2"/>
+            <w:tabs>
+              <w:tab w:val="left" w:pos="960"/>
+              <w:tab w:val="right" w:leader="dot" w:pos="8494"/>
+            </w:tabs>
+            <w:rPr>
+              <w:rFonts w:asciiTheme="minorHAnsi" w:eastAsiaTheme="minorEastAsia" w:hAnsiTheme="minorHAnsi" w:cstheme="minorBidi"/>
+              <w:noProof/>
+              <w:kern w:val="2"/>
+              <w:sz w:val="24"/>
+              <w:szCs w:val="24"/>
+              <w:lang w:val="en-AU" w:eastAsia="en-AU"/>
+              <w14:ligatures w14:val="standardContextual"/>
+            </w:rPr>
+          </w:pPr>
+          <w:hyperlink w:anchor="_Toc216797034" w:history="1">
+            <w:r>
+              <w:rPr>
+                <w:rStyle w:val="Hyperlink"/>
+                <w:noProof/>
+              </w:rPr>
+              <w:t>3.1.2</w:t>
+            </w:r>
+            <w:r>
+              <w:rPr>
+                <w:rFonts w:asciiTheme="minorHAnsi" w:eastAsiaTheme="minorEastAsia" w:hAnsiTheme="minorHAnsi" w:cstheme="minorBidi"/>
+                <w:noProof/>
+                <w:kern w:val="2"/>
+                <w:sz w:val="24"/>
+                <w:szCs w:val="24"/>
+                <w:lang w:val="en-AU" w:eastAsia="en-AU"/>
+                <w14:ligatures w14:val="standardContextual"/>
+              </w:rPr>
+              <w:tab/>
+            </w:r>
+            <w:r>
+              <w:rPr>
+                <w:rStyle w:val="Hyperlink"/>
+                <w:noProof/>
+              </w:rPr>
+              <w:t>Non-functional requirements</w:t>
+            </w:r>
+            <w:r>
+              <w:rPr>
+                <w:noProof/>
+                <w:webHidden/>
+              </w:rPr>
+              <w:tab/>
+            </w:r>
+            <w:r>
+              <w:rPr>
+                <w:noProof/>
+                <w:webHidden/>
+              </w:rPr>
+              <w:fldChar w:fldCharType="begin"/>
+            </w:r>
+            <w:r>
+              <w:rPr>
+                <w:noProof/>
+                <w:webHidden/>
+              </w:rPr>
+              <w:instrText xml:space="preserve"> PAGEREF _Toc216797034 \h </w:instrText>
+            </w:r>
+            <w:r>
+              <w:rPr>
+                <w:noProof/>
+                <w:webHidden/>
+              </w:rPr>
+            </w:r>
+            <w:r>
+              <w:rPr>
+                <w:noProof/>
+                <w:webHidden/>
+              </w:rPr>
+              <w:fldChar w:fldCharType="separate"/>
+            </w:r>
+            <w:r>
+              <w:rPr>
+                <w:noProof/>
+                <w:webHidden/>
+              </w:rPr>
+              <w:t>4</w:t>
+            </w:r>
+            <w:r>
+              <w:rPr>
+                <w:noProof/>
+                <w:webHidden/>
+              </w:rPr>
+              <w:fldChar w:fldCharType="end"/>
+            </w:r>
+          </w:hyperlink>
+        </w:p>
+        <w:p>
+          <w:pPr>
+            <w:pStyle w:val="TOC2"/>
+            <w:tabs>
+              <w:tab w:val="left" w:pos="960"/>
+              <w:tab w:val="right" w:leader="dot" w:pos="8494"/>
+            </w:tabs>
+            <w:rPr>
+              <w:rFonts w:asciiTheme="minorHAnsi" w:eastAsiaTheme="minorEastAsia" w:hAnsiTheme="minorHAnsi" w:cstheme="minorBidi"/>
+              <w:noProof/>
+              <w:kern w:val="2"/>
+              <w:sz w:val="24"/>
+              <w:szCs w:val="24"/>
+              <w:lang w:val="en-AU" w:eastAsia="en-AU"/>
+              <w14:ligatures w14:val="standardContextual"/>
+            </w:rPr>
+          </w:pPr>
+          <w:hyperlink w:anchor="_Toc216797035" w:history="1">
+            <w:r>
+              <w:rPr>
+                <w:rStyle w:val="Hyperlink"/>
+                <w:noProof/>
+              </w:rPr>
+              <w:t>3.2</w:t>
+            </w:r>
+            <w:r>
+              <w:rPr>
+                <w:rFonts w:asciiTheme="minorHAnsi" w:eastAsiaTheme="minorEastAsia" w:hAnsiTheme="minorHAnsi" w:cstheme="minorBidi"/>
+                <w:noProof/>
+                <w:kern w:val="2"/>
+                <w:sz w:val="24"/>
+                <w:szCs w:val="24"/>
+                <w:lang w:val="en-AU" w:eastAsia="en-AU"/>
+                <w14:ligatures w14:val="standardContextual"/>
+              </w:rPr>
+              <w:tab/>
+            </w:r>
+            <w:r>
+              <w:rPr>
+                <w:rStyle w:val="Hyperlink"/>
+                <w:noProof/>
+              </w:rPr>
+              <w:t>Use case</w:t>
+            </w:r>
+            <w:r>
+              <w:rPr>
+                <w:noProof/>
+                <w:webHidden/>
+              </w:rPr>
+              <w:tab/>
+            </w:r>
+            <w:r>
+              <w:rPr>
+                <w:noProof/>
+                <w:webHidden/>
+              </w:rPr>
+              <w:fldChar w:fldCharType="begin"/>
+            </w:r>
+            <w:r>
+              <w:rPr>
+                <w:noProof/>
+                <w:webHidden/>
+              </w:rPr>
+              <w:instrText xml:space="preserve"> PAGEREF _Toc216797035 \h </w:instrText>
+            </w:r>
+            <w:r>
+              <w:rPr>
+                <w:noProof/>
+                <w:webHidden/>
+              </w:rPr>
+            </w:r>
+            <w:r>
+              <w:rPr>
+                <w:noProof/>
+                <w:webHidden/>
+              </w:rPr>
+              <w:fldChar w:fldCharType="separate"/>
+            </w:r>
+            <w:r>
+              <w:rPr>
+                <w:noProof/>
+                <w:webHidden/>
+              </w:rPr>
+              <w:t>4</w:t>
+            </w:r>
+            <w:r>
+              <w:rPr>
+                <w:noProof/>
+                <w:webHidden/>
+              </w:rPr>
+              <w:fldChar w:fldCharType="end"/>
+            </w:r>
+          </w:hyperlink>
+        </w:p>
+        <w:p>
+          <w:pPr>
+            <w:pStyle w:val="TOC2"/>
+            <w:tabs>
+              <w:tab w:val="left" w:pos="960"/>
+              <w:tab w:val="right" w:leader="dot" w:pos="8494"/>
+            </w:tabs>
+            <w:rPr>
+              <w:rFonts w:asciiTheme="minorHAnsi" w:eastAsiaTheme="minorEastAsia" w:hAnsiTheme="minorHAnsi" w:cstheme="minorBidi"/>
+              <w:noProof/>
+              <w:kern w:val="2"/>
+              <w:sz w:val="24"/>
+              <w:szCs w:val="24"/>
+              <w:lang w:val="en-AU" w:eastAsia="en-AU"/>
+              <w14:ligatures w14:val="standardContextual"/>
+            </w:rPr>
+          </w:pPr>
+          <w:hyperlink w:anchor="_Toc216797036" w:history="1">
+            <w:r>
+              <w:rPr>
+                <w:rStyle w:val="Hyperlink"/>
+                <w:noProof/>
+              </w:rPr>
+              <w:t>3.3</w:t>
+            </w:r>
+            <w:r>
+              <w:rPr>
+                <w:rFonts w:asciiTheme="minorHAnsi" w:eastAsiaTheme="minorEastAsia" w:hAnsiTheme="minorHAnsi" w:cstheme="minorBidi"/>
+                <w:noProof/>
+                <w:kern w:val="2"/>
+                <w:sz w:val="24"/>
+                <w:szCs w:val="24"/>
+                <w:lang w:val="en-AU" w:eastAsia="en-AU"/>
+                <w14:ligatures w14:val="standardContextual"/>
+              </w:rPr>
+              <w:tab/>
+            </w:r>
+            <w:r>
+              <w:rPr>
+                <w:rStyle w:val="Hyperlink"/>
+                <w:noProof/>
+              </w:rPr>
+              <w:t>Use case description</w:t>
+            </w:r>
+            <w:r>
+              <w:rPr>
+                <w:noProof/>
+                <w:webHidden/>
+              </w:rPr>
+              <w:tab/>
+            </w:r>
+            <w:r>
+              <w:rPr>
+                <w:noProof/>
+                <w:webHidden/>
+              </w:rPr>
+              <w:fldChar w:fldCharType="begin"/>
+            </w:r>
+            <w:r>
+              <w:rPr>
+                <w:noProof/>
+                <w:webHidden/>
+              </w:rPr>
+              <w:instrText xml:space="preserve"> PAGEREF _Toc216797036 \h </w:instrText>
+            </w:r>
+            <w:r>
+              <w:rPr>
+                <w:noProof/>
+                <w:webHidden/>
+              </w:rPr>
+            </w:r>
+            <w:r>
+              <w:rPr>
+                <w:noProof/>
+                <w:webHidden/>
+              </w:rPr>
+              <w:fldChar w:fldCharType="separate"/>
+            </w:r>
+            <w:r>
+              <w:rPr>
+                <w:noProof/>
+                <w:webHidden/>
+              </w:rPr>
+              <w:t>7</w:t>
+            </w:r>
+            <w:r>
+              <w:rPr>
+                <w:noProof/>
+                <w:webHidden/>
+              </w:rPr>
+              <w:fldChar w:fldCharType="end"/>
+            </w:r>
+          </w:hyperlink>
+        </w:p>
+        <w:p>
+          <w:pPr>
+            <w:pStyle w:val="TOC2"/>
+            <w:tabs>
+              <w:tab w:val="left" w:pos="960"/>
+              <w:tab w:val="right" w:leader="dot" w:pos="8494"/>
+            </w:tabs>
+            <w:rPr>
+              <w:rFonts w:asciiTheme="minorHAnsi" w:eastAsiaTheme="minorEastAsia" w:hAnsiTheme="minorHAnsi" w:cstheme="minorBidi"/>
+              <w:noProof/>
+              <w:kern w:val="2"/>
+              <w:sz w:val="24"/>
+              <w:szCs w:val="24"/>
+              <w:lang w:val="en-AU" w:eastAsia="en-AU"/>
+              <w14:ligatures w14:val="standardContextual"/>
+            </w:rPr>
+          </w:pPr>
+          <w:hyperlink w:anchor="_Toc216797037" w:history="1">
+            <w:r>
+              <w:rPr>
+                <w:rStyle w:val="Hyperlink"/>
+                <w:noProof/>
+              </w:rPr>
+              <w:t>3.4</w:t>
+            </w:r>
+            <w:r>
+              <w:rPr>
+                <w:rFonts w:asciiTheme="minorHAnsi" w:eastAsiaTheme="minorEastAsia" w:hAnsiTheme="minorHAnsi" w:cstheme="minorBidi"/>
+                <w:noProof/>
+                <w:kern w:val="2"/>
+                <w:sz w:val="24"/>
+                <w:szCs w:val="24"/>
+                <w:lang w:val="en-AU" w:eastAsia="en-AU"/>
+                <w14:ligatures w14:val="standardContextual"/>
+              </w:rPr>
+              <w:tab/>
+            </w:r>
+            <w:r>
+              <w:rPr>
+                <w:rStyle w:val="Hyperlink"/>
+                <w:noProof/>
+              </w:rPr>
+              <w:t>System sequence diagram</w:t>
+            </w:r>
+            <w:r>
+              <w:rPr>
+                <w:noProof/>
+                <w:webHidden/>
+              </w:rPr>
+              <w:tab/>
+            </w:r>
+            <w:r>
+              <w:rPr>
+                <w:noProof/>
+                <w:webHidden/>
+              </w:rPr>
+              <w:fldChar w:fldCharType="begin"/>
+            </w:r>
+            <w:r>
+              <w:rPr>
+                <w:noProof/>
+                <w:webHidden/>
+              </w:rPr>
+              <w:instrText xml:space="preserve"> PAGEREF _Toc216797037 \h </w:instrText>
+            </w:r>
+            <w:r>
+              <w:rPr>
+                <w:noProof/>
+                <w:webHidden/>
+              </w:rPr>
+            </w:r>
+            <w:r>
+              <w:rPr>
+                <w:noProof/>
+                <w:webHidden/>
+              </w:rPr>
+              <w:fldChar w:fldCharType="separate"/>
+            </w:r>
+            <w:r>
+              <w:rPr>
+                <w:noProof/>
+                <w:webHidden/>
+              </w:rPr>
+              <w:t>8</w:t>
+            </w:r>
+            <w:r>
+              <w:rPr>
+                <w:noProof/>
+                <w:webHidden/>
+              </w:rPr>
+              <w:fldChar w:fldCharType="end"/>
+            </w:r>
+          </w:hyperlink>
+        </w:p>
+        <w:p>
+          <w:pPr>
+            <w:pStyle w:val="TOC2"/>
+            <w:tabs>
+              <w:tab w:val="left" w:pos="960"/>
+              <w:tab w:val="right" w:leader="dot" w:pos="8494"/>
+            </w:tabs>
+            <w:rPr>
+              <w:rFonts w:asciiTheme="minorHAnsi" w:eastAsiaTheme="minorEastAsia" w:hAnsiTheme="minorHAnsi" w:cstheme="minorBidi"/>
+              <w:noProof/>
+              <w:kern w:val="2"/>
+              <w:sz w:val="24"/>
+              <w:szCs w:val="24"/>
+              <w:lang w:val="en-AU" w:eastAsia="en-AU"/>
+              <w14:ligatures w14:val="standardContextual"/>
+            </w:rPr>
+          </w:pPr>
+          <w:hyperlink w:anchor="_Toc216797038" w:history="1">
+            <w:r>
+              <w:rPr>
+                <w:rStyle w:val="Hyperlink"/>
+                <w:noProof/>
+              </w:rPr>
+              <w:t>3.5</w:t>
+            </w:r>
+            <w:r>
+              <w:rPr>
+                <w:rFonts w:asciiTheme="minorHAnsi" w:eastAsiaTheme="minorEastAsia" w:hAnsiTheme="minorHAnsi" w:cstheme="minorBidi"/>
+                <w:noProof/>
+                <w:kern w:val="2"/>
+                <w:sz w:val="24"/>
+                <w:szCs w:val="24"/>
+                <w:lang w:val="en-AU" w:eastAsia="en-AU"/>
+                <w14:ligatures w14:val="standardContextual"/>
+              </w:rPr>
+              <w:tab/>
+            </w:r>
+            <w:r>
+              <w:rPr>
+                <w:rStyle w:val="Hyperlink"/>
+                <w:noProof/>
+              </w:rPr>
+              <w:t>Domain model</w:t>
+            </w:r>
+            <w:r>
+              <w:rPr>
+                <w:noProof/>
+                <w:webHidden/>
+              </w:rPr>
+              <w:tab/>
+            </w:r>
+            <w:r>
+              <w:rPr>
+                <w:noProof/>
+                <w:webHidden/>
+              </w:rPr>
+              <w:fldChar w:fldCharType="begin"/>
+            </w:r>
+            <w:r>
+              <w:rPr>
+                <w:noProof/>
+                <w:webHidden/>
+              </w:rPr>
+              <w:instrText xml:space="preserve"> PAGEREF _Toc216797038 \h </w:instrText>
+            </w:r>
+            <w:r>
+              <w:rPr>
+                <w:noProof/>
+                <w:webHidden/>
+              </w:rPr>
+            </w:r>
+            <w:r>
+              <w:rPr>
+                <w:noProof/>
+                <w:webHidden/>
+              </w:rPr>
+              <w:fldChar w:fldCharType="separate"/>
+            </w:r>
+            <w:r>
+              <w:rPr>
+                <w:noProof/>
+                <w:webHidden/>
+              </w:rPr>
+              <w:t>9</w:t>
+            </w:r>
+            <w:r>
+              <w:rPr>
+                <w:noProof/>
+                <w:webHidden/>
+              </w:rPr>
+              <w:fldChar w:fldCharType="end"/>
+            </w:r>
+          </w:hyperlink>
+        </w:p>
+        <w:p>
+          <w:pPr>
+            <w:pStyle w:val="TOC2"/>
+            <w:tabs>
+              <w:tab w:val="left" w:pos="960"/>
+              <w:tab w:val="right" w:leader="dot" w:pos="8494"/>
+            </w:tabs>
+            <w:rPr>
+              <w:rFonts w:asciiTheme="minorHAnsi" w:eastAsiaTheme="minorEastAsia" w:hAnsiTheme="minorHAnsi" w:cstheme="minorBidi"/>
+              <w:noProof/>
+              <w:kern w:val="2"/>
+              <w:sz w:val="24"/>
+              <w:szCs w:val="24"/>
+              <w:lang w:val="en-AU" w:eastAsia="en-AU"/>
+              <w14:ligatures w14:val="standardContextual"/>
+            </w:rPr>
+          </w:pPr>
+          <w:hyperlink w:anchor="_Toc216797039" w:history="1">
+            <w:r>
+              <w:rPr>
+                <w:rStyle w:val="Hyperlink"/>
+                <w:noProof/>
+              </w:rPr>
+              <w:t>3.6</w:t>
+            </w:r>
+            <w:r>
+              <w:rPr>
+                <w:rFonts w:asciiTheme="minorHAnsi" w:eastAsiaTheme="minorEastAsia" w:hAnsiTheme="minorHAnsi" w:cstheme="minorBidi"/>
+                <w:noProof/>
+                <w:kern w:val="2"/>
+                <w:sz w:val="24"/>
+                <w:szCs w:val="24"/>
+                <w:lang w:val="en-AU" w:eastAsia="en-AU"/>
+                <w14:ligatures w14:val="standardContextual"/>
+              </w:rPr>
+              <w:tab/>
+            </w:r>
+            <w:r>
+              <w:rPr>
+                <w:rStyle w:val="Hyperlink"/>
+                <w:noProof/>
+              </w:rPr>
+              <w:t>Entity Relationship Diagram</w:t>
+            </w:r>
+            <w:r>
+              <w:rPr>
+                <w:noProof/>
+                <w:webHidden/>
+              </w:rPr>
+              <w:tab/>
+            </w:r>
+            <w:r>
+              <w:rPr>
+                <w:noProof/>
+                <w:webHidden/>
+              </w:rPr>
+              <w:fldChar w:fldCharType="begin"/>
+            </w:r>
+            <w:r>
+              <w:rPr>
+                <w:noProof/>
+                <w:webHidden/>
+              </w:rPr>
+              <w:instrText xml:space="preserve"> PAGEREF _Toc216797039 \h </w:instrText>
+            </w:r>
+            <w:r>
+              <w:rPr>
+                <w:noProof/>
+                <w:webHidden/>
+              </w:rPr>
+            </w:r>
+            <w:r>
+              <w:rPr>
+                <w:noProof/>
+                <w:webHidden/>
+              </w:rPr>
+              <w:fldChar w:fldCharType="separate"/>
+            </w:r>
+            <w:r>
+              <w:rPr>
+                <w:noProof/>
+                <w:webHidden/>
+              </w:rPr>
+              <w:t>10</w:t>
+            </w:r>
+            <w:r>
+              <w:rPr>
+                <w:noProof/>
+                <w:webHidden/>
+              </w:rPr>
+              <w:fldChar w:fldCharType="end"/>
+            </w:r>
+          </w:hyperlink>
+        </w:p>
+        <w:p>
+          <w:pPr>
+            <w:pStyle w:val="TOC2"/>
+            <w:tabs>
+              <w:tab w:val="left" w:pos="960"/>
+              <w:tab w:val="right" w:leader="dot" w:pos="8494"/>
+            </w:tabs>
+            <w:rPr>
+              <w:rFonts w:asciiTheme="minorHAnsi" w:eastAsiaTheme="minorEastAsia" w:hAnsiTheme="minorHAnsi" w:cstheme="minorBidi"/>
+              <w:noProof/>
+              <w:kern w:val="2"/>
+              <w:sz w:val="24"/>
+              <w:szCs w:val="24"/>
+              <w:lang w:val="en-AU" w:eastAsia="en-AU"/>
+              <w14:ligatures w14:val="standardContextual"/>
+            </w:rPr>
+          </w:pPr>
+          <w:hyperlink w:anchor="_Toc216797040" w:history="1">
+            <w:r>
+              <w:rPr>
+                <w:rStyle w:val="Hyperlink"/>
+                <w:noProof/>
+              </w:rPr>
+              <w:t>3.7</w:t>
+            </w:r>
+            <w:r>
+              <w:rPr>
+                <w:rFonts w:asciiTheme="minorHAnsi" w:eastAsiaTheme="minorEastAsia" w:hAnsiTheme="minorHAnsi" w:cstheme="minorBidi"/>
+                <w:noProof/>
+                <w:kern w:val="2"/>
+                <w:sz w:val="24"/>
+                <w:szCs w:val="24"/>
+                <w:lang w:val="en-AU" w:eastAsia="en-AU"/>
+                <w14:ligatures w14:val="standardContextual"/>
+              </w:rPr>
+              <w:tab/>
+            </w:r>
+            <w:r>
+              <w:rPr>
+                <w:rStyle w:val="Hyperlink"/>
+                <w:noProof/>
+              </w:rPr>
+              <w:t>Security</w:t>
+            </w:r>
+            <w:r>
+              <w:rPr>
+                <w:noProof/>
+                <w:webHidden/>
+              </w:rPr>
+              <w:tab/>
+            </w:r>
+            <w:r>
+              <w:rPr>
+                <w:noProof/>
+                <w:webHidden/>
+              </w:rPr>
+              <w:fldChar w:fldCharType="begin"/>
+            </w:r>
+            <w:r>
+              <w:rPr>
+                <w:noProof/>
+                <w:webHidden/>
+              </w:rPr>
+              <w:instrText xml:space="preserve"> PAGEREF _Toc216797040 \h </w:instrText>
+            </w:r>
+            <w:r>
+              <w:rPr>
+                <w:noProof/>
+                <w:webHidden/>
+              </w:rPr>
+            </w:r>
+            <w:r>
+              <w:rPr>
+                <w:noProof/>
+                <w:webHidden/>
+              </w:rPr>
+              <w:fldChar w:fldCharType="separate"/>
+            </w:r>
+            <w:r>
+              <w:rPr>
+                <w:noProof/>
+                <w:webHidden/>
+              </w:rPr>
+              <w:t>11</w:t>
             </w:r>
             <w:r>
               <w:rPr>
@@ -846,11 +1596,11 @@
               <w:kern w:val="2"/>
               <w:sz w:val="24"/>
               <w:szCs w:val="24"/>
-              <w:lang w:val="da-DK" w:eastAsia="da-DK"/>
+              <w:lang w:val="en-AU" w:eastAsia="en-AU"/>
               <w14:ligatures w14:val="standardContextual"/>
             </w:rPr>
           </w:pPr>
-          <w:hyperlink w:anchor="_Toc167277087" w:history="1">
+          <w:hyperlink w:anchor="_Toc216797041" w:history="1">
             <w:r>
               <w:rPr>
                 <w:rStyle w:val="Hyperlink"/>
@@ -865,7 +1615,7 @@
                 <w:kern w:val="2"/>
                 <w:sz w:val="24"/>
                 <w:szCs w:val="24"/>
-                <w:lang w:val="da-DK" w:eastAsia="da-DK"/>
+                <w:lang w:val="en-AU" w:eastAsia="en-AU"/>
                 <w14:ligatures w14:val="standardContextual"/>
               </w:rPr>
               <w:tab/>
@@ -875,7 +1625,7 @@
                 <w:rStyle w:val="Hyperlink"/>
                 <w:noProof/>
               </w:rPr>
-              <w:t>Discussion</w:t>
+              <w:t>Design</w:t>
             </w:r>
             <w:r>
               <w:rPr>
@@ -896,7 +1646,7 @@
                 <w:noProof/>
                 <w:webHidden/>
               </w:rPr>
-              <w:instrText xml:space="preserve"> PAGEREF _Toc167277087 \h </w:instrText>
+              <w:instrText xml:space="preserve"> PAGEREF _Toc216797041 \h </w:instrText>
             </w:r>
             <w:r>
               <w:rPr>
@@ -916,7 +1666,571 @@
                 <w:noProof/>
                 <w:webHidden/>
               </w:rPr>
-              <w:t>4</w:t>
+              <w:t>12</w:t>
+            </w:r>
+            <w:r>
+              <w:rPr>
+                <w:noProof/>
+                <w:webHidden/>
+              </w:rPr>
+              <w:fldChar w:fldCharType="end"/>
+            </w:r>
+          </w:hyperlink>
+        </w:p>
+        <w:p>
+          <w:pPr>
+            <w:pStyle w:val="TOC2"/>
+            <w:tabs>
+              <w:tab w:val="left" w:pos="960"/>
+              <w:tab w:val="right" w:leader="dot" w:pos="8494"/>
+            </w:tabs>
+            <w:rPr>
+              <w:rFonts w:asciiTheme="minorHAnsi" w:eastAsiaTheme="minorEastAsia" w:hAnsiTheme="minorHAnsi" w:cstheme="minorBidi"/>
+              <w:noProof/>
+              <w:kern w:val="2"/>
+              <w:sz w:val="24"/>
+              <w:szCs w:val="24"/>
+              <w:lang w:val="en-AU" w:eastAsia="en-AU"/>
+              <w14:ligatures w14:val="standardContextual"/>
+            </w:rPr>
+          </w:pPr>
+          <w:hyperlink w:anchor="_Toc216797043" w:history="1">
+            <w:r>
+              <w:rPr>
+                <w:rStyle w:val="Hyperlink"/>
+                <w:noProof/>
+              </w:rPr>
+              <w:t>4.1</w:t>
+            </w:r>
+            <w:r>
+              <w:rPr>
+                <w:rFonts w:asciiTheme="minorHAnsi" w:eastAsiaTheme="minorEastAsia" w:hAnsiTheme="minorHAnsi" w:cstheme="minorBidi"/>
+                <w:noProof/>
+                <w:kern w:val="2"/>
+                <w:sz w:val="24"/>
+                <w:szCs w:val="24"/>
+                <w:lang w:val="en-AU" w:eastAsia="en-AU"/>
+                <w14:ligatures w14:val="standardContextual"/>
+              </w:rPr>
+              <w:tab/>
+            </w:r>
+            <w:r>
+              <w:rPr>
+                <w:rStyle w:val="Hyperlink"/>
+                <w:noProof/>
+              </w:rPr>
+              <w:t>Architectural overview</w:t>
+            </w:r>
+            <w:r>
+              <w:rPr>
+                <w:noProof/>
+                <w:webHidden/>
+              </w:rPr>
+              <w:tab/>
+            </w:r>
+            <w:r>
+              <w:rPr>
+                <w:noProof/>
+                <w:webHidden/>
+              </w:rPr>
+              <w:fldChar w:fldCharType="begin"/>
+            </w:r>
+            <w:r>
+              <w:rPr>
+                <w:noProof/>
+                <w:webHidden/>
+              </w:rPr>
+              <w:instrText xml:space="preserve"> PAGEREF _Toc216797043 \h </w:instrText>
+            </w:r>
+            <w:r>
+              <w:rPr>
+                <w:noProof/>
+                <w:webHidden/>
+              </w:rPr>
+            </w:r>
+            <w:r>
+              <w:rPr>
+                <w:noProof/>
+                <w:webHidden/>
+              </w:rPr>
+              <w:fldChar w:fldCharType="separate"/>
+            </w:r>
+            <w:r>
+              <w:rPr>
+                <w:noProof/>
+                <w:webHidden/>
+              </w:rPr>
+              <w:t>12</w:t>
+            </w:r>
+            <w:r>
+              <w:rPr>
+                <w:noProof/>
+                <w:webHidden/>
+              </w:rPr>
+              <w:fldChar w:fldCharType="end"/>
+            </w:r>
+          </w:hyperlink>
+        </w:p>
+        <w:p>
+          <w:pPr>
+            <w:pStyle w:val="TOC2"/>
+            <w:tabs>
+              <w:tab w:val="left" w:pos="960"/>
+              <w:tab w:val="right" w:leader="dot" w:pos="8494"/>
+            </w:tabs>
+            <w:rPr>
+              <w:rFonts w:asciiTheme="minorHAnsi" w:eastAsiaTheme="minorEastAsia" w:hAnsiTheme="minorHAnsi" w:cstheme="minorBidi"/>
+              <w:noProof/>
+              <w:kern w:val="2"/>
+              <w:sz w:val="24"/>
+              <w:szCs w:val="24"/>
+              <w:lang w:val="en-AU" w:eastAsia="en-AU"/>
+              <w14:ligatures w14:val="standardContextual"/>
+            </w:rPr>
+          </w:pPr>
+          <w:hyperlink w:anchor="_Toc216797044" w:history="1">
+            <w:r>
+              <w:rPr>
+                <w:rStyle w:val="Hyperlink"/>
+                <w:noProof/>
+              </w:rPr>
+              <w:t>4.2</w:t>
+            </w:r>
+            <w:r>
+              <w:rPr>
+                <w:rFonts w:asciiTheme="minorHAnsi" w:eastAsiaTheme="minorEastAsia" w:hAnsiTheme="minorHAnsi" w:cstheme="minorBidi"/>
+                <w:noProof/>
+                <w:kern w:val="2"/>
+                <w:sz w:val="24"/>
+                <w:szCs w:val="24"/>
+                <w:lang w:val="en-AU" w:eastAsia="en-AU"/>
+                <w14:ligatures w14:val="standardContextual"/>
+              </w:rPr>
+              <w:tab/>
+            </w:r>
+            <w:r>
+              <w:rPr>
+                <w:rStyle w:val="Hyperlink"/>
+                <w:noProof/>
+              </w:rPr>
+              <w:t>Client</w:t>
+            </w:r>
+            <w:r>
+              <w:rPr>
+                <w:noProof/>
+                <w:webHidden/>
+              </w:rPr>
+              <w:tab/>
+            </w:r>
+            <w:r>
+              <w:rPr>
+                <w:noProof/>
+                <w:webHidden/>
+              </w:rPr>
+              <w:fldChar w:fldCharType="begin"/>
+            </w:r>
+            <w:r>
+              <w:rPr>
+                <w:noProof/>
+                <w:webHidden/>
+              </w:rPr>
+              <w:instrText xml:space="preserve"> PAGEREF _Toc216797044 \h </w:instrText>
+            </w:r>
+            <w:r>
+              <w:rPr>
+                <w:noProof/>
+                <w:webHidden/>
+              </w:rPr>
+            </w:r>
+            <w:r>
+              <w:rPr>
+                <w:noProof/>
+                <w:webHidden/>
+              </w:rPr>
+              <w:fldChar w:fldCharType="separate"/>
+            </w:r>
+            <w:r>
+              <w:rPr>
+                <w:noProof/>
+                <w:webHidden/>
+              </w:rPr>
+              <w:t>13</w:t>
+            </w:r>
+            <w:r>
+              <w:rPr>
+                <w:noProof/>
+                <w:webHidden/>
+              </w:rPr>
+              <w:fldChar w:fldCharType="end"/>
+            </w:r>
+          </w:hyperlink>
+        </w:p>
+        <w:p>
+          <w:pPr>
+            <w:pStyle w:val="TOC2"/>
+            <w:tabs>
+              <w:tab w:val="left" w:pos="960"/>
+              <w:tab w:val="right" w:leader="dot" w:pos="8494"/>
+            </w:tabs>
+            <w:rPr>
+              <w:rFonts w:asciiTheme="minorHAnsi" w:eastAsiaTheme="minorEastAsia" w:hAnsiTheme="minorHAnsi" w:cstheme="minorBidi"/>
+              <w:noProof/>
+              <w:kern w:val="2"/>
+              <w:sz w:val="24"/>
+              <w:szCs w:val="24"/>
+              <w:lang w:val="en-AU" w:eastAsia="en-AU"/>
+              <w14:ligatures w14:val="standardContextual"/>
+            </w:rPr>
+          </w:pPr>
+          <w:hyperlink w:anchor="_Toc216797045" w:history="1">
+            <w:r>
+              <w:rPr>
+                <w:rStyle w:val="Hyperlink"/>
+                <w:noProof/>
+              </w:rPr>
+              <w:t>4.3</w:t>
+            </w:r>
+            <w:r>
+              <w:rPr>
+                <w:rFonts w:asciiTheme="minorHAnsi" w:eastAsiaTheme="minorEastAsia" w:hAnsiTheme="minorHAnsi" w:cstheme="minorBidi"/>
+                <w:noProof/>
+                <w:kern w:val="2"/>
+                <w:sz w:val="24"/>
+                <w:szCs w:val="24"/>
+                <w:lang w:val="en-AU" w:eastAsia="en-AU"/>
+                <w14:ligatures w14:val="standardContextual"/>
+              </w:rPr>
+              <w:tab/>
+            </w:r>
+            <w:r>
+              <w:rPr>
+                <w:rStyle w:val="Hyperlink"/>
+                <w:noProof/>
+              </w:rPr>
+              <w:t>Gateway</w:t>
+            </w:r>
+            <w:r>
+              <w:rPr>
+                <w:noProof/>
+                <w:webHidden/>
+              </w:rPr>
+              <w:tab/>
+            </w:r>
+            <w:r>
+              <w:rPr>
+                <w:noProof/>
+                <w:webHidden/>
+              </w:rPr>
+              <w:fldChar w:fldCharType="begin"/>
+            </w:r>
+            <w:r>
+              <w:rPr>
+                <w:noProof/>
+                <w:webHidden/>
+              </w:rPr>
+              <w:instrText xml:space="preserve"> PAGEREF _Toc216797045 \h </w:instrText>
+            </w:r>
+            <w:r>
+              <w:rPr>
+                <w:noProof/>
+                <w:webHidden/>
+              </w:rPr>
+            </w:r>
+            <w:r>
+              <w:rPr>
+                <w:noProof/>
+                <w:webHidden/>
+              </w:rPr>
+              <w:fldChar w:fldCharType="separate"/>
+            </w:r>
+            <w:r>
+              <w:rPr>
+                <w:noProof/>
+                <w:webHidden/>
+              </w:rPr>
+              <w:t>13</w:t>
+            </w:r>
+            <w:r>
+              <w:rPr>
+                <w:noProof/>
+                <w:webHidden/>
+              </w:rPr>
+              <w:fldChar w:fldCharType="end"/>
+            </w:r>
+          </w:hyperlink>
+        </w:p>
+        <w:p>
+          <w:pPr>
+            <w:pStyle w:val="TOC2"/>
+            <w:tabs>
+              <w:tab w:val="left" w:pos="960"/>
+              <w:tab w:val="right" w:leader="dot" w:pos="8494"/>
+            </w:tabs>
+            <w:rPr>
+              <w:rFonts w:asciiTheme="minorHAnsi" w:eastAsiaTheme="minorEastAsia" w:hAnsiTheme="minorHAnsi" w:cstheme="minorBidi"/>
+              <w:noProof/>
+              <w:kern w:val="2"/>
+              <w:sz w:val="24"/>
+              <w:szCs w:val="24"/>
+              <w:lang w:val="en-AU" w:eastAsia="en-AU"/>
+              <w14:ligatures w14:val="standardContextual"/>
+            </w:rPr>
+          </w:pPr>
+          <w:hyperlink w:anchor="_Toc216797046" w:history="1">
+            <w:r>
+              <w:rPr>
+                <w:rStyle w:val="Hyperlink"/>
+                <w:noProof/>
+              </w:rPr>
+              <w:t>4.4</w:t>
+            </w:r>
+            <w:r>
+              <w:rPr>
+                <w:rFonts w:asciiTheme="minorHAnsi" w:eastAsiaTheme="minorEastAsia" w:hAnsiTheme="minorHAnsi" w:cstheme="minorBidi"/>
+                <w:noProof/>
+                <w:kern w:val="2"/>
+                <w:sz w:val="24"/>
+                <w:szCs w:val="24"/>
+                <w:lang w:val="en-AU" w:eastAsia="en-AU"/>
+                <w14:ligatures w14:val="standardContextual"/>
+              </w:rPr>
+              <w:tab/>
+            </w:r>
+            <w:r>
+              <w:rPr>
+                <w:rStyle w:val="Hyperlink"/>
+                <w:noProof/>
+              </w:rPr>
+              <w:t>Services</w:t>
+            </w:r>
+            <w:r>
+              <w:rPr>
+                <w:noProof/>
+                <w:webHidden/>
+              </w:rPr>
+              <w:tab/>
+            </w:r>
+            <w:r>
+              <w:rPr>
+                <w:noProof/>
+                <w:webHidden/>
+              </w:rPr>
+              <w:fldChar w:fldCharType="begin"/>
+            </w:r>
+            <w:r>
+              <w:rPr>
+                <w:noProof/>
+                <w:webHidden/>
+              </w:rPr>
+              <w:instrText xml:space="preserve"> PAGEREF _Toc216797046 \h </w:instrText>
+            </w:r>
+            <w:r>
+              <w:rPr>
+                <w:noProof/>
+                <w:webHidden/>
+              </w:rPr>
+            </w:r>
+            <w:r>
+              <w:rPr>
+                <w:noProof/>
+                <w:webHidden/>
+              </w:rPr>
+              <w:fldChar w:fldCharType="separate"/>
+            </w:r>
+            <w:r>
+              <w:rPr>
+                <w:noProof/>
+                <w:webHidden/>
+              </w:rPr>
+              <w:t>14</w:t>
+            </w:r>
+            <w:r>
+              <w:rPr>
+                <w:noProof/>
+                <w:webHidden/>
+              </w:rPr>
+              <w:fldChar w:fldCharType="end"/>
+            </w:r>
+          </w:hyperlink>
+        </w:p>
+        <w:p>
+          <w:pPr>
+            <w:pStyle w:val="TOC2"/>
+            <w:tabs>
+              <w:tab w:val="left" w:pos="960"/>
+              <w:tab w:val="right" w:leader="dot" w:pos="8494"/>
+            </w:tabs>
+            <w:rPr>
+              <w:rFonts w:asciiTheme="minorHAnsi" w:eastAsiaTheme="minorEastAsia" w:hAnsiTheme="minorHAnsi" w:cstheme="minorBidi"/>
+              <w:noProof/>
+              <w:kern w:val="2"/>
+              <w:sz w:val="24"/>
+              <w:szCs w:val="24"/>
+              <w:lang w:val="en-AU" w:eastAsia="en-AU"/>
+              <w14:ligatures w14:val="standardContextual"/>
+            </w:rPr>
+          </w:pPr>
+          <w:hyperlink w:anchor="_Toc216797047" w:history="1">
+            <w:r>
+              <w:rPr>
+                <w:rStyle w:val="Hyperlink"/>
+                <w:noProof/>
+              </w:rPr>
+              <w:t>4.5</w:t>
+            </w:r>
+            <w:r>
+              <w:rPr>
+                <w:rFonts w:asciiTheme="minorHAnsi" w:eastAsiaTheme="minorEastAsia" w:hAnsiTheme="minorHAnsi" w:cstheme="minorBidi"/>
+                <w:noProof/>
+                <w:kern w:val="2"/>
+                <w:sz w:val="24"/>
+                <w:szCs w:val="24"/>
+                <w:lang w:val="en-AU" w:eastAsia="en-AU"/>
+                <w14:ligatures w14:val="standardContextual"/>
+              </w:rPr>
+              <w:tab/>
+            </w:r>
+            <w:r>
+              <w:rPr>
+                <w:rStyle w:val="Hyperlink"/>
+                <w:noProof/>
+              </w:rPr>
+              <w:t>Persistence</w:t>
+            </w:r>
+            <w:r>
+              <w:rPr>
+                <w:noProof/>
+                <w:webHidden/>
+              </w:rPr>
+              <w:tab/>
+            </w:r>
+            <w:r>
+              <w:rPr>
+                <w:noProof/>
+                <w:webHidden/>
+              </w:rPr>
+              <w:fldChar w:fldCharType="begin"/>
+            </w:r>
+            <w:r>
+              <w:rPr>
+                <w:noProof/>
+                <w:webHidden/>
+              </w:rPr>
+              <w:instrText xml:space="preserve"> PAGEREF _Toc216797047 \h </w:instrText>
+            </w:r>
+            <w:r>
+              <w:rPr>
+                <w:noProof/>
+                <w:webHidden/>
+              </w:rPr>
+            </w:r>
+            <w:r>
+              <w:rPr>
+                <w:noProof/>
+                <w:webHidden/>
+              </w:rPr>
+              <w:fldChar w:fldCharType="separate"/>
+            </w:r>
+            <w:r>
+              <w:rPr>
+                <w:noProof/>
+                <w:webHidden/>
+              </w:rPr>
+              <w:t>14</w:t>
+            </w:r>
+            <w:r>
+              <w:rPr>
+                <w:noProof/>
+                <w:webHidden/>
+              </w:rPr>
+              <w:fldChar w:fldCharType="end"/>
+            </w:r>
+          </w:hyperlink>
+        </w:p>
+        <w:p>
+          <w:pPr>
+            <w:pStyle w:val="TOC2"/>
+            <w:tabs>
+              <w:tab w:val="left" w:pos="960"/>
+              <w:tab w:val="right" w:leader="dot" w:pos="8494"/>
+            </w:tabs>
+            <w:rPr>
+              <w:rFonts w:asciiTheme="minorHAnsi" w:eastAsiaTheme="minorEastAsia" w:hAnsiTheme="minorHAnsi" w:cstheme="minorBidi"/>
+              <w:noProof/>
+              <w:kern w:val="2"/>
+              <w:sz w:val="24"/>
+              <w:szCs w:val="24"/>
+              <w:lang w:val="en-AU" w:eastAsia="en-AU"/>
+              <w14:ligatures w14:val="standardContextual"/>
+            </w:rPr>
+          </w:pPr>
+          <w:hyperlink w:anchor="_Toc216797048" w:history="1">
+            <w:r>
+              <w:rPr>
+                <w:rStyle w:val="Hyperlink"/>
+                <w:noProof/>
+              </w:rPr>
+              <w:t>4.6</w:t>
+            </w:r>
+            <w:r>
+              <w:rPr>
+                <w:rFonts w:asciiTheme="minorHAnsi" w:eastAsiaTheme="minorEastAsia" w:hAnsiTheme="minorHAnsi" w:cstheme="minorBidi"/>
+                <w:noProof/>
+                <w:kern w:val="2"/>
+                <w:sz w:val="24"/>
+                <w:szCs w:val="24"/>
+                <w:lang w:val="en-AU" w:eastAsia="en-AU"/>
+                <w14:ligatures w14:val="standardContextual"/>
+              </w:rPr>
+              <w:tab/>
+            </w:r>
+            <w:r>
+              <w:rPr>
+                <w:rStyle w:val="Hyperlink"/>
+                <w:noProof/>
+              </w:rPr>
+              <w:t>Security</w:t>
+            </w:r>
+            <w:r>
+              <w:rPr>
+                <w:noProof/>
+                <w:webHidden/>
+              </w:rPr>
+              <w:tab/>
+            </w:r>
+            <w:r>
+              <w:rPr>
+                <w:noProof/>
+                <w:webHidden/>
+              </w:rPr>
+              <w:fldChar w:fldCharType="begin"/>
+            </w:r>
+            <w:r>
+              <w:rPr>
+                <w:noProof/>
+                <w:webHidden/>
+              </w:rPr>
+              <w:instrText xml:space="preserve"> PAGEREF _Toc216797048 \h </w:instrText>
+            </w:r>
+            <w:r>
+              <w:rPr>
+                <w:noProof/>
+                <w:webHidden/>
+              </w:rPr>
+            </w:r>
+            <w:r>
+              <w:rPr>
+                <w:noProof/>
+                <w:webHidden/>
+              </w:rPr>
+              <w:fldChar w:fldCharType="separate"/>
+            </w:r>
+            <w:r>
+              <w:rPr>
+                <w:noProof/>
+                <w:webHidden/>
+              </w:rPr>
+              <w:t>14</w:t>
             </w:r>
             <w:r>
               <w:rPr>
@@ -939,11 +2253,11 @@
               <w:kern w:val="2"/>
               <w:sz w:val="24"/>
               <w:szCs w:val="24"/>
-              <w:lang w:val="da-DK" w:eastAsia="da-DK"/>
+              <w:lang w:val="en-AU" w:eastAsia="en-AU"/>
               <w14:ligatures w14:val="standardContextual"/>
             </w:rPr>
           </w:pPr>
-          <w:hyperlink w:anchor="_Toc167277088" w:history="1">
+          <w:hyperlink w:anchor="_Toc216797049" w:history="1">
             <w:r>
               <w:rPr>
                 <w:rStyle w:val="Hyperlink"/>
@@ -958,7 +2272,7 @@
                 <w:kern w:val="2"/>
                 <w:sz w:val="24"/>
                 <w:szCs w:val="24"/>
-                <w:lang w:val="da-DK" w:eastAsia="da-DK"/>
+                <w:lang w:val="en-AU" w:eastAsia="en-AU"/>
                 <w14:ligatures w14:val="standardContextual"/>
               </w:rPr>
               <w:tab/>
@@ -968,7 +2282,7 @@
                 <w:rStyle w:val="Hyperlink"/>
                 <w:noProof/>
               </w:rPr>
-              <w:t>Conclusion and Recommendations</w:t>
+              <w:t>Implementation</w:t>
             </w:r>
             <w:r>
               <w:rPr>
@@ -989,7 +2303,7 @@
                 <w:noProof/>
                 <w:webHidden/>
               </w:rPr>
-              <w:instrText xml:space="preserve"> PAGEREF _Toc167277088 \h </w:instrText>
+              <w:instrText xml:space="preserve"> PAGEREF _Toc216797049 \h </w:instrText>
             </w:r>
             <w:r>
               <w:rPr>
@@ -1009,7 +2323,665 @@
                 <w:noProof/>
                 <w:webHidden/>
               </w:rPr>
-              <w:t>5</w:t>
+              <w:t>15</w:t>
+            </w:r>
+            <w:r>
+              <w:rPr>
+                <w:noProof/>
+                <w:webHidden/>
+              </w:rPr>
+              <w:fldChar w:fldCharType="end"/>
+            </w:r>
+          </w:hyperlink>
+        </w:p>
+        <w:p>
+          <w:pPr>
+            <w:pStyle w:val="TOC2"/>
+            <w:tabs>
+              <w:tab w:val="left" w:pos="960"/>
+              <w:tab w:val="right" w:leader="dot" w:pos="8494"/>
+            </w:tabs>
+            <w:rPr>
+              <w:rFonts w:asciiTheme="minorHAnsi" w:eastAsiaTheme="minorEastAsia" w:hAnsiTheme="minorHAnsi" w:cstheme="minorBidi"/>
+              <w:noProof/>
+              <w:kern w:val="2"/>
+              <w:sz w:val="24"/>
+              <w:szCs w:val="24"/>
+              <w:lang w:val="en-AU" w:eastAsia="en-AU"/>
+              <w14:ligatures w14:val="standardContextual"/>
+            </w:rPr>
+          </w:pPr>
+          <w:hyperlink w:anchor="_Toc216797051" w:history="1">
+            <w:r>
+              <w:rPr>
+                <w:rStyle w:val="Hyperlink"/>
+                <w:noProof/>
+              </w:rPr>
+              <w:t>5.1</w:t>
+            </w:r>
+            <w:r>
+              <w:rPr>
+                <w:rFonts w:asciiTheme="minorHAnsi" w:eastAsiaTheme="minorEastAsia" w:hAnsiTheme="minorHAnsi" w:cstheme="minorBidi"/>
+                <w:noProof/>
+                <w:kern w:val="2"/>
+                <w:sz w:val="24"/>
+                <w:szCs w:val="24"/>
+                <w:lang w:val="en-AU" w:eastAsia="en-AU"/>
+                <w14:ligatures w14:val="standardContextual"/>
+              </w:rPr>
+              <w:tab/>
+            </w:r>
+            <w:r>
+              <w:rPr>
+                <w:rStyle w:val="Hyperlink"/>
+                <w:noProof/>
+              </w:rPr>
+              <w:t>Gateway edge (routing, authentication, resilience)</w:t>
+            </w:r>
+            <w:r>
+              <w:rPr>
+                <w:noProof/>
+                <w:webHidden/>
+              </w:rPr>
+              <w:tab/>
+            </w:r>
+            <w:r>
+              <w:rPr>
+                <w:noProof/>
+                <w:webHidden/>
+              </w:rPr>
+              <w:fldChar w:fldCharType="begin"/>
+            </w:r>
+            <w:r>
+              <w:rPr>
+                <w:noProof/>
+                <w:webHidden/>
+              </w:rPr>
+              <w:instrText xml:space="preserve"> PAGEREF _Toc216797051 \h </w:instrText>
+            </w:r>
+            <w:r>
+              <w:rPr>
+                <w:noProof/>
+                <w:webHidden/>
+              </w:rPr>
+            </w:r>
+            <w:r>
+              <w:rPr>
+                <w:noProof/>
+                <w:webHidden/>
+              </w:rPr>
+              <w:fldChar w:fldCharType="separate"/>
+            </w:r>
+            <w:r>
+              <w:rPr>
+                <w:noProof/>
+                <w:webHidden/>
+              </w:rPr>
+              <w:t>15</w:t>
+            </w:r>
+            <w:r>
+              <w:rPr>
+                <w:noProof/>
+                <w:webHidden/>
+              </w:rPr>
+              <w:fldChar w:fldCharType="end"/>
+            </w:r>
+          </w:hyperlink>
+        </w:p>
+        <w:p>
+          <w:pPr>
+            <w:pStyle w:val="TOC2"/>
+            <w:tabs>
+              <w:tab w:val="left" w:pos="960"/>
+              <w:tab w:val="right" w:leader="dot" w:pos="8494"/>
+            </w:tabs>
+            <w:rPr>
+              <w:rFonts w:asciiTheme="minorHAnsi" w:eastAsiaTheme="minorEastAsia" w:hAnsiTheme="minorHAnsi" w:cstheme="minorBidi"/>
+              <w:noProof/>
+              <w:kern w:val="2"/>
+              <w:sz w:val="24"/>
+              <w:szCs w:val="24"/>
+              <w:lang w:val="en-AU" w:eastAsia="en-AU"/>
+              <w14:ligatures w14:val="standardContextual"/>
+            </w:rPr>
+          </w:pPr>
+          <w:hyperlink w:anchor="_Toc216797052" w:history="1">
+            <w:r>
+              <w:rPr>
+                <w:rStyle w:val="Hyperlink"/>
+                <w:noProof/>
+              </w:rPr>
+              <w:t>5.2</w:t>
+            </w:r>
+            <w:r>
+              <w:rPr>
+                <w:rFonts w:asciiTheme="minorHAnsi" w:eastAsiaTheme="minorEastAsia" w:hAnsiTheme="minorHAnsi" w:cstheme="minorBidi"/>
+                <w:noProof/>
+                <w:kern w:val="2"/>
+                <w:sz w:val="24"/>
+                <w:szCs w:val="24"/>
+                <w:lang w:val="en-AU" w:eastAsia="en-AU"/>
+                <w14:ligatures w14:val="standardContextual"/>
+              </w:rPr>
+              <w:tab/>
+            </w:r>
+            <w:r>
+              <w:rPr>
+                <w:rStyle w:val="Hyperlink"/>
+                <w:noProof/>
+              </w:rPr>
+              <w:t>LinkingService API</w:t>
+            </w:r>
+            <w:r>
+              <w:rPr>
+                <w:noProof/>
+                <w:webHidden/>
+              </w:rPr>
+              <w:tab/>
+            </w:r>
+            <w:r>
+              <w:rPr>
+                <w:noProof/>
+                <w:webHidden/>
+              </w:rPr>
+              <w:fldChar w:fldCharType="begin"/>
+            </w:r>
+            <w:r>
+              <w:rPr>
+                <w:noProof/>
+                <w:webHidden/>
+              </w:rPr>
+              <w:instrText xml:space="preserve"> PAGEREF _Toc216797052 \h </w:instrText>
+            </w:r>
+            <w:r>
+              <w:rPr>
+                <w:noProof/>
+                <w:webHidden/>
+              </w:rPr>
+            </w:r>
+            <w:r>
+              <w:rPr>
+                <w:noProof/>
+                <w:webHidden/>
+              </w:rPr>
+              <w:fldChar w:fldCharType="separate"/>
+            </w:r>
+            <w:r>
+              <w:rPr>
+                <w:noProof/>
+                <w:webHidden/>
+              </w:rPr>
+              <w:t>18</w:t>
+            </w:r>
+            <w:r>
+              <w:rPr>
+                <w:noProof/>
+                <w:webHidden/>
+              </w:rPr>
+              <w:fldChar w:fldCharType="end"/>
+            </w:r>
+          </w:hyperlink>
+        </w:p>
+        <w:p>
+          <w:pPr>
+            <w:pStyle w:val="TOC2"/>
+            <w:tabs>
+              <w:tab w:val="left" w:pos="960"/>
+              <w:tab w:val="right" w:leader="dot" w:pos="8494"/>
+            </w:tabs>
+            <w:rPr>
+              <w:rFonts w:asciiTheme="minorHAnsi" w:eastAsiaTheme="minorEastAsia" w:hAnsiTheme="minorHAnsi" w:cstheme="minorBidi"/>
+              <w:noProof/>
+              <w:kern w:val="2"/>
+              <w:sz w:val="24"/>
+              <w:szCs w:val="24"/>
+              <w:lang w:val="en-AU" w:eastAsia="en-AU"/>
+              <w14:ligatures w14:val="standardContextual"/>
+            </w:rPr>
+          </w:pPr>
+          <w:hyperlink w:anchor="_Toc216797053" w:history="1">
+            <w:r>
+              <w:rPr>
+                <w:rStyle w:val="Hyperlink"/>
+                <w:noProof/>
+              </w:rPr>
+              <w:t>5.3</w:t>
+            </w:r>
+            <w:r>
+              <w:rPr>
+                <w:rFonts w:asciiTheme="minorHAnsi" w:eastAsiaTheme="minorEastAsia" w:hAnsiTheme="minorHAnsi" w:cstheme="minorBidi"/>
+                <w:noProof/>
+                <w:kern w:val="2"/>
+                <w:sz w:val="24"/>
+                <w:szCs w:val="24"/>
+                <w:lang w:val="en-AU" w:eastAsia="en-AU"/>
+                <w14:ligatures w14:val="standardContextual"/>
+              </w:rPr>
+              <w:tab/>
+            </w:r>
+            <w:r>
+              <w:rPr>
+                <w:rStyle w:val="Hyperlink"/>
+                <w:noProof/>
+              </w:rPr>
+              <w:t>LinkingService core</w:t>
+            </w:r>
+            <w:r>
+              <w:rPr>
+                <w:noProof/>
+                <w:webHidden/>
+              </w:rPr>
+              <w:tab/>
+            </w:r>
+            <w:r>
+              <w:rPr>
+                <w:noProof/>
+                <w:webHidden/>
+              </w:rPr>
+              <w:fldChar w:fldCharType="begin"/>
+            </w:r>
+            <w:r>
+              <w:rPr>
+                <w:noProof/>
+                <w:webHidden/>
+              </w:rPr>
+              <w:instrText xml:space="preserve"> PAGEREF _Toc216797053 \h </w:instrText>
+            </w:r>
+            <w:r>
+              <w:rPr>
+                <w:noProof/>
+                <w:webHidden/>
+              </w:rPr>
+            </w:r>
+            <w:r>
+              <w:rPr>
+                <w:noProof/>
+                <w:webHidden/>
+              </w:rPr>
+              <w:fldChar w:fldCharType="separate"/>
+            </w:r>
+            <w:r>
+              <w:rPr>
+                <w:noProof/>
+                <w:webHidden/>
+              </w:rPr>
+              <w:t>18</w:t>
+            </w:r>
+            <w:r>
+              <w:rPr>
+                <w:noProof/>
+                <w:webHidden/>
+              </w:rPr>
+              <w:fldChar w:fldCharType="end"/>
+            </w:r>
+          </w:hyperlink>
+        </w:p>
+        <w:p>
+          <w:pPr>
+            <w:pStyle w:val="TOC2"/>
+            <w:tabs>
+              <w:tab w:val="left" w:pos="960"/>
+              <w:tab w:val="right" w:leader="dot" w:pos="8494"/>
+            </w:tabs>
+            <w:rPr>
+              <w:rFonts w:asciiTheme="minorHAnsi" w:eastAsiaTheme="minorEastAsia" w:hAnsiTheme="minorHAnsi" w:cstheme="minorBidi"/>
+              <w:noProof/>
+              <w:kern w:val="2"/>
+              <w:sz w:val="24"/>
+              <w:szCs w:val="24"/>
+              <w:lang w:val="en-AU" w:eastAsia="en-AU"/>
+              <w14:ligatures w14:val="standardContextual"/>
+            </w:rPr>
+          </w:pPr>
+          <w:hyperlink w:anchor="_Toc216797054" w:history="1">
+            <w:r>
+              <w:rPr>
+                <w:rStyle w:val="Hyperlink"/>
+                <w:noProof/>
+              </w:rPr>
+              <w:t>5.4</w:t>
+            </w:r>
+            <w:r>
+              <w:rPr>
+                <w:rFonts w:asciiTheme="minorHAnsi" w:eastAsiaTheme="minorEastAsia" w:hAnsiTheme="minorHAnsi" w:cstheme="minorBidi"/>
+                <w:noProof/>
+                <w:kern w:val="2"/>
+                <w:sz w:val="24"/>
+                <w:szCs w:val="24"/>
+                <w:lang w:val="en-AU" w:eastAsia="en-AU"/>
+                <w14:ligatures w14:val="standardContextual"/>
+              </w:rPr>
+              <w:tab/>
+            </w:r>
+            <w:r>
+              <w:rPr>
+                <w:rStyle w:val="Hyperlink"/>
+                <w:noProof/>
+              </w:rPr>
+              <w:t>OAuth clients and refresh</w:t>
+            </w:r>
+            <w:r>
+              <w:rPr>
+                <w:noProof/>
+                <w:webHidden/>
+              </w:rPr>
+              <w:tab/>
+            </w:r>
+            <w:r>
+              <w:rPr>
+                <w:noProof/>
+                <w:webHidden/>
+              </w:rPr>
+              <w:fldChar w:fldCharType="begin"/>
+            </w:r>
+            <w:r>
+              <w:rPr>
+                <w:noProof/>
+                <w:webHidden/>
+              </w:rPr>
+              <w:instrText xml:space="preserve"> PAGEREF _Toc216797054 \h </w:instrText>
+            </w:r>
+            <w:r>
+              <w:rPr>
+                <w:noProof/>
+                <w:webHidden/>
+              </w:rPr>
+            </w:r>
+            <w:r>
+              <w:rPr>
+                <w:noProof/>
+                <w:webHidden/>
+              </w:rPr>
+              <w:fldChar w:fldCharType="separate"/>
+            </w:r>
+            <w:r>
+              <w:rPr>
+                <w:noProof/>
+                <w:webHidden/>
+              </w:rPr>
+              <w:t>21</w:t>
+            </w:r>
+            <w:r>
+              <w:rPr>
+                <w:noProof/>
+                <w:webHidden/>
+              </w:rPr>
+              <w:fldChar w:fldCharType="end"/>
+            </w:r>
+          </w:hyperlink>
+        </w:p>
+        <w:p>
+          <w:pPr>
+            <w:pStyle w:val="TOC2"/>
+            <w:tabs>
+              <w:tab w:val="left" w:pos="960"/>
+              <w:tab w:val="right" w:leader="dot" w:pos="8494"/>
+            </w:tabs>
+            <w:rPr>
+              <w:rFonts w:asciiTheme="minorHAnsi" w:eastAsiaTheme="minorEastAsia" w:hAnsiTheme="minorHAnsi" w:cstheme="minorBidi"/>
+              <w:noProof/>
+              <w:kern w:val="2"/>
+              <w:sz w:val="24"/>
+              <w:szCs w:val="24"/>
+              <w:lang w:val="en-AU" w:eastAsia="en-AU"/>
+              <w14:ligatures w14:val="standardContextual"/>
+            </w:rPr>
+          </w:pPr>
+          <w:hyperlink w:anchor="_Toc216797055" w:history="1">
+            <w:r>
+              <w:rPr>
+                <w:rStyle w:val="Hyperlink"/>
+                <w:noProof/>
+              </w:rPr>
+              <w:t>5.5</w:t>
+            </w:r>
+            <w:r>
+              <w:rPr>
+                <w:rFonts w:asciiTheme="minorHAnsi" w:eastAsiaTheme="minorEastAsia" w:hAnsiTheme="minorHAnsi" w:cstheme="minorBidi"/>
+                <w:noProof/>
+                <w:kern w:val="2"/>
+                <w:sz w:val="24"/>
+                <w:szCs w:val="24"/>
+                <w:lang w:val="en-AU" w:eastAsia="en-AU"/>
+                <w14:ligatures w14:val="standardContextual"/>
+              </w:rPr>
+              <w:tab/>
+            </w:r>
+            <w:r>
+              <w:rPr>
+                <w:rStyle w:val="Hyperlink"/>
+                <w:noProof/>
+              </w:rPr>
+              <w:t>File aggregation</w:t>
+            </w:r>
+            <w:r>
+              <w:rPr>
+                <w:noProof/>
+                <w:webHidden/>
+              </w:rPr>
+              <w:tab/>
+            </w:r>
+            <w:r>
+              <w:rPr>
+                <w:noProof/>
+                <w:webHidden/>
+              </w:rPr>
+              <w:fldChar w:fldCharType="begin"/>
+            </w:r>
+            <w:r>
+              <w:rPr>
+                <w:noProof/>
+                <w:webHidden/>
+              </w:rPr>
+              <w:instrText xml:space="preserve"> PAGEREF _Toc216797055 \h </w:instrText>
+            </w:r>
+            <w:r>
+              <w:rPr>
+                <w:noProof/>
+                <w:webHidden/>
+              </w:rPr>
+            </w:r>
+            <w:r>
+              <w:rPr>
+                <w:noProof/>
+                <w:webHidden/>
+              </w:rPr>
+              <w:fldChar w:fldCharType="separate"/>
+            </w:r>
+            <w:r>
+              <w:rPr>
+                <w:noProof/>
+                <w:webHidden/>
+              </w:rPr>
+              <w:t>23</w:t>
+            </w:r>
+            <w:r>
+              <w:rPr>
+                <w:noProof/>
+                <w:webHidden/>
+              </w:rPr>
+              <w:fldChar w:fldCharType="end"/>
+            </w:r>
+          </w:hyperlink>
+        </w:p>
+        <w:p>
+          <w:pPr>
+            <w:pStyle w:val="TOC2"/>
+            <w:tabs>
+              <w:tab w:val="left" w:pos="960"/>
+              <w:tab w:val="right" w:leader="dot" w:pos="8494"/>
+            </w:tabs>
+            <w:rPr>
+              <w:rFonts w:asciiTheme="minorHAnsi" w:eastAsiaTheme="minorEastAsia" w:hAnsiTheme="minorHAnsi" w:cstheme="minorBidi"/>
+              <w:noProof/>
+              <w:kern w:val="2"/>
+              <w:sz w:val="24"/>
+              <w:szCs w:val="24"/>
+              <w:lang w:val="en-AU" w:eastAsia="en-AU"/>
+              <w14:ligatures w14:val="standardContextual"/>
+            </w:rPr>
+          </w:pPr>
+          <w:hyperlink w:anchor="_Toc216797056" w:history="1">
+            <w:r>
+              <w:rPr>
+                <w:rStyle w:val="Hyperlink"/>
+                <w:noProof/>
+              </w:rPr>
+              <w:t>5.6</w:t>
+            </w:r>
+            <w:r>
+              <w:rPr>
+                <w:rFonts w:asciiTheme="minorHAnsi" w:eastAsiaTheme="minorEastAsia" w:hAnsiTheme="minorHAnsi" w:cstheme="minorBidi"/>
+                <w:noProof/>
+                <w:kern w:val="2"/>
+                <w:sz w:val="24"/>
+                <w:szCs w:val="24"/>
+                <w:lang w:val="en-AU" w:eastAsia="en-AU"/>
+                <w14:ligatures w14:val="standardContextual"/>
+              </w:rPr>
+              <w:tab/>
+            </w:r>
+            <w:r>
+              <w:rPr>
+                <w:rStyle w:val="Hyperlink"/>
+                <w:noProof/>
+              </w:rPr>
+              <w:t>Identity touchpoints</w:t>
+            </w:r>
+            <w:r>
+              <w:rPr>
+                <w:noProof/>
+                <w:webHidden/>
+              </w:rPr>
+              <w:tab/>
+            </w:r>
+            <w:r>
+              <w:rPr>
+                <w:noProof/>
+                <w:webHidden/>
+              </w:rPr>
+              <w:fldChar w:fldCharType="begin"/>
+            </w:r>
+            <w:r>
+              <w:rPr>
+                <w:noProof/>
+                <w:webHidden/>
+              </w:rPr>
+              <w:instrText xml:space="preserve"> PAGEREF _Toc216797056 \h </w:instrText>
+            </w:r>
+            <w:r>
+              <w:rPr>
+                <w:noProof/>
+                <w:webHidden/>
+              </w:rPr>
+            </w:r>
+            <w:r>
+              <w:rPr>
+                <w:noProof/>
+                <w:webHidden/>
+              </w:rPr>
+              <w:fldChar w:fldCharType="separate"/>
+            </w:r>
+            <w:r>
+              <w:rPr>
+                <w:noProof/>
+                <w:webHidden/>
+              </w:rPr>
+              <w:t>27</w:t>
+            </w:r>
+            <w:r>
+              <w:rPr>
+                <w:noProof/>
+                <w:webHidden/>
+              </w:rPr>
+              <w:fldChar w:fldCharType="end"/>
+            </w:r>
+          </w:hyperlink>
+        </w:p>
+        <w:p>
+          <w:pPr>
+            <w:pStyle w:val="TOC2"/>
+            <w:tabs>
+              <w:tab w:val="left" w:pos="960"/>
+              <w:tab w:val="right" w:leader="dot" w:pos="8494"/>
+            </w:tabs>
+            <w:rPr>
+              <w:rFonts w:asciiTheme="minorHAnsi" w:eastAsiaTheme="minorEastAsia" w:hAnsiTheme="minorHAnsi" w:cstheme="minorBidi"/>
+              <w:noProof/>
+              <w:kern w:val="2"/>
+              <w:sz w:val="24"/>
+              <w:szCs w:val="24"/>
+              <w:lang w:val="en-AU" w:eastAsia="en-AU"/>
+              <w14:ligatures w14:val="standardContextual"/>
+            </w:rPr>
+          </w:pPr>
+          <w:hyperlink w:anchor="_Toc216797057" w:history="1">
+            <w:r>
+              <w:rPr>
+                <w:rStyle w:val="Hyperlink"/>
+                <w:noProof/>
+              </w:rPr>
+              <w:t>5.7</w:t>
+            </w:r>
+            <w:r>
+              <w:rPr>
+                <w:rFonts w:asciiTheme="minorHAnsi" w:eastAsiaTheme="minorEastAsia" w:hAnsiTheme="minorHAnsi" w:cstheme="minorBidi"/>
+                <w:noProof/>
+                <w:kern w:val="2"/>
+                <w:sz w:val="24"/>
+                <w:szCs w:val="24"/>
+                <w:lang w:val="en-AU" w:eastAsia="en-AU"/>
+                <w14:ligatures w14:val="standardContextual"/>
+              </w:rPr>
+              <w:tab/>
+            </w:r>
+            <w:r>
+              <w:rPr>
+                <w:rStyle w:val="Hyperlink"/>
+                <w:noProof/>
+              </w:rPr>
+              <w:t>Resilience and security</w:t>
+            </w:r>
+            <w:r>
+              <w:rPr>
+                <w:noProof/>
+                <w:webHidden/>
+              </w:rPr>
+              <w:tab/>
+            </w:r>
+            <w:r>
+              <w:rPr>
+                <w:noProof/>
+                <w:webHidden/>
+              </w:rPr>
+              <w:fldChar w:fldCharType="begin"/>
+            </w:r>
+            <w:r>
+              <w:rPr>
+                <w:noProof/>
+                <w:webHidden/>
+              </w:rPr>
+              <w:instrText xml:space="preserve"> PAGEREF _Toc216797057 \h </w:instrText>
+            </w:r>
+            <w:r>
+              <w:rPr>
+                <w:noProof/>
+                <w:webHidden/>
+              </w:rPr>
+            </w:r>
+            <w:r>
+              <w:rPr>
+                <w:noProof/>
+                <w:webHidden/>
+              </w:rPr>
+              <w:fldChar w:fldCharType="separate"/>
+            </w:r>
+            <w:r>
+              <w:rPr>
+                <w:noProof/>
+                <w:webHidden/>
+              </w:rPr>
+              <w:t>27</w:t>
             </w:r>
             <w:r>
               <w:rPr>
@@ -1032,11 +3004,11 @@
               <w:kern w:val="2"/>
               <w:sz w:val="24"/>
               <w:szCs w:val="24"/>
-              <w:lang w:val="da-DK" w:eastAsia="da-DK"/>
+              <w:lang w:val="en-AU" w:eastAsia="en-AU"/>
               <w14:ligatures w14:val="standardContextual"/>
             </w:rPr>
           </w:pPr>
-          <w:hyperlink w:anchor="_Toc167277089" w:history="1">
+          <w:hyperlink w:anchor="_Toc216797058" w:history="1">
             <w:r>
               <w:rPr>
                 <w:rStyle w:val="Hyperlink"/>
@@ -1051,7 +3023,7 @@
                 <w:kern w:val="2"/>
                 <w:sz w:val="24"/>
                 <w:szCs w:val="24"/>
-                <w:lang w:val="da-DK" w:eastAsia="da-DK"/>
+                <w:lang w:val="en-AU" w:eastAsia="en-AU"/>
                 <w14:ligatures w14:val="standardContextual"/>
               </w:rPr>
               <w:tab/>
@@ -1061,6 +3033,568 @@
                 <w:rStyle w:val="Hyperlink"/>
                 <w:noProof/>
               </w:rPr>
+              <w:t>Testing</w:t>
+            </w:r>
+            <w:r>
+              <w:rPr>
+                <w:noProof/>
+                <w:webHidden/>
+              </w:rPr>
+              <w:tab/>
+            </w:r>
+            <w:r>
+              <w:rPr>
+                <w:noProof/>
+                <w:webHidden/>
+              </w:rPr>
+              <w:fldChar w:fldCharType="begin"/>
+            </w:r>
+            <w:r>
+              <w:rPr>
+                <w:noProof/>
+                <w:webHidden/>
+              </w:rPr>
+              <w:instrText xml:space="preserve"> PAGEREF _Toc216797058 \h </w:instrText>
+            </w:r>
+            <w:r>
+              <w:rPr>
+                <w:noProof/>
+                <w:webHidden/>
+              </w:rPr>
+            </w:r>
+            <w:r>
+              <w:rPr>
+                <w:noProof/>
+                <w:webHidden/>
+              </w:rPr>
+              <w:fldChar w:fldCharType="separate"/>
+            </w:r>
+            <w:r>
+              <w:rPr>
+                <w:noProof/>
+                <w:webHidden/>
+              </w:rPr>
+              <w:t>27</w:t>
+            </w:r>
+            <w:r>
+              <w:rPr>
+                <w:noProof/>
+                <w:webHidden/>
+              </w:rPr>
+              <w:fldChar w:fldCharType="end"/>
+            </w:r>
+          </w:hyperlink>
+        </w:p>
+        <w:p>
+          <w:pPr>
+            <w:pStyle w:val="TOC2"/>
+            <w:tabs>
+              <w:tab w:val="left" w:pos="960"/>
+              <w:tab w:val="right" w:leader="dot" w:pos="8494"/>
+            </w:tabs>
+            <w:rPr>
+              <w:rFonts w:asciiTheme="minorHAnsi" w:eastAsiaTheme="minorEastAsia" w:hAnsiTheme="minorHAnsi" w:cstheme="minorBidi"/>
+              <w:noProof/>
+              <w:kern w:val="2"/>
+              <w:sz w:val="24"/>
+              <w:szCs w:val="24"/>
+              <w:lang w:val="en-AU" w:eastAsia="en-AU"/>
+              <w14:ligatures w14:val="standardContextual"/>
+            </w:rPr>
+          </w:pPr>
+          <w:hyperlink w:anchor="_Toc216797059" w:history="1">
+            <w:r>
+              <w:rPr>
+                <w:rStyle w:val="Hyperlink"/>
+                <w:noProof/>
+              </w:rPr>
+              <w:t>6.1</w:t>
+            </w:r>
+            <w:r>
+              <w:rPr>
+                <w:rFonts w:asciiTheme="minorHAnsi" w:eastAsiaTheme="minorEastAsia" w:hAnsiTheme="minorHAnsi" w:cstheme="minorBidi"/>
+                <w:noProof/>
+                <w:kern w:val="2"/>
+                <w:sz w:val="24"/>
+                <w:szCs w:val="24"/>
+                <w:lang w:val="en-AU" w:eastAsia="en-AU"/>
+                <w14:ligatures w14:val="standardContextual"/>
+              </w:rPr>
+              <w:tab/>
+            </w:r>
+            <w:r>
+              <w:rPr>
+                <w:rStyle w:val="Hyperlink"/>
+                <w:noProof/>
+              </w:rPr>
+              <w:t>Acceptance testing</w:t>
+            </w:r>
+            <w:r>
+              <w:rPr>
+                <w:noProof/>
+                <w:webHidden/>
+              </w:rPr>
+              <w:tab/>
+            </w:r>
+            <w:r>
+              <w:rPr>
+                <w:noProof/>
+                <w:webHidden/>
+              </w:rPr>
+              <w:fldChar w:fldCharType="begin"/>
+            </w:r>
+            <w:r>
+              <w:rPr>
+                <w:noProof/>
+                <w:webHidden/>
+              </w:rPr>
+              <w:instrText xml:space="preserve"> PAGEREF _Toc216797059 \h </w:instrText>
+            </w:r>
+            <w:r>
+              <w:rPr>
+                <w:noProof/>
+                <w:webHidden/>
+              </w:rPr>
+            </w:r>
+            <w:r>
+              <w:rPr>
+                <w:noProof/>
+                <w:webHidden/>
+              </w:rPr>
+              <w:fldChar w:fldCharType="separate"/>
+            </w:r>
+            <w:r>
+              <w:rPr>
+                <w:noProof/>
+                <w:webHidden/>
+              </w:rPr>
+              <w:t>27</w:t>
+            </w:r>
+            <w:r>
+              <w:rPr>
+                <w:noProof/>
+                <w:webHidden/>
+              </w:rPr>
+              <w:fldChar w:fldCharType="end"/>
+            </w:r>
+          </w:hyperlink>
+        </w:p>
+        <w:p>
+          <w:pPr>
+            <w:pStyle w:val="TOC2"/>
+            <w:tabs>
+              <w:tab w:val="left" w:pos="960"/>
+              <w:tab w:val="right" w:leader="dot" w:pos="8494"/>
+            </w:tabs>
+            <w:rPr>
+              <w:rFonts w:asciiTheme="minorHAnsi" w:eastAsiaTheme="minorEastAsia" w:hAnsiTheme="minorHAnsi" w:cstheme="minorBidi"/>
+              <w:noProof/>
+              <w:kern w:val="2"/>
+              <w:sz w:val="24"/>
+              <w:szCs w:val="24"/>
+              <w:lang w:val="en-AU" w:eastAsia="en-AU"/>
+              <w14:ligatures w14:val="standardContextual"/>
+            </w:rPr>
+          </w:pPr>
+          <w:hyperlink w:anchor="_Toc216797060" w:history="1">
+            <w:r>
+              <w:rPr>
+                <w:rStyle w:val="Hyperlink"/>
+                <w:noProof/>
+              </w:rPr>
+              <w:t>6.2</w:t>
+            </w:r>
+            <w:r>
+              <w:rPr>
+                <w:rFonts w:asciiTheme="minorHAnsi" w:eastAsiaTheme="minorEastAsia" w:hAnsiTheme="minorHAnsi" w:cstheme="minorBidi"/>
+                <w:noProof/>
+                <w:kern w:val="2"/>
+                <w:sz w:val="24"/>
+                <w:szCs w:val="24"/>
+                <w:lang w:val="en-AU" w:eastAsia="en-AU"/>
+                <w14:ligatures w14:val="standardContextual"/>
+              </w:rPr>
+              <w:tab/>
+            </w:r>
+            <w:r>
+              <w:rPr>
+                <w:rStyle w:val="Hyperlink"/>
+                <w:noProof/>
+              </w:rPr>
+              <w:t>Backend testing</w:t>
+            </w:r>
+            <w:r>
+              <w:rPr>
+                <w:noProof/>
+                <w:webHidden/>
+              </w:rPr>
+              <w:tab/>
+            </w:r>
+            <w:r>
+              <w:rPr>
+                <w:noProof/>
+                <w:webHidden/>
+              </w:rPr>
+              <w:fldChar w:fldCharType="begin"/>
+            </w:r>
+            <w:r>
+              <w:rPr>
+                <w:noProof/>
+                <w:webHidden/>
+              </w:rPr>
+              <w:instrText xml:space="preserve"> PAGEREF _Toc216797060 \h </w:instrText>
+            </w:r>
+            <w:r>
+              <w:rPr>
+                <w:noProof/>
+                <w:webHidden/>
+              </w:rPr>
+            </w:r>
+            <w:r>
+              <w:rPr>
+                <w:noProof/>
+                <w:webHidden/>
+              </w:rPr>
+              <w:fldChar w:fldCharType="separate"/>
+            </w:r>
+            <w:r>
+              <w:rPr>
+                <w:noProof/>
+                <w:webHidden/>
+              </w:rPr>
+              <w:t>28</w:t>
+            </w:r>
+            <w:r>
+              <w:rPr>
+                <w:noProof/>
+                <w:webHidden/>
+              </w:rPr>
+              <w:fldChar w:fldCharType="end"/>
+            </w:r>
+          </w:hyperlink>
+        </w:p>
+        <w:p>
+          <w:pPr>
+            <w:pStyle w:val="TOC2"/>
+            <w:tabs>
+              <w:tab w:val="left" w:pos="960"/>
+              <w:tab w:val="right" w:leader="dot" w:pos="8494"/>
+            </w:tabs>
+            <w:rPr>
+              <w:rFonts w:asciiTheme="minorHAnsi" w:eastAsiaTheme="minorEastAsia" w:hAnsiTheme="minorHAnsi" w:cstheme="minorBidi"/>
+              <w:noProof/>
+              <w:kern w:val="2"/>
+              <w:sz w:val="24"/>
+              <w:szCs w:val="24"/>
+              <w:lang w:val="en-AU" w:eastAsia="en-AU"/>
+              <w14:ligatures w14:val="standardContextual"/>
+            </w:rPr>
+          </w:pPr>
+          <w:hyperlink w:anchor="_Toc216797061" w:history="1">
+            <w:r>
+              <w:rPr>
+                <w:rStyle w:val="Hyperlink"/>
+                <w:noProof/>
+              </w:rPr>
+              <w:t>6.3</w:t>
+            </w:r>
+            <w:r>
+              <w:rPr>
+                <w:rFonts w:asciiTheme="minorHAnsi" w:eastAsiaTheme="minorEastAsia" w:hAnsiTheme="minorHAnsi" w:cstheme="minorBidi"/>
+                <w:noProof/>
+                <w:kern w:val="2"/>
+                <w:sz w:val="24"/>
+                <w:szCs w:val="24"/>
+                <w:lang w:val="en-AU" w:eastAsia="en-AU"/>
+                <w14:ligatures w14:val="standardContextual"/>
+              </w:rPr>
+              <w:tab/>
+            </w:r>
+            <w:r>
+              <w:rPr>
+                <w:rStyle w:val="Hyperlink"/>
+                <w:noProof/>
+              </w:rPr>
+              <w:t>Frontend testing</w:t>
+            </w:r>
+            <w:r>
+              <w:rPr>
+                <w:noProof/>
+                <w:webHidden/>
+              </w:rPr>
+              <w:tab/>
+            </w:r>
+            <w:r>
+              <w:rPr>
+                <w:noProof/>
+                <w:webHidden/>
+              </w:rPr>
+              <w:fldChar w:fldCharType="begin"/>
+            </w:r>
+            <w:r>
+              <w:rPr>
+                <w:noProof/>
+                <w:webHidden/>
+              </w:rPr>
+              <w:instrText xml:space="preserve"> PAGEREF _Toc216797061 \h </w:instrText>
+            </w:r>
+            <w:r>
+              <w:rPr>
+                <w:noProof/>
+                <w:webHidden/>
+              </w:rPr>
+            </w:r>
+            <w:r>
+              <w:rPr>
+                <w:noProof/>
+                <w:webHidden/>
+              </w:rPr>
+              <w:fldChar w:fldCharType="separate"/>
+            </w:r>
+            <w:r>
+              <w:rPr>
+                <w:noProof/>
+                <w:webHidden/>
+              </w:rPr>
+              <w:t>28</w:t>
+            </w:r>
+            <w:r>
+              <w:rPr>
+                <w:noProof/>
+                <w:webHidden/>
+              </w:rPr>
+              <w:fldChar w:fldCharType="end"/>
+            </w:r>
+          </w:hyperlink>
+        </w:p>
+        <w:p>
+          <w:pPr>
+            <w:pStyle w:val="TOC2"/>
+            <w:tabs>
+              <w:tab w:val="left" w:pos="960"/>
+              <w:tab w:val="right" w:leader="dot" w:pos="8494"/>
+            </w:tabs>
+            <w:rPr>
+              <w:rFonts w:asciiTheme="minorHAnsi" w:eastAsiaTheme="minorEastAsia" w:hAnsiTheme="minorHAnsi" w:cstheme="minorBidi"/>
+              <w:noProof/>
+              <w:kern w:val="2"/>
+              <w:sz w:val="24"/>
+              <w:szCs w:val="24"/>
+              <w:lang w:val="en-AU" w:eastAsia="en-AU"/>
+              <w14:ligatures w14:val="standardContextual"/>
+            </w:rPr>
+          </w:pPr>
+          <w:hyperlink w:anchor="_Toc216797062" w:history="1">
+            <w:r>
+              <w:rPr>
+                <w:rStyle w:val="Hyperlink"/>
+                <w:noProof/>
+              </w:rPr>
+              <w:t>6.4</w:t>
+            </w:r>
+            <w:r>
+              <w:rPr>
+                <w:rFonts w:asciiTheme="minorHAnsi" w:eastAsiaTheme="minorEastAsia" w:hAnsiTheme="minorHAnsi" w:cstheme="minorBidi"/>
+                <w:noProof/>
+                <w:kern w:val="2"/>
+                <w:sz w:val="24"/>
+                <w:szCs w:val="24"/>
+                <w:lang w:val="en-AU" w:eastAsia="en-AU"/>
+                <w14:ligatures w14:val="standardContextual"/>
+              </w:rPr>
+              <w:tab/>
+            </w:r>
+            <w:r>
+              <w:rPr>
+                <w:rStyle w:val="Hyperlink"/>
+                <w:noProof/>
+              </w:rPr>
+              <w:t>Summary of test coverage</w:t>
+            </w:r>
+            <w:r>
+              <w:rPr>
+                <w:noProof/>
+                <w:webHidden/>
+              </w:rPr>
+              <w:tab/>
+            </w:r>
+            <w:r>
+              <w:rPr>
+                <w:noProof/>
+                <w:webHidden/>
+              </w:rPr>
+              <w:fldChar w:fldCharType="begin"/>
+            </w:r>
+            <w:r>
+              <w:rPr>
+                <w:noProof/>
+                <w:webHidden/>
+              </w:rPr>
+              <w:instrText xml:space="preserve"> PAGEREF _Toc216797062 \h </w:instrText>
+            </w:r>
+            <w:r>
+              <w:rPr>
+                <w:noProof/>
+                <w:webHidden/>
+              </w:rPr>
+            </w:r>
+            <w:r>
+              <w:rPr>
+                <w:noProof/>
+                <w:webHidden/>
+              </w:rPr>
+              <w:fldChar w:fldCharType="separate"/>
+            </w:r>
+            <w:r>
+              <w:rPr>
+                <w:noProof/>
+                <w:webHidden/>
+              </w:rPr>
+              <w:t>29</w:t>
+            </w:r>
+            <w:r>
+              <w:rPr>
+                <w:noProof/>
+                <w:webHidden/>
+              </w:rPr>
+              <w:fldChar w:fldCharType="end"/>
+            </w:r>
+          </w:hyperlink>
+        </w:p>
+        <w:p>
+          <w:pPr>
+            <w:pStyle w:val="TOC1"/>
+            <w:tabs>
+              <w:tab w:val="left" w:pos="440"/>
+            </w:tabs>
+            <w:rPr>
+              <w:rFonts w:asciiTheme="minorHAnsi" w:eastAsiaTheme="minorEastAsia" w:hAnsiTheme="minorHAnsi" w:cstheme="minorBidi"/>
+              <w:noProof/>
+              <w:kern w:val="2"/>
+              <w:sz w:val="24"/>
+              <w:szCs w:val="24"/>
+              <w:lang w:val="en-AU" w:eastAsia="en-AU"/>
+              <w14:ligatures w14:val="standardContextual"/>
+            </w:rPr>
+          </w:pPr>
+          <w:hyperlink w:anchor="_Toc216797063" w:history="1">
+            <w:r>
+              <w:rPr>
+                <w:rStyle w:val="Hyperlink"/>
+                <w:noProof/>
+              </w:rPr>
+              <w:t>7.</w:t>
+            </w:r>
+            <w:r>
+              <w:rPr>
+                <w:rFonts w:asciiTheme="minorHAnsi" w:eastAsiaTheme="minorEastAsia" w:hAnsiTheme="minorHAnsi" w:cstheme="minorBidi"/>
+                <w:noProof/>
+                <w:kern w:val="2"/>
+                <w:sz w:val="24"/>
+                <w:szCs w:val="24"/>
+                <w:lang w:val="en-AU" w:eastAsia="en-AU"/>
+                <w14:ligatures w14:val="standardContextual"/>
+              </w:rPr>
+              <w:tab/>
+            </w:r>
+            <w:r>
+              <w:rPr>
+                <w:rStyle w:val="Hyperlink"/>
+                <w:noProof/>
+              </w:rPr>
+              <w:t>Discussion and conclusion</w:t>
+            </w:r>
+            <w:r>
+              <w:rPr>
+                <w:noProof/>
+                <w:webHidden/>
+              </w:rPr>
+              <w:tab/>
+            </w:r>
+            <w:r>
+              <w:rPr>
+                <w:noProof/>
+                <w:webHidden/>
+              </w:rPr>
+              <w:fldChar w:fldCharType="begin"/>
+            </w:r>
+            <w:r>
+              <w:rPr>
+                <w:noProof/>
+                <w:webHidden/>
+              </w:rPr>
+              <w:instrText xml:space="preserve"> PAGEREF _Toc216797063 \h </w:instrText>
+            </w:r>
+            <w:r>
+              <w:rPr>
+                <w:noProof/>
+                <w:webHidden/>
+              </w:rPr>
+            </w:r>
+            <w:r>
+              <w:rPr>
+                <w:noProof/>
+                <w:webHidden/>
+              </w:rPr>
+              <w:fldChar w:fldCharType="separate"/>
+            </w:r>
+            <w:r>
+              <w:rPr>
+                <w:noProof/>
+                <w:webHidden/>
+              </w:rPr>
+              <w:t>29</w:t>
+            </w:r>
+            <w:r>
+              <w:rPr>
+                <w:noProof/>
+                <w:webHidden/>
+              </w:rPr>
+              <w:fldChar w:fldCharType="end"/>
+            </w:r>
+          </w:hyperlink>
+        </w:p>
+        <w:p>
+          <w:pPr>
+            <w:pStyle w:val="TOC1"/>
+            <w:tabs>
+              <w:tab w:val="left" w:pos="440"/>
+            </w:tabs>
+            <w:rPr>
+              <w:rFonts w:asciiTheme="minorHAnsi" w:eastAsiaTheme="minorEastAsia" w:hAnsiTheme="minorHAnsi" w:cstheme="minorBidi"/>
+              <w:noProof/>
+              <w:kern w:val="2"/>
+              <w:sz w:val="24"/>
+              <w:szCs w:val="24"/>
+              <w:lang w:val="en-AU" w:eastAsia="en-AU"/>
+              <w14:ligatures w14:val="standardContextual"/>
+            </w:rPr>
+          </w:pPr>
+          <w:hyperlink w:anchor="_Toc216797064" w:history="1">
+            <w:r>
+              <w:rPr>
+                <w:rStyle w:val="Hyperlink"/>
+                <w:noProof/>
+              </w:rPr>
+              <w:t>8.</w:t>
+            </w:r>
+            <w:r>
+              <w:rPr>
+                <w:rFonts w:asciiTheme="minorHAnsi" w:eastAsiaTheme="minorEastAsia" w:hAnsiTheme="minorHAnsi" w:cstheme="minorBidi"/>
+                <w:noProof/>
+                <w:kern w:val="2"/>
+                <w:sz w:val="24"/>
+                <w:szCs w:val="24"/>
+                <w:lang w:val="en-AU" w:eastAsia="en-AU"/>
+                <w14:ligatures w14:val="standardContextual"/>
+              </w:rPr>
+              <w:tab/>
+            </w:r>
+            <w:r>
+              <w:rPr>
+                <w:rStyle w:val="Hyperlink"/>
+                <w:noProof/>
+              </w:rPr>
               <w:t>References</w:t>
             </w:r>
             <w:r>
@@ -1082,7 +3616,7 @@
                 <w:noProof/>
                 <w:webHidden/>
               </w:rPr>
-              <w:instrText xml:space="preserve"> PAGEREF _Toc167277089 \h </w:instrText>
+              <w:instrText xml:space="preserve"> PAGEREF _Toc216797064 \h </w:instrText>
             </w:r>
             <w:r>
               <w:rPr>
@@ -1102,7 +3636,222 @@
                 <w:noProof/>
                 <w:webHidden/>
               </w:rPr>
-              <w:t>6</w:t>
+              <w:t>30</w:t>
+            </w:r>
+            <w:r>
+              <w:rPr>
+                <w:noProof/>
+                <w:webHidden/>
+              </w:rPr>
+              <w:fldChar w:fldCharType="end"/>
+            </w:r>
+          </w:hyperlink>
+        </w:p>
+        <w:p>
+          <w:pPr>
+            <w:pStyle w:val="TOC1"/>
+            <w:rPr>
+              <w:rFonts w:asciiTheme="minorHAnsi" w:eastAsiaTheme="minorEastAsia" w:hAnsiTheme="minorHAnsi" w:cstheme="minorBidi"/>
+              <w:noProof/>
+              <w:kern w:val="2"/>
+              <w:sz w:val="24"/>
+              <w:szCs w:val="24"/>
+              <w:lang w:val="en-AU" w:eastAsia="en-AU"/>
+              <w14:ligatures w14:val="standardContextual"/>
+            </w:rPr>
+          </w:pPr>
+          <w:hyperlink w:anchor="_Toc216797065" w:history="1">
+            <w:r>
+              <w:rPr>
+                <w:rStyle w:val="Hyperlink"/>
+                <w:noProof/>
+                <w:lang w:val="en-US"/>
+              </w:rPr>
+              <w:t>List of Figures</w:t>
+            </w:r>
+            <w:r>
+              <w:rPr>
+                <w:noProof/>
+                <w:webHidden/>
+              </w:rPr>
+              <w:tab/>
+            </w:r>
+            <w:r>
+              <w:rPr>
+                <w:noProof/>
+                <w:webHidden/>
+              </w:rPr>
+              <w:fldChar w:fldCharType="begin"/>
+            </w:r>
+            <w:r>
+              <w:rPr>
+                <w:noProof/>
+                <w:webHidden/>
+              </w:rPr>
+              <w:instrText xml:space="preserve"> PAGEREF _Toc216797065 \h </w:instrText>
+            </w:r>
+            <w:r>
+              <w:rPr>
+                <w:noProof/>
+                <w:webHidden/>
+              </w:rPr>
+            </w:r>
+            <w:r>
+              <w:rPr>
+                <w:noProof/>
+                <w:webHidden/>
+              </w:rPr>
+              <w:fldChar w:fldCharType="separate"/>
+            </w:r>
+            <w:r>
+              <w:rPr>
+                <w:noProof/>
+                <w:webHidden/>
+              </w:rPr>
+              <w:t>31</w:t>
+            </w:r>
+            <w:r>
+              <w:rPr>
+                <w:noProof/>
+                <w:webHidden/>
+              </w:rPr>
+              <w:fldChar w:fldCharType="end"/>
+            </w:r>
+          </w:hyperlink>
+        </w:p>
+        <w:p>
+          <w:pPr>
+            <w:pStyle w:val="TOC1"/>
+            <w:rPr>
+              <w:rFonts w:asciiTheme="minorHAnsi" w:eastAsiaTheme="minorEastAsia" w:hAnsiTheme="minorHAnsi" w:cstheme="minorBidi"/>
+              <w:noProof/>
+              <w:kern w:val="2"/>
+              <w:sz w:val="24"/>
+              <w:szCs w:val="24"/>
+              <w:lang w:val="en-AU" w:eastAsia="en-AU"/>
+              <w14:ligatures w14:val="standardContextual"/>
+            </w:rPr>
+          </w:pPr>
+          <w:hyperlink w:anchor="_Toc216797066" w:history="1">
+            <w:r>
+              <w:rPr>
+                <w:rStyle w:val="Hyperlink"/>
+                <w:noProof/>
+                <w:lang w:val="en-US"/>
+              </w:rPr>
+              <w:t>List of Tables</w:t>
+            </w:r>
+            <w:r>
+              <w:rPr>
+                <w:noProof/>
+                <w:webHidden/>
+              </w:rPr>
+              <w:tab/>
+            </w:r>
+            <w:r>
+              <w:rPr>
+                <w:noProof/>
+                <w:webHidden/>
+              </w:rPr>
+              <w:fldChar w:fldCharType="begin"/>
+            </w:r>
+            <w:r>
+              <w:rPr>
+                <w:noProof/>
+                <w:webHidden/>
+              </w:rPr>
+              <w:instrText xml:space="preserve"> PAGEREF _Toc216797066 \h </w:instrText>
+            </w:r>
+            <w:r>
+              <w:rPr>
+                <w:noProof/>
+                <w:webHidden/>
+              </w:rPr>
+            </w:r>
+            <w:r>
+              <w:rPr>
+                <w:noProof/>
+                <w:webHidden/>
+              </w:rPr>
+              <w:fldChar w:fldCharType="separate"/>
+            </w:r>
+            <w:r>
+              <w:rPr>
+                <w:noProof/>
+                <w:webHidden/>
+              </w:rPr>
+              <w:t>31</w:t>
+            </w:r>
+            <w:r>
+              <w:rPr>
+                <w:noProof/>
+                <w:webHidden/>
+              </w:rPr>
+              <w:fldChar w:fldCharType="end"/>
+            </w:r>
+          </w:hyperlink>
+        </w:p>
+        <w:p>
+          <w:pPr>
+            <w:pStyle w:val="TOC1"/>
+            <w:rPr>
+              <w:rFonts w:asciiTheme="minorHAnsi" w:eastAsiaTheme="minorEastAsia" w:hAnsiTheme="minorHAnsi" w:cstheme="minorBidi"/>
+              <w:noProof/>
+              <w:kern w:val="2"/>
+              <w:sz w:val="24"/>
+              <w:szCs w:val="24"/>
+              <w:lang w:val="en-AU" w:eastAsia="en-AU"/>
+              <w14:ligatures w14:val="standardContextual"/>
+            </w:rPr>
+          </w:pPr>
+          <w:hyperlink w:anchor="_Toc216797067" w:history="1">
+            <w:r>
+              <w:rPr>
+                <w:rStyle w:val="Hyperlink"/>
+                <w:noProof/>
+              </w:rPr>
+              <w:t>Appendices</w:t>
+            </w:r>
+            <w:r>
+              <w:rPr>
+                <w:noProof/>
+                <w:webHidden/>
+              </w:rPr>
+              <w:tab/>
+            </w:r>
+            <w:r>
+              <w:rPr>
+                <w:noProof/>
+                <w:webHidden/>
+              </w:rPr>
+              <w:fldChar w:fldCharType="begin"/>
+            </w:r>
+            <w:r>
+              <w:rPr>
+                <w:noProof/>
+                <w:webHidden/>
+              </w:rPr>
+              <w:instrText xml:space="preserve"> PAGEREF _Toc216797067 \h </w:instrText>
+            </w:r>
+            <w:r>
+              <w:rPr>
+                <w:noProof/>
+                <w:webHidden/>
+              </w:rPr>
+            </w:r>
+            <w:r>
+              <w:rPr>
+                <w:noProof/>
+                <w:webHidden/>
+              </w:rPr>
+              <w:fldChar w:fldCharType="separate"/>
+            </w:r>
+            <w:r>
+              <w:rPr>
+                <w:noProof/>
+                <w:webHidden/>
+              </w:rPr>
+              <w:t>32</w:t>
             </w:r>
             <w:r>
               <w:rPr>
@@ -1166,7 +3915,7 @@
         </w:numPr>
         <w:ind w:left="540" w:hanging="540"/>
       </w:pPr>
-      <w:bookmarkStart w:id="1" w:name="_Toc167277084"/>
+      <w:bookmarkStart w:id="1" w:name="_Toc216797026"/>
       <w:r>
         <w:lastRenderedPageBreak/>
         <w:t>Abstract</w:t>
@@ -1186,7 +3935,7 @@
           <w:iCs/>
           <w:lang w:val="en-GB"/>
         </w:rPr>
-        <w:t>Storage Connector is a secure, microservice-based web application that integrates Google Drive and OneDrive into a unified, read-only file browser. The system architecture consists of two independently deployable .NET9 services, IdentityService and LinkingService, a YARP-based API Gateway with resilience policies, and a React frontend utilizing TanStack Query. The platform supports user registration, email verification, authentication, password management, and account linking for Google and Microsoft accounts through OAuth2.0 with PKCE. Users are able to monitor connection status and browse or open files from both providers. Security features include JWT authentication, token introspection, encryption of OAuth tokens at rest, IP rate limiting, CORS restrictions, and the use of security headers</w:t>
+        <w:t>Storage Connector is a secure system which works as a microservice-based web app. It integrates Google Drive and OneDrive into a unified file browser. Users can view files but not edit them. Its architecture has two deployable .NET9 services</w:t>
       </w:r>
       <w:r>
         <w:rPr>
@@ -1194,7 +3943,15 @@
           <w:iCs/>
           <w:lang w:val="en-GB"/>
         </w:rPr>
-        <w:t>.</w:t>
+        <w:t xml:space="preserve">: </w:t>
+      </w:r>
+      <w:r>
+        <w:rPr>
+          <w:i/>
+          <w:iCs/>
+          <w:lang w:val="en-GB"/>
+        </w:rPr>
+        <w:t>IdentityService and LinkingService. It uses a YARP-based API Gateway with resilience policies and a React frontend using TanStack Query. The platform includes user registration and email verification and authentication. It also manages passwords and links accounts for Google and Microsoft through OAuth2.0 with PKCE. Users can check connection status and browse or open files from both providers. The system has security features which include JWT authentication and token introspection. It also encrypts OAuth tokens when stored and uses IP rate limiting and CORS restrictions. Security headers are used as well.</w:t>
       </w:r>
     </w:p>
     <w:p>
@@ -1222,7 +3979,7 @@
         </w:numPr>
         <w:ind w:left="540" w:hanging="540"/>
       </w:pPr>
-      <w:bookmarkStart w:id="3" w:name="_Toc167277085"/>
+      <w:bookmarkStart w:id="3" w:name="_Toc216797027"/>
       <w:bookmarkEnd w:id="2"/>
       <w:r>
         <w:lastRenderedPageBreak/>
@@ -1242,13 +3999,100 @@
         <w:rPr>
           <w:lang w:val="en-GB"/>
         </w:rPr>
-        <w:t>Frequent transitions between cloud storage providers can create inefficiencies for users. To mitigate these issues, this project integrates Google Drive and OneDrive into a unified interface, prioritizing user privacy through OAuth authentication and minimal permission scopes. The current implementation offers read-only access to both Google and Microsoft services, while excluding Dropbox, iCloud, and functionalities such as downloading, deleting and sharing. Advanced encryption methods beyond OAuth and token-based protection, as well as write operations, are outside the scope of this phase</w:t>
+        <w:t>Nowadays,</w:t>
       </w:r>
       <w:r>
         <w:rPr>
           <w:lang w:val="en-GB"/>
         </w:rPr>
-        <w:t>.</w:t>
+        <w:t xml:space="preserve"> people and companies use various cloud storage solutions like Google Drive and OneDrive and SharePoint to store and manage files. These services offer secure data and less delay and cost efficiency and access from anywhere with an internet connection</w:t>
+      </w:r>
+      <w:r>
+        <w:rPr>
+          <w:lang w:val="en-GB"/>
+        </w:rPr>
+        <w:t xml:space="preserve"> </w:t>
+      </w:r>
+      <w:r>
+        <w:rPr>
+          <w:lang w:val="en-GB"/>
+        </w:rPr>
+        <w:t>(Barry, P.)</w:t>
+      </w:r>
+      <w:r>
+        <w:rPr>
+          <w:lang w:val="en-GB"/>
+        </w:rPr>
+        <w:t xml:space="preserve">. </w:t>
+      </w:r>
+      <w:r>
+        <w:rPr>
+          <w:lang w:val="en-GB"/>
+        </w:rPr>
+        <w:t>However,</w:t>
+      </w:r>
+      <w:r>
+        <w:rPr>
+          <w:lang w:val="en-GB"/>
+        </w:rPr>
+        <w:t xml:space="preserve"> managing data across different platforms can be </w:t>
+      </w:r>
+      <w:r>
+        <w:rPr>
+          <w:lang w:val="en-GB"/>
+        </w:rPr>
+        <w:t>challenging</w:t>
+      </w:r>
+      <w:r>
+        <w:rPr>
+          <w:lang w:val="en-GB"/>
+        </w:rPr>
+        <w:t xml:space="preserve"> because of inconsistent interfaces and finding files quickly can be </w:t>
+      </w:r>
+      <w:r>
+        <w:rPr>
+          <w:lang w:val="en-GB"/>
+        </w:rPr>
+        <w:t>inefficient</w:t>
+      </w:r>
+      <w:r>
+        <w:t xml:space="preserve"> </w:t>
+      </w:r>
+      <w:r>
+        <w:rPr>
+          <w:lang w:val="en-GB"/>
+        </w:rPr>
+        <w:t>(Gartner)</w:t>
+      </w:r>
+      <w:r>
+        <w:rPr>
+          <w:lang w:val="en-GB"/>
+        </w:rPr>
+        <w:t xml:space="preserve">. </w:t>
+      </w:r>
+      <w:r>
+        <w:rPr>
+          <w:lang w:val="en-GB"/>
+        </w:rPr>
+        <w:t>So,</w:t>
+      </w:r>
+      <w:r>
+        <w:rPr>
+          <w:lang w:val="en-GB"/>
+        </w:rPr>
+        <w:t xml:space="preserve"> users often </w:t>
+      </w:r>
+      <w:r>
+        <w:rPr>
+          <w:lang w:val="en-GB"/>
+        </w:rPr>
+        <w:t>must</w:t>
+      </w:r>
+      <w:r>
+        <w:rPr>
+          <w:lang w:val="en-GB"/>
+        </w:rPr>
+        <w:t xml:space="preserve"> switch between several services which causes a drop in productivity. This project plans to fix the issue of separate cloud storages by creating a web application which merges and organizes files from different cloud services into one interface. Users will be able to connect their cloud accounts and see all stored files in a single dashboard which makes access easier and boosts workflow efficiency.</w:t>
       </w:r>
     </w:p>
     <w:p>
@@ -1269,9 +4113,10 @@
           <w:ilvl w:val="0"/>
           <w:numId w:val="8"/>
         </w:numPr>
-        <w:ind w:left="540" w:hanging="540"/>
-      </w:pPr>
-      <w:bookmarkStart w:id="5" w:name="_Toc167277086"/>
+        <w:spacing w:before="240" w:after="0" w:line="360" w:lineRule="auto"/>
+        <w:ind w:left="547" w:hanging="547"/>
+      </w:pPr>
+      <w:bookmarkStart w:id="5" w:name="_Toc216797028"/>
       <w:bookmarkEnd w:id="4"/>
       <w:r>
         <w:lastRenderedPageBreak/>
@@ -1299,6 +4144,10 @@
           <w:szCs w:val="26"/>
         </w:rPr>
       </w:pPr>
+      <w:bookmarkStart w:id="6" w:name="_Toc216789830"/>
+      <w:bookmarkStart w:id="7" w:name="_Toc216797029"/>
+      <w:bookmarkEnd w:id="6"/>
+      <w:bookmarkEnd w:id="7"/>
     </w:p>
     <w:p>
       <w:pPr>
@@ -1320,6 +4169,10 @@
           <w:szCs w:val="26"/>
         </w:rPr>
       </w:pPr>
+      <w:bookmarkStart w:id="8" w:name="_Toc216789831"/>
+      <w:bookmarkStart w:id="9" w:name="_Toc216797030"/>
+      <w:bookmarkEnd w:id="8"/>
+      <w:bookmarkEnd w:id="9"/>
     </w:p>
     <w:p>
       <w:pPr>
@@ -1341,20 +4194,30 @@
           <w:szCs w:val="26"/>
         </w:rPr>
       </w:pPr>
+      <w:bookmarkStart w:id="10" w:name="_Toc216789832"/>
+      <w:bookmarkStart w:id="11" w:name="_Toc216797031"/>
+      <w:bookmarkEnd w:id="10"/>
+      <w:bookmarkEnd w:id="11"/>
     </w:p>
     <w:p>
       <w:pPr>
         <w:pStyle w:val="Heading2"/>
-        <w:spacing w:before="0"/>
-        <w:ind w:left="562" w:hanging="562"/>
-      </w:pPr>
+        <w:spacing w:line="360" w:lineRule="auto"/>
+        <w:ind w:left="562"/>
+      </w:pPr>
+      <w:bookmarkStart w:id="12" w:name="_Toc216797032"/>
       <w:r>
         <w:t>Requirements</w:t>
       </w:r>
+      <w:bookmarkEnd w:id="12"/>
+      <w:r>
+        <w:tab/>
+      </w:r>
     </w:p>
     <w:p>
       <w:pPr>
         <w:pStyle w:val="Brdtekst1"/>
+        <w:spacing w:after="120"/>
         <w:rPr>
           <w:lang w:val="en-GB"/>
         </w:rPr>
@@ -1373,12 +4236,13 @@
           <w:ilvl w:val="2"/>
           <w:numId w:val="4"/>
         </w:numPr>
-        <w:spacing w:before="0"/>
         <w:ind w:left="720" w:hanging="720"/>
       </w:pPr>
+      <w:bookmarkStart w:id="13" w:name="_Toc216797033"/>
       <w:r>
         <w:t>Functional requirements</w:t>
       </w:r>
+      <w:bookmarkEnd w:id="13"/>
     </w:p>
     <w:p>
       <w:pPr>
@@ -1558,10 +4422,12 @@
         </w:numPr>
         <w:ind w:left="720" w:hanging="720"/>
       </w:pPr>
+      <w:bookmarkStart w:id="14" w:name="_Toc216797034"/>
       <w:r>
         <w:lastRenderedPageBreak/>
         <w:t>Non-functional requirements</w:t>
       </w:r>
+      <w:bookmarkEnd w:id="14"/>
     </w:p>
     <w:p>
       <w:pPr>
@@ -1628,9 +4494,11 @@
         <w:pStyle w:val="Heading2"/>
         <w:ind w:left="540" w:hanging="540"/>
       </w:pPr>
+      <w:bookmarkStart w:id="15" w:name="_Toc216797035"/>
       <w:r>
         <w:t>Use case</w:t>
       </w:r>
+      <w:bookmarkEnd w:id="15"/>
     </w:p>
     <w:p>
       <w:r>
@@ -1847,6 +4715,7 @@
                                 <w:szCs w:val="20"/>
                               </w:rPr>
                             </w:pPr>
+                            <w:bookmarkStart w:id="16" w:name="_Toc216797068"/>
                             <w:r>
                               <w:t xml:space="preserve">Figure </w:t>
                             </w:r>
@@ -1871,6 +4740,7 @@
                             <w:r>
                               <w:t>: Use case diagram</w:t>
                             </w:r>
+                            <w:bookmarkEnd w:id="16"/>
                           </w:p>
                         </w:txbxContent>
                       </wps:txbx>
@@ -1907,6 +4777,7 @@
                           <w:szCs w:val="20"/>
                         </w:rPr>
                       </w:pPr>
+                      <w:bookmarkStart w:id="17" w:name="_Toc216797068"/>
                       <w:r>
                         <w:t xml:space="preserve">Figure </w:t>
                       </w:r>
@@ -1931,6 +4802,7 @@
                       <w:r>
                         <w:t>: Use case diagram</w:t>
                       </w:r>
+                      <w:bookmarkEnd w:id="17"/>
                     </w:p>
                   </w:txbxContent>
                 </v:textbox>
@@ -2001,7 +4873,19 @@
         </w:drawing>
       </w:r>
       <w:r>
-        <w:t>The use case diagram illustrates the interactions between the user and the system's use cases. Only one actor, the user, is included. Additional actors, such as an administrator, are irrelevant since the system is designed to streamline user tasks and focus only on interactions between the user and their files.</w:t>
+        <w:t xml:space="preserve">The use case diagram shows how the user interacts with the system's use cases. There is just one actor which is the user. Other actors </w:t>
+      </w:r>
+      <w:r>
+        <w:t>such as</w:t>
+      </w:r>
+      <w:r>
+        <w:t xml:space="preserve"> an administrator</w:t>
+      </w:r>
+      <w:r>
+        <w:t>, are irrelevant, since t</w:t>
+      </w:r>
+      <w:r>
+        <w:t>he system focuses on making user tasks easier and looks only at interactions between the user and their files.</w:t>
       </w:r>
     </w:p>
     <w:tbl>
@@ -2027,7 +4911,7 @@
                 <w:bCs/>
               </w:rPr>
             </w:pPr>
-            <w:bookmarkStart w:id="6" w:name="_Toc167266132"/>
+            <w:bookmarkStart w:id="18" w:name="_Toc167266132"/>
             <w:r>
               <w:rPr>
                 <w:b/>
@@ -2389,6 +5273,7 @@
           <w:szCs w:val="28"/>
         </w:rPr>
       </w:pPr>
+      <w:bookmarkStart w:id="19" w:name="_Toc216797086"/>
       <w:r>
         <w:t xml:space="preserve">Table </w:t>
       </w:r>
@@ -2416,6 +5301,7 @@
       <w:r>
         <w:t>Requirements coverage</w:t>
       </w:r>
+      <w:bookmarkEnd w:id="19"/>
     </w:p>
     <w:p>
       <w:pPr>
@@ -2443,6 +5329,7 @@
           <w:szCs w:val="24"/>
         </w:rPr>
       </w:pPr>
+      <w:bookmarkStart w:id="20" w:name="_Toc216797036"/>
       <w:r>
         <w:rPr>
           <w:szCs w:val="24"/>
@@ -2450,13 +5337,31 @@
         <w:lastRenderedPageBreak/>
         <w:t>Use case description</w:t>
       </w:r>
-    </w:p>
-    <w:p>
-      <w:r>
-        <w:t>The “Link provider’s account” use case outlines the steps required for a user to connect a provider account to their system account. Additional use case descriptions are provided in the appendix.</w:t>
-      </w:r>
-    </w:p>
-    <w:p/>
+      <w:bookmarkEnd w:id="20"/>
+    </w:p>
+    <w:p>
+      <w:r>
+        <w:t xml:space="preserve">The "Link provider’s account" </w:t>
+      </w:r>
+      <w:r>
+        <w:t>use case</w:t>
+      </w:r>
+      <w:r>
+        <w:t xml:space="preserve"> shows what steps a user needs to take to connect a provider account to their system account. </w:t>
+      </w:r>
+      <w:r>
+        <w:t>The remaining use case descriptions</w:t>
+      </w:r>
+      <w:r>
+        <w:t xml:space="preserve"> are</w:t>
+      </w:r>
+      <w:r>
+        <w:t xml:space="preserve"> attached</w:t>
+      </w:r>
+      <w:r>
+        <w:t xml:space="preserve"> in the appendix.</w:t>
+      </w:r>
+    </w:p>
     <w:tbl>
       <w:tblPr>
         <w:tblW w:w="5000" w:type="pct"/>
@@ -3167,6 +6072,7 @@
         <w:spacing w:before="120" w:after="0"/>
         <w:jc w:val="center"/>
       </w:pPr>
+      <w:bookmarkStart w:id="21" w:name="_Toc216797087"/>
       <w:r>
         <w:t xml:space="preserve">Table </w:t>
       </w:r>
@@ -3191,6 +6097,7 @@
       <w:r>
         <w:t>: Use case description - Link provider’s account</w:t>
       </w:r>
+      <w:bookmarkEnd w:id="21"/>
     </w:p>
     <w:p>
       <w:r>
@@ -3202,10 +6109,12 @@
         <w:pStyle w:val="Heading2"/>
         <w:ind w:left="540" w:hanging="540"/>
       </w:pPr>
+      <w:bookmarkStart w:id="22" w:name="_Toc216797037"/>
       <w:r>
         <w:lastRenderedPageBreak/>
         <w:t>System sequence diagram</w:t>
       </w:r>
+      <w:bookmarkEnd w:id="22"/>
     </w:p>
     <w:p>
       <w:r>
@@ -3265,6 +6174,8 @@
                                 <w:szCs w:val="20"/>
                               </w:rPr>
                             </w:pPr>
+                            <w:bookmarkStart w:id="23" w:name="_Toc216788670"/>
+                            <w:bookmarkStart w:id="24" w:name="_Toc216797069"/>
                             <w:r>
                               <w:t xml:space="preserve">Figure </w:t>
                             </w:r>
@@ -3289,6 +6200,8 @@
                             <w:r>
                               <w:t>: System sequence diagram - Link provider's account</w:t>
                             </w:r>
+                            <w:bookmarkEnd w:id="23"/>
+                            <w:bookmarkEnd w:id="24"/>
                           </w:p>
                         </w:txbxContent>
                       </wps:txbx>
@@ -3318,6 +6231,8 @@
                           <w:szCs w:val="20"/>
                         </w:rPr>
                       </w:pPr>
+                      <w:bookmarkStart w:id="25" w:name="_Toc216788670"/>
+                      <w:bookmarkStart w:id="26" w:name="_Toc216797069"/>
                       <w:r>
                         <w:t xml:space="preserve">Figure </w:t>
                       </w:r>
@@ -3342,6 +6257,8 @@
                       <w:r>
                         <w:t>: System sequence diagram - Link provider's account</w:t>
                       </w:r>
+                      <w:bookmarkEnd w:id="25"/>
+                      <w:bookmarkEnd w:id="26"/>
                     </w:p>
                   </w:txbxContent>
                 </v:textbox>
@@ -3352,7 +6269,13 @@
         </mc:AlternateContent>
       </w:r>
       <w:r>
-        <w:t xml:space="preserve">The diagram illustrates the sequence of user interactions with the system. Initially, the user requests to connect a provider account. The system then redirects the user to the provider’s consent interface. Upon approval of access at the provider, the provider returns the user to the system along with the approval result. The system subsequently records the connection for the user’s account, storing the relevant tokens and permissions. Finally, the system confirms the successful connection. </w:t>
+        <w:t xml:space="preserve">The diagram illustrates the sequence of user interactions with the system. </w:t>
+      </w:r>
+      <w:r>
+        <w:t>First, users request to link a provider account. The system then sends users to the provider’s consent page. When access is approved by the provider, it sends users back to the system along with the approval result. The system then saves the connection for the user’s account by storing the necessary tokens and permissions. Lastly, the system confirms the connection was successful.</w:t>
+      </w:r>
+      <w:r>
+        <w:t xml:space="preserve"> </w:t>
       </w:r>
     </w:p>
     <w:p>
@@ -3433,14 +6356,46 @@
         <w:pStyle w:val="Heading2"/>
         <w:ind w:left="540" w:hanging="540"/>
       </w:pPr>
+      <w:bookmarkStart w:id="27" w:name="_Toc216797038"/>
       <w:r>
         <w:lastRenderedPageBreak/>
         <w:t>Domain model</w:t>
       </w:r>
-    </w:p>
-    <w:p>
-      <w:r>
-        <w:t xml:space="preserve">The domain model is structured around the User. Each user has time-limited email confirmation and password reset tokens, which are associated with the user and flagged upon use. Users can link a single account for each provider, such as Google or Microsoft. Each linked account stores the provider type, the encrypted refresh token, its expiration time, and the associated scopes. The </w:t>
+      <w:bookmarkEnd w:id="27"/>
+    </w:p>
+    <w:p>
+      <w:r>
+        <w:t xml:space="preserve">The domain model is built around the User. Users have email confirmation and password reset tokens that expire after a </w:t>
+      </w:r>
+      <w:r>
+        <w:t>limited time</w:t>
+      </w:r>
+      <w:r>
+        <w:t xml:space="preserve"> and get flagged when used. Users can connect one account for each provider</w:t>
+      </w:r>
+      <w:r>
+        <w:t>,</w:t>
+      </w:r>
+      <w:r>
+        <w:t xml:space="preserve"> </w:t>
+      </w:r>
+      <w:r>
+        <w:t>such as</w:t>
+      </w:r>
+      <w:r>
+        <w:t xml:space="preserve"> Google and Microsoft. Each linked account keeps the provider type</w:t>
+      </w:r>
+      <w:r>
+        <w:t xml:space="preserve">, </w:t>
+      </w:r>
+      <w:r>
+        <w:t>the encrypted refresh token</w:t>
+      </w:r>
+      <w:r>
+        <w:t xml:space="preserve">, </w:t>
+      </w:r>
+      <w:r>
+        <w:t xml:space="preserve">its expiration time and the related scopes. The </w:t>
       </w:r>
       <w:r>
         <w:rPr>
@@ -3450,13 +6405,52 @@
         <w:t>TokenSet</w:t>
       </w:r>
       <w:r>
-        <w:t xml:space="preserve"> returned by the provider, which includes the access token, refresh token, expiry, and scopes, is temporary and not stored directly. Only the refresh token, expiry, and scopes are </w:t>
+        <w:t xml:space="preserve"> given by the provider</w:t>
+      </w:r>
+      <w:r>
+        <w:t xml:space="preserve">, which </w:t>
+      </w:r>
+      <w:r>
+        <w:t>includ</w:t>
+      </w:r>
+      <w:r>
+        <w:t>es</w:t>
+      </w:r>
+      <w:r>
+        <w:t xml:space="preserve"> the access token</w:t>
+      </w:r>
+      <w:r>
+        <w:t xml:space="preserve">, </w:t>
+      </w:r>
+      <w:r>
+        <w:t>refresh token</w:t>
+      </w:r>
+      <w:r>
+        <w:t xml:space="preserve">, </w:t>
+      </w:r>
+      <w:r>
+        <w:t>expiry and scopes</w:t>
+      </w:r>
+      <w:r>
+        <w:t>,</w:t>
+      </w:r>
+      <w:r>
+        <w:t xml:space="preserve"> is temporary and not </w:t>
       </w:r>
       <w:r>
         <w:t>stored</w:t>
       </w:r>
       <w:r>
-        <w:t xml:space="preserve"> in the linked account. </w:t>
+        <w:t xml:space="preserve"> directly. Only the refresh token</w:t>
+      </w:r>
+      <w:r>
+        <w:t xml:space="preserve">, </w:t>
+      </w:r>
+      <w:r>
+        <w:t>expiry and scopes are stored in the linked account.</w:t>
+      </w:r>
+      <w:r>
+        <w:t xml:space="preserve"> The </w:t>
       </w:r>
       <w:r>
         <w:rPr>
@@ -3466,7 +6460,22 @@
         <w:t>ProviderType</w:t>
       </w:r>
       <w:r>
-        <w:t xml:space="preserve"> is an enumeration indicating whether the link corresponds to Google or Microsoft</w:t>
+        <w:t xml:space="preserve"> is a</w:t>
+      </w:r>
+      <w:r>
+        <w:t xml:space="preserve">n enumeration </w:t>
+      </w:r>
+      <w:r>
+        <w:t>show</w:t>
+      </w:r>
+      <w:r>
+        <w:t>ing</w:t>
+      </w:r>
+      <w:r>
+        <w:t xml:space="preserve"> if the link is for Google or Microsoft</w:t>
+      </w:r>
+      <w:r>
+        <w:t xml:space="preserve"> account</w:t>
       </w:r>
       <w:r>
         <w:t>.</w:t>
@@ -3529,6 +6538,7 @@
         <w:spacing w:after="120"/>
         <w:jc w:val="center"/>
       </w:pPr>
+      <w:bookmarkStart w:id="28" w:name="_Toc216797070"/>
       <w:r>
         <w:t xml:space="preserve">Figure </w:t>
       </w:r>
@@ -3553,16 +6563,19 @@
       <w:r>
         <w:t>: Domain model</w:t>
       </w:r>
+      <w:bookmarkEnd w:id="28"/>
     </w:p>
     <w:p>
       <w:pPr>
         <w:pStyle w:val="Heading2"/>
         <w:ind w:left="540" w:hanging="540"/>
       </w:pPr>
+      <w:bookmarkStart w:id="29" w:name="_Toc216797039"/>
       <w:r>
         <w:lastRenderedPageBreak/>
         <w:t>Entity Relationship Diagram</w:t>
       </w:r>
+      <w:bookmarkEnd w:id="29"/>
     </w:p>
     <w:p>
       <w:r>
@@ -3572,7 +6585,13 @@
         <w:t xml:space="preserve"> </w:t>
       </w:r>
       <w:r>
-        <w:t xml:space="preserve">Relationship Diagram reflects the domain model while incorporating a storage perspective. The User entity serves as the primary table, with </w:t>
+        <w:t xml:space="preserve">Relationship Diagram reflects the domain model while incorporating a storage perspective. </w:t>
+      </w:r>
+      <w:r>
+        <w:t xml:space="preserve">The User entity is the main table. </w:t>
+      </w:r>
+      <w:r>
+        <w:t xml:space="preserve">The </w:t>
       </w:r>
       <w:r>
         <w:rPr>
@@ -3585,6 +6604,9 @@
         <w:t xml:space="preserve"> and </w:t>
       </w:r>
       <w:r>
+        <w:t xml:space="preserve">the </w:t>
+      </w:r>
+      <w:r>
         <w:rPr>
           <w:i/>
           <w:iCs/>
@@ -3592,13 +6614,7 @@
         <w:t>PasswordResetToken</w:t>
       </w:r>
       <w:r>
-        <w:t xml:space="preserve"> represented as time-limited, user-scoped rows, each defined by primary and foreign keys. Each provider association is </w:t>
-      </w:r>
-      <w:r>
-        <w:t>modelled</w:t>
-      </w:r>
-      <w:r>
-        <w:t xml:space="preserve"> as a </w:t>
+        <w:t xml:space="preserve"> appear as time-limited and user-specific rows with primary and foreign keys. Each provider link is a </w:t>
       </w:r>
       <w:r>
         <w:rPr>
@@ -3608,37 +6624,89 @@
         <w:t>ProviderAccount</w:t>
       </w:r>
       <w:r>
-        <w:t xml:space="preserve"> row, keyed to both the user and a provider enumeration, and stores only the encrypted refresh token, expiry, and scopes. </w:t>
+        <w:t xml:space="preserve"> row which connects to both the user and a provider </w:t>
+      </w:r>
+      <w:r>
+        <w:t>type</w:t>
+      </w:r>
+      <w:r>
+        <w:t>, and</w:t>
+      </w:r>
+      <w:r>
+        <w:t xml:space="preserve"> </w:t>
+      </w:r>
+      <w:r>
+        <w:t>stores</w:t>
+      </w:r>
+      <w:r>
+        <w:t xml:space="preserve"> just the encrypted refresh token</w:t>
+      </w:r>
+      <w:r>
+        <w:t xml:space="preserve">, </w:t>
+      </w:r>
+      <w:r>
+        <w:t xml:space="preserve">expiry and scopes. </w:t>
+      </w:r>
+      <w:r>
+        <w:t xml:space="preserve">The </w:t>
+      </w:r>
+      <w:r>
+        <w:t xml:space="preserve">ProviderType </w:t>
+      </w:r>
+      <w:r>
+        <w:t xml:space="preserve">is kept </w:t>
+      </w:r>
+      <w:r>
+        <w:t>as a</w:t>
+      </w:r>
+      <w:r>
+        <w:t>n</w:t>
+      </w:r>
+      <w:r>
+        <w:t xml:space="preserve"> </w:t>
+      </w:r>
+      <w:r>
+        <w:t>enumeration</w:t>
+      </w:r>
+      <w:r>
+        <w:t xml:space="preserve">. </w:t>
+      </w:r>
+      <w:r>
+        <w:t xml:space="preserve">The </w:t>
       </w:r>
       <w:r>
         <w:rPr>
           <w:i/>
           <w:iCs/>
         </w:rPr>
-        <w:t>ProviderType</w:t>
-      </w:r>
-      <w:r>
-        <w:t xml:space="preserve"> is maintained as an enumeration. </w:t>
-      </w:r>
-      <w:r>
-        <w:rPr>
-          <w:i/>
-          <w:iCs/>
-        </w:rPr>
         <w:t>TokenSet</w:t>
       </w:r>
       <w:r>
-        <w:t xml:space="preserve"> is depicted as a transient OAuth value that is not stored; only its refresh token, expiry, and scopes are stored within </w:t>
-      </w:r>
-      <w:r>
-        <w:rPr>
-          <w:i/>
-          <w:iCs/>
-        </w:rPr>
-        <w:t>ProviderAccount</w:t>
-      </w:r>
-      <w:r>
-        <w:t>.</w:t>
+        <w:t xml:space="preserve"> </w:t>
+      </w:r>
+      <w:r>
+        <w:t>is represented</w:t>
+      </w:r>
+      <w:r>
+        <w:t xml:space="preserve"> </w:t>
+      </w:r>
+      <w:r>
+        <w:t xml:space="preserve">as </w:t>
+      </w:r>
+      <w:r>
+        <w:t>a temporary OAuth value which is not stored and only its refresh token</w:t>
+      </w:r>
+      <w:r>
+        <w:t xml:space="preserve">, </w:t>
+      </w:r>
+      <w:r>
+        <w:t xml:space="preserve">expiry and scopes are kept in </w:t>
+      </w:r>
+      <w:r>
+        <w:t xml:space="preserve">the </w:t>
+      </w:r>
+      <w:r>
+        <w:t>ProviderAccount.</w:t>
       </w:r>
     </w:p>
     <w:p>
@@ -3697,6 +6765,7 @@
         <w:pStyle w:val="Caption"/>
         <w:jc w:val="center"/>
       </w:pPr>
+      <w:bookmarkStart w:id="30" w:name="_Toc216797071"/>
       <w:r>
         <w:t xml:space="preserve">Figure </w:t>
       </w:r>
@@ -3721,23 +6790,722 @@
       <w:r>
         <w:t>: Entity relationship diagram</w:t>
       </w:r>
+      <w:bookmarkEnd w:id="30"/>
     </w:p>
     <w:p>
       <w:pPr>
         <w:pStyle w:val="Heading2"/>
         <w:ind w:left="540" w:hanging="540"/>
       </w:pPr>
-      <w:bookmarkStart w:id="7" w:name="_Toc167277087"/>
-      <w:bookmarkEnd w:id="6"/>
+      <w:bookmarkStart w:id="31" w:name="_Toc216797040"/>
+      <w:bookmarkEnd w:id="18"/>
       <w:r>
         <w:lastRenderedPageBreak/>
         <w:t>Security</w:t>
       </w:r>
-    </w:p>
-    <w:p>
-      <w:r>
-        <w:t>The security strategy for this project addresses key threats, including credential theft, brute force attacks on authentication flows, OAuth token theft or replay, man-in-the-middle attacks on API and OAuth callbacks, authorization bypass using stolen tokens, denial of service targeting the gateway or services, and cross-tenant data access. The objectives follow confidentiality, integrity, and availability plus strong authentication, authorization, and compartmentalization. We protect credentials, tokens, and user data in transit and at rest, prevent tampering with accounts and linked providers, keep the system responsive during failures or hostile traffic, ensure only authorized users and services reach their own data, and isolate services and data stores to contain incidents. Risk assessment highlights that man-in-the-middle is medium likelihood and high impact if plain HTTP were allowed, brute force on authentication endpoints is medium likelihood with medium to high impact, token replay or theft is low to medium likelihood with high impact, denial of service on gateway or services is medium likelihood with medium impact, and cross-tenant access is low likelihood with high impact. Planned controls enforce TLS-only communication, rate limiting on sensitive endpoints, a strong authentication lifecycle with hashed passwords and time-limited single-use confirmation and reset tokens, careful token management with short-lived JWTs, PKCE for OAuth, and no long-term storage of access tokens, per-user authorization at service boundaries, isolation of services and databases, resilience patterns such as health checks and bounded retries to limit cascading failures, and correlation IDs with logging to aid detection and investigation.</w:t>
-      </w:r>
+      <w:bookmarkEnd w:id="31"/>
+    </w:p>
+    <w:p>
+      <w:r>
+        <w:t>Security focuses on protecting credentials/tokens, enforcing per-user access, and containing incidents.</w:t>
+      </w:r>
+    </w:p>
+    <w:p>
+      <w:r>
+        <w:t>Key threats</w:t>
+      </w:r>
+      <w:r>
+        <w:t xml:space="preserve"> are</w:t>
+      </w:r>
+      <w:r>
+        <w:t>:</w:t>
+      </w:r>
+    </w:p>
+    <w:p>
+      <w:pPr>
+        <w:pStyle w:val="ListParagraph"/>
+        <w:numPr>
+          <w:ilvl w:val="0"/>
+          <w:numId w:val="27"/>
+        </w:numPr>
+      </w:pPr>
+      <w:r>
+        <w:t>credential theft</w:t>
+      </w:r>
+    </w:p>
+    <w:p>
+      <w:pPr>
+        <w:pStyle w:val="ListParagraph"/>
+        <w:numPr>
+          <w:ilvl w:val="0"/>
+          <w:numId w:val="27"/>
+        </w:numPr>
+      </w:pPr>
+      <w:r>
+        <w:t>brute force on auth flows</w:t>
+      </w:r>
+    </w:p>
+    <w:p>
+      <w:pPr>
+        <w:pStyle w:val="ListParagraph"/>
+        <w:numPr>
+          <w:ilvl w:val="0"/>
+          <w:numId w:val="27"/>
+        </w:numPr>
+      </w:pPr>
+      <w:r>
+        <w:t>OAuth token theft/replay</w:t>
+      </w:r>
+    </w:p>
+    <w:p>
+      <w:pPr>
+        <w:pStyle w:val="ListParagraph"/>
+        <w:numPr>
+          <w:ilvl w:val="0"/>
+          <w:numId w:val="27"/>
+        </w:numPr>
+      </w:pPr>
+      <w:r>
+        <w:t>MITM</w:t>
+      </w:r>
+      <w:r>
+        <w:t xml:space="preserve"> (men-in-the-middle)</w:t>
+      </w:r>
+      <w:r>
+        <w:t xml:space="preserve"> on API/OAuth callbacks</w:t>
+      </w:r>
+    </w:p>
+    <w:p>
+      <w:pPr>
+        <w:pStyle w:val="ListParagraph"/>
+        <w:numPr>
+          <w:ilvl w:val="0"/>
+          <w:numId w:val="27"/>
+        </w:numPr>
+      </w:pPr>
+      <w:r>
+        <w:t>authorization bypass with stolen tokens</w:t>
+      </w:r>
+    </w:p>
+    <w:p>
+      <w:pPr>
+        <w:pStyle w:val="ListParagraph"/>
+        <w:numPr>
+          <w:ilvl w:val="0"/>
+          <w:numId w:val="27"/>
+        </w:numPr>
+      </w:pPr>
+      <w:r>
+        <w:t>DoS on gateway/services</w:t>
+      </w:r>
+    </w:p>
+    <w:p>
+      <w:pPr>
+        <w:pStyle w:val="ListParagraph"/>
+        <w:numPr>
+          <w:ilvl w:val="0"/>
+          <w:numId w:val="27"/>
+        </w:numPr>
+      </w:pPr>
+      <w:r>
+        <w:t>cross-tenant data access</w:t>
+      </w:r>
+    </w:p>
+    <w:p>
+      <w:r>
+        <w:t>The risk assessment identifies several threats: man-in-the-middle attacks (medium likelihood and high impact if plain HTTP is permitted), brute force attacks on authentication endpoints (medium likelihood and medium to high impact), token replay or theft (low to medium likelihood and high impact), denial-of-service attacks (medium likelihood and medium impact), and cross-tenant access (low likelihood and high impact). The planned controls include enforcing TLS exclusively, implementing rate limiting on sensitive endpoints, storing hashed passwords with time-limited single-use confirmation or reset tokens, utilizing short-lived JSON Web Tokens (JWTs), applying Proof Key for Code Exchange (PKCE) for OAuth, avoiding long-term access token storage, enforcing per-user authorization at service boundaries, isolating services and databases, adopting resilience patterns such as health checks and bounded retries or circuit breakers, and using correlation IDs in logging.</w:t>
+      </w:r>
+    </w:p>
+    <w:tbl>
+      <w:tblPr>
+        <w:tblStyle w:val="TableGrid"/>
+        <w:tblW w:w="0" w:type="auto"/>
+        <w:tblLook w:val="04A0" w:firstRow="1" w:lastRow="0" w:firstColumn="1" w:lastColumn="0" w:noHBand="0" w:noVBand="1"/>
+      </w:tblPr>
+      <w:tblGrid>
+        <w:gridCol w:w="2123"/>
+        <w:gridCol w:w="2123"/>
+        <w:gridCol w:w="2124"/>
+        <w:gridCol w:w="2124"/>
+      </w:tblGrid>
+      <w:tr>
+        <w:tc>
+          <w:tcPr>
+            <w:tcW w:w="2123" w:type="dxa"/>
+          </w:tcPr>
+          <w:p>
+            <w:pPr>
+              <w:spacing w:before="120" w:line="240" w:lineRule="auto"/>
+              <w:jc w:val="center"/>
+              <w:rPr>
+                <w:sz w:val="22"/>
+                <w:szCs w:val="22"/>
+              </w:rPr>
+            </w:pPr>
+            <w:r>
+              <w:rPr>
+                <w:sz w:val="22"/>
+                <w:szCs w:val="22"/>
+              </w:rPr>
+              <w:t>Threat</w:t>
+            </w:r>
+          </w:p>
+        </w:tc>
+        <w:tc>
+          <w:tcPr>
+            <w:tcW w:w="2123" w:type="dxa"/>
+          </w:tcPr>
+          <w:p>
+            <w:pPr>
+              <w:spacing w:before="120" w:line="240" w:lineRule="auto"/>
+              <w:jc w:val="center"/>
+              <w:rPr>
+                <w:sz w:val="22"/>
+                <w:szCs w:val="22"/>
+              </w:rPr>
+            </w:pPr>
+            <w:r>
+              <w:rPr>
+                <w:sz w:val="22"/>
+                <w:szCs w:val="22"/>
+              </w:rPr>
+              <w:t>Likelihood</w:t>
+            </w:r>
+          </w:p>
+        </w:tc>
+        <w:tc>
+          <w:tcPr>
+            <w:tcW w:w="2124" w:type="dxa"/>
+          </w:tcPr>
+          <w:p>
+            <w:pPr>
+              <w:spacing w:before="120" w:line="240" w:lineRule="auto"/>
+              <w:jc w:val="center"/>
+              <w:rPr>
+                <w:sz w:val="22"/>
+                <w:szCs w:val="22"/>
+              </w:rPr>
+            </w:pPr>
+            <w:r>
+              <w:rPr>
+                <w:sz w:val="22"/>
+                <w:szCs w:val="22"/>
+              </w:rPr>
+              <w:t>Impact</w:t>
+            </w:r>
+          </w:p>
+        </w:tc>
+        <w:tc>
+          <w:tcPr>
+            <w:tcW w:w="2124" w:type="dxa"/>
+          </w:tcPr>
+          <w:p>
+            <w:pPr>
+              <w:spacing w:before="120" w:line="240" w:lineRule="auto"/>
+              <w:jc w:val="center"/>
+              <w:rPr>
+                <w:sz w:val="22"/>
+                <w:szCs w:val="22"/>
+              </w:rPr>
+            </w:pPr>
+            <w:r>
+              <w:rPr>
+                <w:sz w:val="22"/>
+                <w:szCs w:val="22"/>
+              </w:rPr>
+              <w:t>Planned Controls</w:t>
+            </w:r>
+          </w:p>
+        </w:tc>
+      </w:tr>
+      <w:tr>
+        <w:tc>
+          <w:tcPr>
+            <w:tcW w:w="2123" w:type="dxa"/>
+          </w:tcPr>
+          <w:p>
+            <w:pPr>
+              <w:spacing w:before="120" w:line="240" w:lineRule="auto"/>
+              <w:jc w:val="center"/>
+              <w:rPr>
+                <w:sz w:val="22"/>
+                <w:szCs w:val="22"/>
+              </w:rPr>
+            </w:pPr>
+            <w:r>
+              <w:rPr>
+                <w:sz w:val="22"/>
+                <w:szCs w:val="22"/>
+              </w:rPr>
+              <w:t>Man-in-the-middle (if plain HTTP allowed)</w:t>
+            </w:r>
+          </w:p>
+        </w:tc>
+        <w:tc>
+          <w:tcPr>
+            <w:tcW w:w="2123" w:type="dxa"/>
+          </w:tcPr>
+          <w:p>
+            <w:pPr>
+              <w:spacing w:before="120" w:line="240" w:lineRule="auto"/>
+              <w:jc w:val="center"/>
+              <w:rPr>
+                <w:sz w:val="22"/>
+                <w:szCs w:val="22"/>
+              </w:rPr>
+            </w:pPr>
+            <w:r>
+              <w:rPr>
+                <w:sz w:val="22"/>
+                <w:szCs w:val="22"/>
+              </w:rPr>
+              <w:t>Medium</w:t>
+            </w:r>
+          </w:p>
+        </w:tc>
+        <w:tc>
+          <w:tcPr>
+            <w:tcW w:w="2124" w:type="dxa"/>
+          </w:tcPr>
+          <w:p>
+            <w:pPr>
+              <w:spacing w:before="120" w:line="240" w:lineRule="auto"/>
+              <w:jc w:val="center"/>
+              <w:rPr>
+                <w:sz w:val="22"/>
+                <w:szCs w:val="22"/>
+              </w:rPr>
+            </w:pPr>
+            <w:r>
+              <w:rPr>
+                <w:sz w:val="22"/>
+                <w:szCs w:val="22"/>
+              </w:rPr>
+              <w:t>High</w:t>
+            </w:r>
+          </w:p>
+        </w:tc>
+        <w:tc>
+          <w:tcPr>
+            <w:tcW w:w="2124" w:type="dxa"/>
+          </w:tcPr>
+          <w:p>
+            <w:pPr>
+              <w:spacing w:before="120" w:line="240" w:lineRule="auto"/>
+              <w:jc w:val="center"/>
+              <w:rPr>
+                <w:sz w:val="22"/>
+                <w:szCs w:val="22"/>
+              </w:rPr>
+            </w:pPr>
+            <w:r>
+              <w:rPr>
+                <w:sz w:val="22"/>
+                <w:szCs w:val="22"/>
+              </w:rPr>
+              <w:t>Enforce TLS-only; security headers; CORS; correlation/logging</w:t>
+            </w:r>
+          </w:p>
+        </w:tc>
+      </w:tr>
+      <w:tr>
+        <w:tc>
+          <w:tcPr>
+            <w:tcW w:w="2123" w:type="dxa"/>
+          </w:tcPr>
+          <w:p>
+            <w:pPr>
+              <w:spacing w:before="120" w:line="240" w:lineRule="auto"/>
+              <w:jc w:val="center"/>
+              <w:rPr>
+                <w:sz w:val="22"/>
+                <w:szCs w:val="22"/>
+              </w:rPr>
+            </w:pPr>
+            <w:r>
+              <w:rPr>
+                <w:sz w:val="22"/>
+                <w:szCs w:val="22"/>
+              </w:rPr>
+              <w:lastRenderedPageBreak/>
+              <w:t>Brute force on auth endpoints</w:t>
+            </w:r>
+          </w:p>
+        </w:tc>
+        <w:tc>
+          <w:tcPr>
+            <w:tcW w:w="2123" w:type="dxa"/>
+          </w:tcPr>
+          <w:p>
+            <w:pPr>
+              <w:spacing w:before="120" w:line="240" w:lineRule="auto"/>
+              <w:jc w:val="center"/>
+              <w:rPr>
+                <w:sz w:val="22"/>
+                <w:szCs w:val="22"/>
+              </w:rPr>
+            </w:pPr>
+            <w:r>
+              <w:rPr>
+                <w:sz w:val="22"/>
+                <w:szCs w:val="22"/>
+              </w:rPr>
+              <w:t>Medium</w:t>
+            </w:r>
+          </w:p>
+        </w:tc>
+        <w:tc>
+          <w:tcPr>
+            <w:tcW w:w="2124" w:type="dxa"/>
+          </w:tcPr>
+          <w:p>
+            <w:pPr>
+              <w:spacing w:before="120" w:line="240" w:lineRule="auto"/>
+              <w:jc w:val="center"/>
+              <w:rPr>
+                <w:sz w:val="22"/>
+                <w:szCs w:val="22"/>
+              </w:rPr>
+            </w:pPr>
+            <w:r>
+              <w:rPr>
+                <w:sz w:val="22"/>
+                <w:szCs w:val="22"/>
+              </w:rPr>
+              <w:t>Medium/High</w:t>
+            </w:r>
+          </w:p>
+        </w:tc>
+        <w:tc>
+          <w:tcPr>
+            <w:tcW w:w="2124" w:type="dxa"/>
+          </w:tcPr>
+          <w:p>
+            <w:pPr>
+              <w:spacing w:before="120" w:line="240" w:lineRule="auto"/>
+              <w:jc w:val="center"/>
+              <w:rPr>
+                <w:sz w:val="22"/>
+                <w:szCs w:val="22"/>
+              </w:rPr>
+            </w:pPr>
+            <w:r>
+              <w:rPr>
+                <w:sz w:val="22"/>
+                <w:szCs w:val="22"/>
+              </w:rPr>
+              <w:t>Rate limiting; strong password policy; time-limited tokens</w:t>
+            </w:r>
+          </w:p>
+        </w:tc>
+      </w:tr>
+      <w:tr>
+        <w:tc>
+          <w:tcPr>
+            <w:tcW w:w="2123" w:type="dxa"/>
+          </w:tcPr>
+          <w:p>
+            <w:pPr>
+              <w:spacing w:before="120" w:line="240" w:lineRule="auto"/>
+              <w:jc w:val="center"/>
+              <w:rPr>
+                <w:sz w:val="22"/>
+                <w:szCs w:val="22"/>
+              </w:rPr>
+            </w:pPr>
+            <w:r>
+              <w:rPr>
+                <w:sz w:val="22"/>
+                <w:szCs w:val="22"/>
+              </w:rPr>
+              <w:t>Token replay/theft (JWT/OAuth)</w:t>
+            </w:r>
+          </w:p>
+        </w:tc>
+        <w:tc>
+          <w:tcPr>
+            <w:tcW w:w="2123" w:type="dxa"/>
+          </w:tcPr>
+          <w:p>
+            <w:pPr>
+              <w:spacing w:before="120" w:line="240" w:lineRule="auto"/>
+              <w:jc w:val="center"/>
+              <w:rPr>
+                <w:sz w:val="22"/>
+                <w:szCs w:val="22"/>
+              </w:rPr>
+            </w:pPr>
+            <w:r>
+              <w:rPr>
+                <w:sz w:val="22"/>
+                <w:szCs w:val="22"/>
+              </w:rPr>
+              <w:t>Low/Medium</w:t>
+            </w:r>
+          </w:p>
+        </w:tc>
+        <w:tc>
+          <w:tcPr>
+            <w:tcW w:w="2124" w:type="dxa"/>
+          </w:tcPr>
+          <w:p>
+            <w:pPr>
+              <w:spacing w:before="120" w:line="240" w:lineRule="auto"/>
+              <w:jc w:val="center"/>
+              <w:rPr>
+                <w:sz w:val="22"/>
+                <w:szCs w:val="22"/>
+              </w:rPr>
+            </w:pPr>
+            <w:r>
+              <w:rPr>
+                <w:sz w:val="22"/>
+                <w:szCs w:val="22"/>
+              </w:rPr>
+              <w:t>High</w:t>
+            </w:r>
+          </w:p>
+        </w:tc>
+        <w:tc>
+          <w:tcPr>
+            <w:tcW w:w="2124" w:type="dxa"/>
+          </w:tcPr>
+          <w:p>
+            <w:pPr>
+              <w:spacing w:before="120" w:line="240" w:lineRule="auto"/>
+              <w:jc w:val="center"/>
+              <w:rPr>
+                <w:sz w:val="22"/>
+                <w:szCs w:val="22"/>
+              </w:rPr>
+            </w:pPr>
+            <w:r>
+              <w:rPr>
+                <w:sz w:val="22"/>
+                <w:szCs w:val="22"/>
+              </w:rPr>
+              <w:t>Short-lived JWTs; PKCE; no stored access tokens; introspection</w:t>
+            </w:r>
+          </w:p>
+        </w:tc>
+      </w:tr>
+      <w:tr>
+        <w:tc>
+          <w:tcPr>
+            <w:tcW w:w="2123" w:type="dxa"/>
+          </w:tcPr>
+          <w:p>
+            <w:pPr>
+              <w:spacing w:before="120" w:line="240" w:lineRule="auto"/>
+              <w:jc w:val="center"/>
+              <w:rPr>
+                <w:sz w:val="22"/>
+                <w:szCs w:val="22"/>
+              </w:rPr>
+            </w:pPr>
+            <w:r>
+              <w:rPr>
+                <w:sz w:val="22"/>
+                <w:szCs w:val="22"/>
+              </w:rPr>
+              <w:t>Denial of Service (gateway/services)</w:t>
+            </w:r>
+          </w:p>
+        </w:tc>
+        <w:tc>
+          <w:tcPr>
+            <w:tcW w:w="2123" w:type="dxa"/>
+          </w:tcPr>
+          <w:p>
+            <w:pPr>
+              <w:spacing w:before="120" w:line="240" w:lineRule="auto"/>
+              <w:jc w:val="center"/>
+              <w:rPr>
+                <w:sz w:val="22"/>
+                <w:szCs w:val="22"/>
+              </w:rPr>
+            </w:pPr>
+            <w:r>
+              <w:rPr>
+                <w:sz w:val="22"/>
+                <w:szCs w:val="22"/>
+              </w:rPr>
+              <w:t>Medium</w:t>
+            </w:r>
+          </w:p>
+        </w:tc>
+        <w:tc>
+          <w:tcPr>
+            <w:tcW w:w="2124" w:type="dxa"/>
+          </w:tcPr>
+          <w:p>
+            <w:pPr>
+              <w:spacing w:before="120" w:line="240" w:lineRule="auto"/>
+              <w:jc w:val="center"/>
+              <w:rPr>
+                <w:sz w:val="22"/>
+                <w:szCs w:val="22"/>
+              </w:rPr>
+            </w:pPr>
+            <w:r>
+              <w:rPr>
+                <w:sz w:val="22"/>
+                <w:szCs w:val="22"/>
+              </w:rPr>
+              <w:t>Medium</w:t>
+            </w:r>
+          </w:p>
+        </w:tc>
+        <w:tc>
+          <w:tcPr>
+            <w:tcW w:w="2124" w:type="dxa"/>
+          </w:tcPr>
+          <w:p>
+            <w:pPr>
+              <w:spacing w:before="120" w:line="240" w:lineRule="auto"/>
+              <w:jc w:val="center"/>
+              <w:rPr>
+                <w:sz w:val="22"/>
+                <w:szCs w:val="22"/>
+              </w:rPr>
+            </w:pPr>
+            <w:r>
+              <w:rPr>
+                <w:sz w:val="22"/>
+                <w:szCs w:val="22"/>
+              </w:rPr>
+              <w:t>Rate limits; bounded retries/circuit breakers; health checks</w:t>
+            </w:r>
+          </w:p>
+        </w:tc>
+      </w:tr>
+      <w:tr>
+        <w:trPr>
+          <w:trHeight w:val="557"/>
+        </w:trPr>
+        <w:tc>
+          <w:tcPr>
+            <w:tcW w:w="2123" w:type="dxa"/>
+          </w:tcPr>
+          <w:p>
+            <w:pPr>
+              <w:spacing w:before="120" w:line="240" w:lineRule="auto"/>
+              <w:jc w:val="center"/>
+              <w:rPr>
+                <w:sz w:val="22"/>
+                <w:szCs w:val="22"/>
+              </w:rPr>
+            </w:pPr>
+            <w:r>
+              <w:rPr>
+                <w:sz w:val="22"/>
+                <w:szCs w:val="22"/>
+              </w:rPr>
+              <w:t>Cross-tenant data access</w:t>
+            </w:r>
+          </w:p>
+        </w:tc>
+        <w:tc>
+          <w:tcPr>
+            <w:tcW w:w="2123" w:type="dxa"/>
+          </w:tcPr>
+          <w:p>
+            <w:pPr>
+              <w:spacing w:before="120" w:line="240" w:lineRule="auto"/>
+              <w:jc w:val="center"/>
+              <w:rPr>
+                <w:sz w:val="22"/>
+                <w:szCs w:val="22"/>
+              </w:rPr>
+            </w:pPr>
+            <w:r>
+              <w:rPr>
+                <w:sz w:val="22"/>
+                <w:szCs w:val="22"/>
+              </w:rPr>
+              <w:t>Low</w:t>
+            </w:r>
+          </w:p>
+        </w:tc>
+        <w:tc>
+          <w:tcPr>
+            <w:tcW w:w="2124" w:type="dxa"/>
+          </w:tcPr>
+          <w:p>
+            <w:pPr>
+              <w:spacing w:before="120" w:line="240" w:lineRule="auto"/>
+              <w:jc w:val="center"/>
+              <w:rPr>
+                <w:sz w:val="22"/>
+                <w:szCs w:val="22"/>
+              </w:rPr>
+            </w:pPr>
+            <w:r>
+              <w:rPr>
+                <w:sz w:val="22"/>
+                <w:szCs w:val="22"/>
+              </w:rPr>
+              <w:t>High</w:t>
+            </w:r>
+          </w:p>
+        </w:tc>
+        <w:tc>
+          <w:tcPr>
+            <w:tcW w:w="2124" w:type="dxa"/>
+          </w:tcPr>
+          <w:p>
+            <w:pPr>
+              <w:keepNext/>
+              <w:spacing w:before="120" w:line="240" w:lineRule="auto"/>
+              <w:jc w:val="center"/>
+              <w:rPr>
+                <w:sz w:val="22"/>
+                <w:szCs w:val="22"/>
+              </w:rPr>
+            </w:pPr>
+            <w:r>
+              <w:rPr>
+                <w:sz w:val="22"/>
+                <w:szCs w:val="22"/>
+              </w:rPr>
+              <w:t>Per-user authorization; service/database isolation; audit/logs</w:t>
+            </w:r>
+          </w:p>
+        </w:tc>
+      </w:tr>
+    </w:tbl>
+    <w:p>
+      <w:pPr>
+        <w:pStyle w:val="Caption"/>
+        <w:spacing w:before="120" w:after="120"/>
+        <w:jc w:val="center"/>
+      </w:pPr>
+      <w:bookmarkStart w:id="32" w:name="_Toc216797088"/>
+      <w:r>
+        <w:t xml:space="preserve">Table </w:t>
+      </w:r>
+      <w:r>
+        <w:fldChar w:fldCharType="begin"/>
+      </w:r>
+      <w:r>
+        <w:instrText xml:space="preserve"> SEQ Table \* ARABIC </w:instrText>
+      </w:r>
+      <w:r>
+        <w:fldChar w:fldCharType="separate"/>
+      </w:r>
+      <w:r>
+        <w:rPr>
+          <w:noProof/>
+        </w:rPr>
+        <w:t>3</w:t>
+      </w:r>
+      <w:r>
+        <w:fldChar w:fldCharType="end"/>
+      </w:r>
+      <w:r>
+        <w:t>: Risk assessment</w:t>
+      </w:r>
+      <w:bookmarkEnd w:id="32"/>
     </w:p>
     <w:p>
       <w:pPr>
@@ -3749,9 +7517,11 @@
         <w:spacing w:before="240" w:after="120" w:line="360" w:lineRule="auto"/>
         <w:ind w:left="547" w:hanging="547"/>
       </w:pPr>
+      <w:bookmarkStart w:id="33" w:name="_Toc216797041"/>
       <w:r>
         <w:t>Design</w:t>
       </w:r>
+      <w:bookmarkEnd w:id="33"/>
     </w:p>
     <w:p>
       <w:pPr>
@@ -3773,20 +7543,29 @@
           <w:szCs w:val="26"/>
         </w:rPr>
       </w:pPr>
+      <w:bookmarkStart w:id="34" w:name="_Toc216789843"/>
+      <w:bookmarkStart w:id="35" w:name="_Toc216797042"/>
+      <w:bookmarkEnd w:id="34"/>
+      <w:bookmarkEnd w:id="35"/>
     </w:p>
     <w:p>
       <w:pPr>
         <w:pStyle w:val="Heading2"/>
-        <w:spacing w:before="0" w:after="120"/>
-        <w:ind w:left="562" w:hanging="562"/>
-      </w:pPr>
+        <w:spacing w:line="360" w:lineRule="auto"/>
+        <w:ind w:left="562"/>
+      </w:pPr>
+      <w:bookmarkStart w:id="36" w:name="_Toc216797043"/>
       <w:r>
         <w:t>Architectural overview</w:t>
       </w:r>
-    </w:p>
-    <w:p>
-      <w:r>
-        <w:t xml:space="preserve">The system architecture consists of two bounded services: </w:t>
+      <w:bookmarkEnd w:id="36"/>
+    </w:p>
+    <w:p>
+      <w:r>
+        <w:t>The system is split into two bounded services</w:t>
+      </w:r>
+      <w:r>
+        <w:t xml:space="preserve">, </w:t>
       </w:r>
       <w:r>
         <w:rPr>
@@ -3796,7 +7575,7 @@
         <w:t>IdentityService</w:t>
       </w:r>
       <w:r>
-        <w:t xml:space="preserve">, which handles authentication and user lifecycle management, and </w:t>
+        <w:t xml:space="preserve"> for authentication/user lifecycle and </w:t>
       </w:r>
       <w:r>
         <w:rPr>
@@ -3806,11 +7585,13 @@
         <w:t>LinkingService</w:t>
       </w:r>
       <w:r>
-        <w:t xml:space="preserve">, which manages provider connections and unified file access. Both services are accessed through a single API Gateway and are utilized by a web client. Each service maintains ownership of its domain logic and data, operates independently, and can be modified or </w:t>
-      </w:r>
-      <w:r>
-        <w:lastRenderedPageBreak/>
-        <w:t>scaled without affecting the other services. The API Gateway functions as the sole external entry point, offering a stable, versioned API, routing requests to the appropriate service, and enforcing shared cross-cutting policies such as authentication validation, routing, and resilience. This architectural separation increases cohesion, minimizes coupling, and localizes failures within individual components.</w:t>
+        <w:t xml:space="preserve"> for provider connections/unified file access</w:t>
+      </w:r>
+      <w:r>
+        <w:t xml:space="preserve">, </w:t>
+      </w:r>
+      <w:r>
+        <w:t>fronted by a single API Gateway and consumed by a web client. Each service owns its domain and data, runs independently, and can evolve or scale without affecting others. The gateway is the sole external entry point with a stable, versioned API and shared cross-cutting policies (auth validation, routing, resilience). This separation keeps cohesion high, coupling low, and contains failures within individual components.</w:t>
       </w:r>
     </w:p>
     <w:p>
@@ -3818,16 +7599,22 @@
         <w:pStyle w:val="Heading2"/>
         <w:ind w:left="540" w:hanging="540"/>
       </w:pPr>
+      <w:bookmarkStart w:id="37" w:name="_Toc216797044"/>
       <w:r>
         <w:t>Client</w:t>
       </w:r>
+      <w:bookmarkEnd w:id="37"/>
     </w:p>
     <w:p>
       <w:pPr>
         <w:keepNext/>
       </w:pPr>
       <w:r>
-        <w:t>The client is a single-page web application that supports workflows including sign-up, sign-in, account confirmation, account recovery, provider linking, and file browsing. These workflows are organized into dedicated pages, and shared user interface components are used to maintain consistency. Navigation is handled exclusively on the client side. All data interactions are handled through gateway-facing API calls, separating backend modifications from the user interface. Lightweight client-side state management maintains session context and tracks request outcomes. The user interface consistently communicates loading states, errors, and successful operations, ensuring clarity throughout authentication, provider linking, and file browsing workflows.</w:t>
+        <w:t xml:space="preserve">The client is a single-page web application that supports workflows including sign-up, sign-in, account confirmation, account recovery, provider linking, and file browsing. These workflows are organized into dedicated pages, and shared user interface components are used to maintain consistency. Navigation is handled exclusively on the </w:t>
+      </w:r>
+      <w:r>
+        <w:lastRenderedPageBreak/>
+        <w:t>client side. All data interactions are handled through gateway-facing API calls, separating backend modifications from the user interface. Lightweight client-side state management maintains session context and tracks request outcomes. The user interface consistently communicates loading states, errors, and successful operations, ensuring clarity throughout authentication, provider linking, and file browsing workflows.</w:t>
       </w:r>
       <w:r>
         <w:rPr>
@@ -3887,6 +7674,7 @@
         <w:pStyle w:val="Caption"/>
         <w:jc w:val="center"/>
       </w:pPr>
+      <w:bookmarkStart w:id="38" w:name="_Toc216797072"/>
       <w:r>
         <w:t xml:space="preserve">Figure </w:t>
       </w:r>
@@ -3911,23 +7699,22 @@
       <w:r>
         <w:t>: Simplified frontend class diagram</w:t>
       </w:r>
+      <w:bookmarkEnd w:id="38"/>
     </w:p>
     <w:p>
       <w:pPr>
         <w:pStyle w:val="Heading2"/>
         <w:ind w:left="540" w:hanging="540"/>
       </w:pPr>
+      <w:bookmarkStart w:id="39" w:name="_Toc216797045"/>
       <w:r>
         <w:t>Gateway</w:t>
       </w:r>
-    </w:p>
-    <w:p>
-      <w:r>
-        <w:t xml:space="preserve">The gateway is the single-entry point for all client traffic, providing a stable and versioned API while efficiently routing requests to backend services. At the network edge, it applies </w:t>
-      </w:r>
-      <w:r>
-        <w:lastRenderedPageBreak/>
-        <w:t>policies including authentication, Cross-Origin Resource Sharing (CORS), security headers, and logging, as well as resilience mechanisms such as timeouts, retries, and circuit breakers. Employing a single reverse proxy for clients hides internal services, simplifies connections, and centralizes the management of policy and routing modifications.</w:t>
+      <w:bookmarkEnd w:id="39"/>
+    </w:p>
+    <w:p>
+      <w:r>
+        <w:t>The gateway is the single-entry point for all client traffic, providing a stable and versioned API while efficiently routing requests to backend services. At the network edge, it applies policies including authentication, Cross-Origin Resource Sharing (CORS), security headers, and logging, as well as resilience mechanisms such as timeouts, retries, and circuit breakers. Employing a single reverse proxy for clients hides internal services, simplifies connections, and centralizes the management of policy and routing modifications.</w:t>
       </w:r>
     </w:p>
     <w:p>
@@ -3935,13 +7722,15 @@
         <w:pStyle w:val="Heading2"/>
         <w:ind w:left="540" w:hanging="540"/>
       </w:pPr>
+      <w:bookmarkStart w:id="40" w:name="_Toc216797046"/>
       <w:r>
         <w:t>Services</w:t>
       </w:r>
-    </w:p>
-    <w:p>
-      <w:r>
-        <w:t xml:space="preserve">Each service is defined by its domain boundaries. The </w:t>
+      <w:bookmarkEnd w:id="40"/>
+    </w:p>
+    <w:p>
+      <w:r>
+        <w:t xml:space="preserve">Services follow their domain boundaries: </w:t>
       </w:r>
       <w:r>
         <w:rPr>
@@ -3951,7 +7740,7 @@
         <w:t>IdentityService</w:t>
       </w:r>
       <w:r>
-        <w:t xml:space="preserve"> manages authentication and user lifecycle, while the </w:t>
+        <w:t xml:space="preserve"> handles authentication and user lifecycle; </w:t>
       </w:r>
       <w:r>
         <w:rPr>
@@ -3961,7 +7750,7 @@
         <w:t>LinkingService</w:t>
       </w:r>
       <w:r>
-        <w:t xml:space="preserve"> is responsible for provider connections and unified file access. Services maintain ownership of their logic and data, operate independently, and can scale or evolve without affecting one another. Service interfaces use RESTful protocols and are validated on every call to ensure authorization and enforcement of domain rules at their boundaries.</w:t>
+        <w:t xml:space="preserve"> handles provider linking and unified file access. Each service owns its logic and persistence, exposes a REST interface, and validates authorization at its boundary. Independence allows separate scaling and evolution without impacting peers.</w:t>
       </w:r>
     </w:p>
     <w:p>
@@ -3969,9 +7758,12 @@
         <w:pStyle w:val="Heading2"/>
         <w:ind w:left="540" w:hanging="540"/>
       </w:pPr>
-      <w:r>
+      <w:bookmarkStart w:id="41" w:name="_Toc216797047"/>
+      <w:r>
+        <w:lastRenderedPageBreak/>
         <w:t>Persistence</w:t>
       </w:r>
+      <w:bookmarkEnd w:id="41"/>
     </w:p>
     <w:p>
       <w:r>
@@ -4003,17 +7795,21 @@
         <w:pStyle w:val="Heading2"/>
         <w:ind w:left="540" w:hanging="540"/>
       </w:pPr>
+      <w:bookmarkStart w:id="42" w:name="_Toc216797048"/>
       <w:r>
         <w:t>Security</w:t>
       </w:r>
-    </w:p>
-    <w:p>
-      <w:r>
-        <w:t xml:space="preserve">Security measures are implemented at both the network edge and within individual services. The gateway performs token validation and enforces origin restrictions, while each service independently re-validates tokens for every request. OAuth authorization flows utilize Proof Key for Code Exchange (PKCE), and only essential token information, such as refresh tokens, expiry times, and scopes, is retained. Access tokens function as short-lived credentials. Sensitive configurations, including secrets and cryptographic </w:t>
-      </w:r>
-      <w:r>
-        <w:lastRenderedPageBreak/>
-        <w:t>keys, are not stored in source control repositories. Planned enhancements include implementing rate limiting on sensitive endpoints, enforcing HTTPS-only communication, and establishing correlation and logging mechanisms to mitigate common attacks and support monitoring and incident response.</w:t>
+      <w:bookmarkEnd w:id="42"/>
+    </w:p>
+    <w:p>
+      <w:r>
+        <w:t>Security controls described</w:t>
+      </w:r>
+      <w:r>
+        <w:t xml:space="preserve"> in the analysis</w:t>
+      </w:r>
+      <w:r>
+        <w:t xml:space="preserve"> are applied at the edge and within services: the gateway validates tokens and enforces origin/security headers; each service re-validates tokens per call, uses PKCE for OAuth, and stores only encrypted refresh tokens with scopes/expiry.</w:t>
       </w:r>
     </w:p>
     <w:p>
@@ -4026,9 +7822,11 @@
         <w:spacing w:before="240" w:after="120" w:line="360" w:lineRule="auto"/>
         <w:ind w:left="547" w:hanging="547"/>
       </w:pPr>
+      <w:bookmarkStart w:id="43" w:name="_Toc216797049"/>
       <w:r>
         <w:t>Implementation</w:t>
       </w:r>
+      <w:bookmarkEnd w:id="43"/>
     </w:p>
     <w:p>
       <w:pPr>
@@ -4050,16 +7848,22 @@
           <w:szCs w:val="26"/>
         </w:rPr>
       </w:pPr>
+      <w:bookmarkStart w:id="44" w:name="_Toc216789851"/>
+      <w:bookmarkStart w:id="45" w:name="_Toc216797050"/>
+      <w:bookmarkEnd w:id="44"/>
+      <w:bookmarkEnd w:id="45"/>
     </w:p>
     <w:p>
       <w:pPr>
         <w:pStyle w:val="Heading2"/>
-        <w:spacing w:before="0" w:after="120"/>
+        <w:spacing w:line="360" w:lineRule="auto"/>
         <w:ind w:left="540" w:hanging="540"/>
       </w:pPr>
+      <w:bookmarkStart w:id="46" w:name="_Toc216797051"/>
       <w:r>
         <w:t>Gateway edge (routing, authentication, resilience)</w:t>
       </w:r>
+      <w:bookmarkEnd w:id="46"/>
     </w:p>
     <w:p>
       <w:r>
@@ -4098,7 +7902,10 @@
         <w:t xml:space="preserve"> reads that configuration, wires JWT/CORS and correlation, and maps health checks and the reverse proxy. In short, </w:t>
       </w:r>
       <w:r>
-        <w:t xml:space="preserve">The </w:t>
+        <w:t>the</w:t>
+      </w:r>
+      <w:r>
+        <w:t xml:space="preserve"> </w:t>
       </w:r>
       <w:r>
         <w:rPr>
@@ -4111,7 +7918,13 @@
         <w:t xml:space="preserve"> defines what to forward and where</w:t>
       </w:r>
       <w:r>
-        <w:t>, while The</w:t>
+        <w:t xml:space="preserve">, while </w:t>
+      </w:r>
+      <w:r>
+        <w:t>t</w:t>
+      </w:r>
+      <w:r>
+        <w:t>he</w:t>
       </w:r>
       <w:r>
         <w:t xml:space="preserve"> </w:t>
@@ -4193,6 +8006,7 @@
                                 <w:szCs w:val="20"/>
                               </w:rPr>
                             </w:pPr>
+                            <w:bookmarkStart w:id="47" w:name="_Toc216797073"/>
                             <w:r>
                               <w:t xml:space="preserve">Figure </w:t>
                             </w:r>
@@ -4217,6 +8031,7 @@
                             <w:r>
                               <w:t>: Gateway - JWT, CORS</w:t>
                             </w:r>
+                            <w:bookmarkEnd w:id="47"/>
                           </w:p>
                         </w:txbxContent>
                       </wps:txbx>
@@ -4247,6 +8062,7 @@
                           <w:szCs w:val="20"/>
                         </w:rPr>
                       </w:pPr>
+                      <w:bookmarkStart w:id="48" w:name="_Toc216797073"/>
                       <w:r>
                         <w:t xml:space="preserve">Figure </w:t>
                       </w:r>
@@ -4271,6 +8087,7 @@
                       <w:r>
                         <w:t>: Gateway - JWT, CORS</w:t>
                       </w:r>
+                      <w:bookmarkEnd w:id="48"/>
                     </w:p>
                   </w:txbxContent>
                 </v:textbox>
@@ -4399,6 +8216,7 @@
                                 <w:szCs w:val="20"/>
                               </w:rPr>
                             </w:pPr>
+                            <w:bookmarkStart w:id="49" w:name="_Toc216797074"/>
                             <w:r>
                               <w:t xml:space="preserve">Figure </w:t>
                             </w:r>
@@ -4423,6 +8241,7 @@
                             <w:r>
                               <w:t>: Gateway - Resilience, YARP</w:t>
                             </w:r>
+                            <w:bookmarkEnd w:id="49"/>
                           </w:p>
                         </w:txbxContent>
                       </wps:txbx>
@@ -4453,6 +8272,7 @@
                           <w:szCs w:val="20"/>
                         </w:rPr>
                       </w:pPr>
+                      <w:bookmarkStart w:id="50" w:name="_Toc216797074"/>
                       <w:r>
                         <w:t xml:space="preserve">Figure </w:t>
                       </w:r>
@@ -4477,6 +8297,7 @@
                       <w:r>
                         <w:t>: Gateway - Resilience, YARP</w:t>
                       </w:r>
+                      <w:bookmarkEnd w:id="50"/>
                     </w:p>
                   </w:txbxContent>
                 </v:textbox>
@@ -4486,6 +8307,9 @@
         </mc:AlternateContent>
       </w:r>
       <w:r>
+        <w:rPr>
+          <w:noProof/>
+        </w:rPr>
         <w:drawing>
           <wp:anchor distT="0" distB="0" distL="114300" distR="114300" simplePos="0" relativeHeight="251671552" behindDoc="0" locked="0" layoutInCell="1" allowOverlap="1" wp14:anchorId="63E15799" wp14:editId="2DFB034C">
             <wp:simplePos x="0" y="0"/>
@@ -4539,10 +8363,12 @@
         <w:pStyle w:val="Heading2"/>
         <w:ind w:left="540" w:hanging="540"/>
       </w:pPr>
+      <w:bookmarkStart w:id="51" w:name="_Toc216797052"/>
       <w:r>
         <w:lastRenderedPageBreak/>
         <w:t>LinkingService API</w:t>
       </w:r>
+      <w:bookmarkEnd w:id="51"/>
     </w:p>
     <w:p>
       <w:r>
@@ -4699,6 +8525,7 @@
                                 <w:szCs w:val="20"/>
                               </w:rPr>
                             </w:pPr>
+                            <w:bookmarkStart w:id="52" w:name="_Toc216797075"/>
                             <w:r>
                               <w:t xml:space="preserve">Figure </w:t>
                             </w:r>
@@ -4729,6 +8556,7 @@
                             <w:r>
                               <w:t xml:space="preserve"> - start</w:t>
                             </w:r>
+                            <w:bookmarkEnd w:id="52"/>
                           </w:p>
                         </w:txbxContent>
                       </wps:txbx>
@@ -4759,6 +8587,7 @@
                           <w:szCs w:val="20"/>
                         </w:rPr>
                       </w:pPr>
+                      <w:bookmarkStart w:id="53" w:name="_Toc216797075"/>
                       <w:r>
                         <w:t xml:space="preserve">Figure </w:t>
                       </w:r>
@@ -4789,6 +8618,7 @@
                       <w:r>
                         <w:t xml:space="preserve"> - start</w:t>
                       </w:r>
+                      <w:bookmarkEnd w:id="53"/>
                     </w:p>
                   </w:txbxContent>
                 </v:textbox>
@@ -4804,6 +8634,9 @@
         <w:keepNext/>
       </w:pPr>
       <w:r>
+        <w:rPr>
+          <w:noProof/>
+        </w:rPr>
         <w:drawing>
           <wp:inline distT="0" distB="0" distL="0" distR="0" wp14:anchorId="532DC99C" wp14:editId="0FF6E55C">
             <wp:extent cx="5400040" cy="1501886"/>
@@ -4852,6 +8685,7 @@
         <w:pStyle w:val="Caption"/>
         <w:jc w:val="center"/>
       </w:pPr>
+      <w:bookmarkStart w:id="54" w:name="_Toc216797076"/>
       <w:r>
         <w:t xml:space="preserve">Figure </w:t>
       </w:r>
@@ -4888,15 +8722,18 @@
       <w:r>
         <w:t xml:space="preserve"> callback</w:t>
       </w:r>
+      <w:bookmarkEnd w:id="54"/>
     </w:p>
     <w:p>
       <w:pPr>
         <w:pStyle w:val="Heading2"/>
         <w:ind w:left="540" w:hanging="540"/>
       </w:pPr>
+      <w:bookmarkStart w:id="55" w:name="_Toc216797053"/>
       <w:r>
         <w:t>LinkingService core</w:t>
       </w:r>
+      <w:bookmarkEnd w:id="55"/>
     </w:p>
     <w:p>
       <w:r>
@@ -4970,17 +8807,14 @@
         <w:t>ConnectCallbackAsync</w:t>
       </w:r>
       <w:r>
-        <w:t xml:space="preserve"> consumes and validates </w:t>
-      </w:r>
-      <w:r>
-        <w:lastRenderedPageBreak/>
-        <w:t xml:space="preserve">the stored state/verifier, exchanges the code, and hands the resulting tokens to </w:t>
+        <w:t xml:space="preserve"> consumes and validates the stored state/verifier, exchanges the code, and hands the resulting tokens to </w:t>
       </w:r>
       <w:r>
         <w:rPr>
           <w:i/>
           <w:iCs/>
         </w:rPr>
+        <w:lastRenderedPageBreak/>
         <w:t>EfTokenStore</w:t>
       </w:r>
       <w:r>
@@ -5004,13 +8838,7 @@
         <w:t>EfTokenStore</w:t>
       </w:r>
       <w:r>
-        <w:t xml:space="preserve"> encrypts the refresh token, stores expiry and scopes, and ensures one record per user/provider. Together, the state store prevents </w:t>
-      </w:r>
-      <w:r>
-        <w:t>replay,</w:t>
-      </w:r>
-      <w:r>
-        <w:t xml:space="preserve"> and the token store keeps provider credentials safe at rest.</w:t>
+        <w:t xml:space="preserve"> encrypts the refresh token, stores expiry and scopes, and ensures one record per user/provider. Together, the state store prevents replay, and the token store keeps provider credentials safe at rest.</w:t>
       </w:r>
     </w:p>
     <w:p>
@@ -5018,6 +8846,9 @@
         <w:keepNext/>
       </w:pPr>
       <w:r>
+        <w:rPr>
+          <w:noProof/>
+        </w:rPr>
         <w:drawing>
           <wp:inline distT="0" distB="0" distL="0" distR="0" wp14:anchorId="7172A298" wp14:editId="24DBBC58">
             <wp:extent cx="5400040" cy="2683510"/>
@@ -5075,6 +8906,7 @@
         <w:pStyle w:val="Caption"/>
         <w:jc w:val="center"/>
       </w:pPr>
+      <w:bookmarkStart w:id="56" w:name="_Toc216797077"/>
       <w:r>
         <w:t xml:space="preserve">Figure </w:t>
       </w:r>
@@ -5099,12 +8931,16 @@
       <w:r>
         <w:t>: LinkProviderService</w:t>
       </w:r>
+      <w:bookmarkEnd w:id="56"/>
     </w:p>
     <w:p>
       <w:pPr>
         <w:keepNext/>
       </w:pPr>
       <w:r>
+        <w:rPr>
+          <w:noProof/>
+        </w:rPr>
         <w:drawing>
           <wp:inline distT="0" distB="0" distL="0" distR="0" wp14:anchorId="561B5429" wp14:editId="7A794E3F">
             <wp:extent cx="5400040" cy="1649730"/>
@@ -5153,6 +8989,7 @@
         <w:pStyle w:val="Caption"/>
         <w:jc w:val="center"/>
       </w:pPr>
+      <w:bookmarkStart w:id="57" w:name="_Toc216797078"/>
       <w:r>
         <w:t xml:space="preserve">Figure </w:t>
       </w:r>
@@ -5177,12 +9014,16 @@
       <w:r>
         <w:t>: CacheStateStore</w:t>
       </w:r>
+      <w:bookmarkEnd w:id="57"/>
     </w:p>
     <w:p>
       <w:pPr>
         <w:keepNext/>
       </w:pPr>
       <w:r>
+        <w:rPr>
+          <w:noProof/>
+        </w:rPr>
         <w:lastRenderedPageBreak/>
         <w:drawing>
           <wp:inline distT="0" distB="0" distL="0" distR="0" wp14:anchorId="77CB0F37" wp14:editId="2B864AA2">
@@ -5232,6 +9073,7 @@
         <w:pStyle w:val="Caption"/>
         <w:jc w:val="center"/>
       </w:pPr>
+      <w:bookmarkStart w:id="58" w:name="_Toc216797079"/>
       <w:r>
         <w:t xml:space="preserve">Figure </w:t>
       </w:r>
@@ -5256,16 +9098,19 @@
       <w:r>
         <w:t>: EfTokenStore</w:t>
       </w:r>
+      <w:bookmarkEnd w:id="58"/>
     </w:p>
     <w:p>
       <w:pPr>
         <w:pStyle w:val="Heading2"/>
         <w:ind w:left="540" w:hanging="540"/>
       </w:pPr>
+      <w:bookmarkStart w:id="59" w:name="_Toc216797054"/>
       <w:r>
         <w:lastRenderedPageBreak/>
         <w:t>OAuth clients and refresh</w:t>
       </w:r>
+      <w:bookmarkEnd w:id="59"/>
     </w:p>
     <w:p>
       <w:r>
@@ -5318,6 +9163,9 @@
     </w:p>
     <w:p>
       <w:r>
+        <w:rPr>
+          <w:noProof/>
+        </w:rPr>
         <w:drawing>
           <wp:inline distT="0" distB="0" distL="0" distR="0" wp14:anchorId="25620884" wp14:editId="41A122C9">
             <wp:extent cx="5166360" cy="5248275"/>
@@ -5366,6 +9214,7 @@
         <w:pStyle w:val="Caption"/>
         <w:jc w:val="center"/>
       </w:pPr>
+      <w:bookmarkStart w:id="60" w:name="_Toc216797080"/>
       <w:r>
         <w:t xml:space="preserve">Figure </w:t>
       </w:r>
@@ -5390,12 +9239,16 @@
       <w:r>
         <w:t>: MicrosoftOAuthClient</w:t>
       </w:r>
+      <w:bookmarkEnd w:id="60"/>
     </w:p>
     <w:p>
       <w:pPr>
         <w:keepNext/>
       </w:pPr>
       <w:r>
+        <w:rPr>
+          <w:noProof/>
+        </w:rPr>
         <w:lastRenderedPageBreak/>
         <w:drawing>
           <wp:inline distT="0" distB="0" distL="0" distR="0" wp14:anchorId="6578A20B" wp14:editId="0E0B508B">
@@ -5445,6 +9298,7 @@
         <w:pStyle w:val="Caption"/>
         <w:jc w:val="center"/>
       </w:pPr>
+      <w:bookmarkStart w:id="61" w:name="_Toc216797081"/>
       <w:r>
         <w:t xml:space="preserve">Figure </w:t>
       </w:r>
@@ -5469,6 +9323,7 @@
       <w:r>
         <w:t>: MicrosoftFileProvider</w:t>
       </w:r>
+      <w:bookmarkEnd w:id="61"/>
     </w:p>
     <w:p>
       <w:pPr>
@@ -5484,10 +9339,12 @@
         <w:pStyle w:val="Heading2"/>
         <w:ind w:left="540" w:hanging="540"/>
       </w:pPr>
+      <w:bookmarkStart w:id="62" w:name="_Toc216797055"/>
       <w:r>
         <w:lastRenderedPageBreak/>
         <w:t>File aggregation</w:t>
       </w:r>
+      <w:bookmarkEnd w:id="62"/>
     </w:p>
     <w:p>
       <w:r>
@@ -5528,13 +9385,7 @@
         <w:t>GetFileMetadata</w:t>
       </w:r>
       <w:r>
-        <w:t xml:space="preserve"> fetches details for a single item; and the view endpoints return either a redirect or a JSON view URL. </w:t>
-      </w:r>
-      <w:r>
-        <w:t>All</w:t>
-      </w:r>
-      <w:r>
-        <w:t xml:space="preserve"> these delegate to </w:t>
+        <w:t xml:space="preserve"> fetches details for a single item; and the view endpoints return either a redirect or a JSON view URL. All these delegate to </w:t>
       </w:r>
       <w:r>
         <w:rPr>
@@ -5608,6 +9459,9 @@
         <w:keepNext/>
       </w:pPr>
       <w:r>
+        <w:rPr>
+          <w:noProof/>
+        </w:rPr>
         <w:lastRenderedPageBreak/>
         <w:drawing>
           <wp:inline distT="0" distB="0" distL="0" distR="0" wp14:anchorId="74C65984" wp14:editId="3DB1E723">
@@ -5657,6 +9511,7 @@
         <w:pStyle w:val="Caption"/>
         <w:jc w:val="center"/>
       </w:pPr>
+      <w:bookmarkStart w:id="63" w:name="_Toc216797082"/>
       <w:r>
         <w:t xml:space="preserve">Figure </w:t>
       </w:r>
@@ -5681,12 +9536,16 @@
       <w:r>
         <w:t>: FilesController - GetAllFiels, GetFilesByProvider</w:t>
       </w:r>
+      <w:bookmarkEnd w:id="63"/>
     </w:p>
     <w:p>
       <w:pPr>
         <w:keepNext/>
       </w:pPr>
       <w:r>
+        <w:rPr>
+          <w:noProof/>
+        </w:rPr>
         <w:lastRenderedPageBreak/>
         <w:drawing>
           <wp:inline distT="0" distB="0" distL="0" distR="0" wp14:anchorId="44313FFB" wp14:editId="1BDC737D">
@@ -5736,6 +9595,7 @@
         <w:pStyle w:val="Caption"/>
         <w:jc w:val="center"/>
       </w:pPr>
+      <w:bookmarkStart w:id="64" w:name="_Toc216797083"/>
       <w:r>
         <w:t xml:space="preserve">Figure </w:t>
       </w:r>
@@ -5760,6 +9620,7 @@
       <w:r>
         <w:t>: FilesController - GetFileMetadata, GetFileViewUrl</w:t>
       </w:r>
+      <w:bookmarkEnd w:id="64"/>
     </w:p>
     <w:p>
       <w:pPr>
@@ -5822,6 +9683,7 @@
         <w:pStyle w:val="Caption"/>
         <w:jc w:val="center"/>
       </w:pPr>
+      <w:bookmarkStart w:id="65" w:name="_Toc216797084"/>
       <w:r>
         <w:t xml:space="preserve">Figure </w:t>
       </w:r>
@@ -5846,6 +9708,7 @@
       <w:r>
         <w:t xml:space="preserve"> :FileService</w:t>
       </w:r>
+      <w:bookmarkEnd w:id="65"/>
     </w:p>
     <w:p>
       <w:pPr>
@@ -5861,10 +9724,12 @@
         <w:pStyle w:val="Heading2"/>
         <w:ind w:left="540" w:hanging="540"/>
       </w:pPr>
+      <w:bookmarkStart w:id="66" w:name="_Toc216797056"/>
       <w:r>
         <w:lastRenderedPageBreak/>
         <w:t>Identity touchpoints</w:t>
       </w:r>
+      <w:bookmarkEnd w:id="66"/>
     </w:p>
     <w:p>
       <w:r>
@@ -5893,9 +9758,11 @@
         <w:pStyle w:val="Heading2"/>
         <w:ind w:left="540" w:hanging="540"/>
       </w:pPr>
+      <w:bookmarkStart w:id="67" w:name="_Toc216797057"/>
       <w:r>
         <w:t>Resilience and security</w:t>
       </w:r>
+      <w:bookmarkEnd w:id="67"/>
     </w:p>
     <w:p>
       <w:r>
@@ -5922,20 +9789,26 @@
           <w:ilvl w:val="0"/>
           <w:numId w:val="4"/>
         </w:numPr>
-        <w:ind w:left="540" w:hanging="540"/>
-      </w:pPr>
+        <w:spacing w:before="240" w:after="120" w:line="360" w:lineRule="auto"/>
+        <w:ind w:left="547" w:hanging="547"/>
+      </w:pPr>
+      <w:bookmarkStart w:id="68" w:name="_Toc216797058"/>
       <w:r>
         <w:t>Testing</w:t>
       </w:r>
+      <w:bookmarkEnd w:id="68"/>
     </w:p>
     <w:p>
       <w:pPr>
         <w:pStyle w:val="Heading2"/>
-        <w:ind w:left="540" w:hanging="540"/>
-      </w:pPr>
+        <w:spacing w:line="360" w:lineRule="auto"/>
+        <w:ind w:left="547" w:hanging="547"/>
+      </w:pPr>
+      <w:bookmarkStart w:id="69" w:name="_Toc216797059"/>
       <w:r>
         <w:t>Acceptance testing</w:t>
       </w:r>
+      <w:bookmarkEnd w:id="69"/>
     </w:p>
     <w:p>
       <w:r>
@@ -5951,7 +9824,37 @@
         <w:t>through acceptance testing</w:t>
       </w:r>
       <w:r>
-        <w:t>:</w:t>
+        <w:t>.</w:t>
+      </w:r>
+      <w:r>
+        <w:t xml:space="preserve"> </w:t>
+      </w:r>
+      <w:r>
+        <w:t xml:space="preserve">For </w:t>
+      </w:r>
+      <w:r>
+        <w:t xml:space="preserve">the use case </w:t>
+      </w:r>
+      <w:r>
+        <w:t>“Connect provider’s account,” acceptance testing covered the full OAuth flow for both Google and Microsoft with a logged-in user. In the base case, the user starts the link, approves consent, and the callback returns a valid code</w:t>
+      </w:r>
+      <w:r>
+        <w:t>.</w:t>
+      </w:r>
+      <w:r>
+        <w:t xml:space="preserve"> </w:t>
+      </w:r>
+      <w:r>
+        <w:t>T</w:t>
+      </w:r>
+      <w:r>
+        <w:t xml:space="preserve">he system exchanges the code, stores tokens encrypted and shows the connection as “Connected.” </w:t>
+      </w:r>
+      <w:r>
+        <w:t>The edge cases were also covered</w:t>
+      </w:r>
+      <w:r>
+        <w:t xml:space="preserve">: </w:t>
       </w:r>
     </w:p>
     <w:p>
@@ -5959,17 +9862,11 @@
         <w:pStyle w:val="ListParagraph"/>
         <w:numPr>
           <w:ilvl w:val="0"/>
-          <w:numId w:val="20"/>
+          <w:numId w:val="21"/>
         </w:numPr>
       </w:pPr>
       <w:r>
-        <w:t>R</w:t>
-      </w:r>
-      <w:r>
-        <w:t>egister</w:t>
-      </w:r>
-      <w:r>
-        <w:t xml:space="preserve"> an account</w:t>
+        <w:t>user denies consent (returned to the app with status “Not connected”)</w:t>
       </w:r>
     </w:p>
     <w:p>
@@ -5977,11 +9874,11 @@
         <w:pStyle w:val="ListParagraph"/>
         <w:numPr>
           <w:ilvl w:val="0"/>
-          <w:numId w:val="20"/>
+          <w:numId w:val="21"/>
         </w:numPr>
       </w:pPr>
       <w:r>
-        <w:t>Verify email</w:t>
+        <w:t>callback contains an empty/invalid code (no tokens stored, “Reconnect” prompt shown)</w:t>
       </w:r>
     </w:p>
     <w:p>
@@ -5989,108 +9886,146 @@
         <w:pStyle w:val="ListParagraph"/>
         <w:numPr>
           <w:ilvl w:val="0"/>
-          <w:numId w:val="20"/>
+          <w:numId w:val="21"/>
         </w:numPr>
       </w:pPr>
       <w:r>
-        <w:t>Log in</w:t>
-      </w:r>
-    </w:p>
-    <w:p>
-      <w:pPr>
-        <w:pStyle w:val="ListParagraph"/>
-        <w:numPr>
-          <w:ilvl w:val="0"/>
-          <w:numId w:val="20"/>
-        </w:numPr>
-      </w:pPr>
-      <w:r>
-        <w:t>Reset password</w:t>
-      </w:r>
-    </w:p>
-    <w:p>
-      <w:pPr>
-        <w:pStyle w:val="ListParagraph"/>
-        <w:numPr>
-          <w:ilvl w:val="0"/>
-          <w:numId w:val="20"/>
-        </w:numPr>
-      </w:pPr>
-      <w:r>
-        <w:t>Log out</w:t>
-      </w:r>
-    </w:p>
-    <w:p>
-      <w:pPr>
-        <w:pStyle w:val="ListParagraph"/>
-        <w:numPr>
-          <w:ilvl w:val="0"/>
-          <w:numId w:val="20"/>
-        </w:numPr>
-      </w:pPr>
-      <w:r>
-        <w:t>Link provider’s account</w:t>
-      </w:r>
-    </w:p>
-    <w:p>
-      <w:pPr>
-        <w:pStyle w:val="ListParagraph"/>
-        <w:numPr>
-          <w:ilvl w:val="0"/>
-          <w:numId w:val="20"/>
-        </w:numPr>
-      </w:pPr>
-      <w:r>
         <w:lastRenderedPageBreak/>
-        <w:t>Manage provider’s connection</w:t>
-      </w:r>
-    </w:p>
-    <w:p>
-      <w:pPr>
-        <w:pStyle w:val="ListParagraph"/>
-        <w:numPr>
-          <w:ilvl w:val="0"/>
-          <w:numId w:val="20"/>
-        </w:numPr>
-      </w:pPr>
-      <w:r>
-        <w:t>Browse unified files</w:t>
-      </w:r>
-    </w:p>
-    <w:p>
-      <w:pPr>
-        <w:pStyle w:val="ListParagraph"/>
-        <w:numPr>
-          <w:ilvl w:val="0"/>
-          <w:numId w:val="20"/>
-        </w:numPr>
-      </w:pPr>
-      <w:r>
-        <w:t>Cross-provider search</w:t>
-      </w:r>
-    </w:p>
-    <w:p>
-      <w:pPr>
-        <w:pStyle w:val="ListParagraph"/>
-        <w:numPr>
-          <w:ilvl w:val="0"/>
-          <w:numId w:val="20"/>
-        </w:numPr>
-      </w:pPr>
-      <w:r>
-        <w:t>See item’s metadata</w:t>
-      </w:r>
-    </w:p>
-    <w:p>
-      <w:pPr>
-        <w:pStyle w:val="ListParagraph"/>
-        <w:numPr>
-          <w:ilvl w:val="0"/>
-          <w:numId w:val="20"/>
-        </w:numPr>
-      </w:pPr>
-      <w:r>
-        <w:t>Open item in provider</w:t>
+        <w:t>provider returns an error during token exchange (error shown, status remains “Not connected”).</w:t>
+      </w:r>
+    </w:p>
+    <w:p>
+      <w:pPr>
+        <w:ind w:left="360"/>
+      </w:pPr>
+      <w:r>
+        <w:t>In each case the observed outcome matched the expected state and messaging.</w:t>
+      </w:r>
+    </w:p>
+    <w:p>
+      <w:pPr>
+        <w:keepNext/>
+      </w:pPr>
+      <w:r>
+        <w:rPr>
+          <w:noProof/>
+        </w:rPr>
+        <w:drawing>
+          <wp:inline distT="0" distB="0" distL="0" distR="0" wp14:anchorId="5FBE9C58" wp14:editId="512ED5D3">
+            <wp:extent cx="5400040" cy="2607945"/>
+            <wp:effectExtent l="0" t="0" r="0" b="1905"/>
+            <wp:docPr id="1116013015" name="Picture 1"/>
+            <wp:cNvGraphicFramePr>
+              <a:graphicFrameLocks xmlns:a="http://schemas.openxmlformats.org/drawingml/2006/main" noChangeAspect="1"/>
+            </wp:cNvGraphicFramePr>
+            <a:graphic xmlns:a="http://schemas.openxmlformats.org/drawingml/2006/main">
+              <a:graphicData uri="http://schemas.openxmlformats.org/drawingml/2006/picture">
+                <pic:pic xmlns:pic="http://schemas.openxmlformats.org/drawingml/2006/picture">
+                  <pic:nvPicPr>
+                    <pic:cNvPr id="1116013015" name=""/>
+                    <pic:cNvPicPr/>
+                  </pic:nvPicPr>
+                  <pic:blipFill>
+                    <a:blip r:embed="rId37">
+                      <a:extLst>
+                        <a:ext uri="{28A0092B-C50C-407E-A947-70E740481C1C}">
+                          <a14:useLocalDpi xmlns:a14="http://schemas.microsoft.com/office/drawing/2010/main" val="0"/>
+                        </a:ext>
+                      </a:extLst>
+                    </a:blip>
+                    <a:stretch>
+                      <a:fillRect/>
+                    </a:stretch>
+                  </pic:blipFill>
+                  <pic:spPr>
+                    <a:xfrm>
+                      <a:off x="0" y="0"/>
+                      <a:ext cx="5400040" cy="2607945"/>
+                    </a:xfrm>
+                    <a:prstGeom prst="rect">
+                      <a:avLst/>
+                    </a:prstGeom>
+                  </pic:spPr>
+                </pic:pic>
+              </a:graphicData>
+            </a:graphic>
+          </wp:inline>
+        </w:drawing>
+      </w:r>
+    </w:p>
+    <w:p>
+      <w:pPr>
+        <w:pStyle w:val="Caption"/>
+        <w:jc w:val="center"/>
+      </w:pPr>
+      <w:bookmarkStart w:id="70" w:name="_Toc216797085"/>
+      <w:r>
+        <w:t xml:space="preserve">Figure </w:t>
+      </w:r>
+      <w:r>
+        <w:fldChar w:fldCharType="begin"/>
+      </w:r>
+      <w:r>
+        <w:instrText xml:space="preserve"> SEQ Figure \* ARABIC </w:instrText>
+      </w:r>
+      <w:r>
+        <w:fldChar w:fldCharType="separate"/>
+      </w:r>
+      <w:r>
+        <w:rPr>
+          <w:noProof/>
+        </w:rPr>
+        <w:t>18</w:t>
+      </w:r>
+      <w:r>
+        <w:fldChar w:fldCharType="end"/>
+      </w:r>
+      <w:r>
+        <w:t>: Acceptance testing - connect provider's account</w:t>
+      </w:r>
+      <w:bookmarkEnd w:id="70"/>
+    </w:p>
+    <w:p>
+      <w:pPr>
+        <w:pStyle w:val="Heading2"/>
+        <w:ind w:left="547" w:hanging="547"/>
+      </w:pPr>
+      <w:bookmarkStart w:id="71" w:name="_Toc216797060"/>
+      <w:r>
+        <w:t>Backend testing</w:t>
+      </w:r>
+      <w:bookmarkEnd w:id="71"/>
+    </w:p>
+    <w:p>
+      <w:r>
+        <w:rPr>
+          <w:i/>
+          <w:iCs/>
+        </w:rPr>
+        <w:t>IdentityService</w:t>
+      </w:r>
+      <w:r>
+        <w:t xml:space="preserve"> is covered by </w:t>
+      </w:r>
+      <w:r>
+        <w:rPr>
+          <w:i/>
+          <w:iCs/>
+        </w:rPr>
+        <w:t>xUnit</w:t>
+      </w:r>
+      <w:r>
+        <w:t xml:space="preserve"> unit and integration tests for registration/login, email confirmation, password reset, token issuance/introspection, and rate-limit/error handling. </w:t>
+      </w:r>
+      <w:r>
+        <w:rPr>
+          <w:i/>
+          <w:iCs/>
+        </w:rPr>
+        <w:t>LinkingService</w:t>
+      </w:r>
+      <w:r>
+        <w:t xml:space="preserve"> has unit, integration, and E2E tests for PKCE/state handling, OAuth callback validation, token storage/encryption, connection status/disconnect, file aggregation and view URL generation, and resilience/error handling when a provider fails.</w:t>
       </w:r>
     </w:p>
     <w:p>
@@ -6098,40 +10033,35 @@
         <w:pStyle w:val="Heading2"/>
         <w:ind w:left="540" w:hanging="540"/>
       </w:pPr>
-      <w:r>
-        <w:t>Backend testing</w:t>
-      </w:r>
-    </w:p>
-    <w:p>
+      <w:bookmarkStart w:id="72" w:name="_Toc216797061"/>
+      <w:r>
+        <w:t>Frontend testing</w:t>
+      </w:r>
+      <w:bookmarkEnd w:id="72"/>
+    </w:p>
+    <w:p>
+      <w:r>
+        <w:t xml:space="preserve">Unit/component tests with </w:t>
+      </w:r>
       <w:r>
         <w:rPr>
           <w:i/>
           <w:iCs/>
         </w:rPr>
-        <w:t>IdentityService</w:t>
-      </w:r>
-      <w:r>
-        <w:t xml:space="preserve"> is covered by </w:t>
+        <w:t>Vitest</w:t>
+      </w:r>
+      <w:r>
+        <w:t xml:space="preserve"> and </w:t>
       </w:r>
       <w:r>
         <w:rPr>
           <w:i/>
           <w:iCs/>
         </w:rPr>
-        <w:t>xUnit</w:t>
-      </w:r>
-      <w:r>
-        <w:t xml:space="preserve"> unit and integration tests for registration/login, email confirmation, password reset, token issuance/introspection, and rate-limit/error handling. </w:t>
-      </w:r>
-      <w:r>
-        <w:rPr>
-          <w:i/>
-          <w:iCs/>
-        </w:rPr>
-        <w:t>LinkingService</w:t>
-      </w:r>
-      <w:r>
-        <w:t xml:space="preserve"> has unit, integration, and E2E tests for PKCE/state handling, OAuth callback validation, token storage/encryption, connection status/disconnect, file aggregation and view URL generation, and resilience/error handling when a provider fails.</w:t>
+        <w:t>React Testing Library</w:t>
+      </w:r>
+      <w:r>
+        <w:t xml:space="preserve"> cover the register/login/reset/forgot flows, connections page link/disconnect states, and files page loading/error/empty states and search/filter. Lightweight integration checks mock the API clients to verify success/error rendering, token handling, and navigation guards.</w:t>
       </w:r>
     </w:p>
     <w:p>
@@ -6139,43 +10069,12 @@
         <w:pStyle w:val="Heading2"/>
         <w:ind w:left="540" w:hanging="540"/>
       </w:pPr>
-      <w:r>
-        <w:t>Frontend testing</w:t>
-      </w:r>
-    </w:p>
-    <w:p>
-      <w:r>
-        <w:t xml:space="preserve">Unit/component tests with </w:t>
-      </w:r>
-      <w:r>
-        <w:rPr>
-          <w:i/>
-          <w:iCs/>
-        </w:rPr>
-        <w:t>Vitest</w:t>
-      </w:r>
-      <w:r>
-        <w:t xml:space="preserve"> and </w:t>
-      </w:r>
-      <w:r>
-        <w:rPr>
-          <w:i/>
-          <w:iCs/>
-        </w:rPr>
-        <w:t>React Testing Library</w:t>
-      </w:r>
-      <w:r>
-        <w:t xml:space="preserve"> cover the register/login/reset/forgot flows, connections page link/disconnect states, and files page loading/error/empty states and search/filter. Lightweight integration checks mock the API clients to verify success/error rendering, token handling, and navigation guards.</w:t>
-      </w:r>
-    </w:p>
-    <w:p>
-      <w:pPr>
-        <w:pStyle w:val="Heading2"/>
-        <w:ind w:left="540" w:hanging="540"/>
-      </w:pPr>
-      <w:r>
+      <w:bookmarkStart w:id="73" w:name="_Toc216797062"/>
+      <w:r>
+        <w:lastRenderedPageBreak/>
         <w:t>Summary of test coverage</w:t>
       </w:r>
+      <w:bookmarkEnd w:id="73"/>
     </w:p>
     <w:p>
       <w:r>
@@ -6191,28 +10090,25 @@
         </w:numPr>
         <w:ind w:left="540" w:hanging="540"/>
       </w:pPr>
+      <w:bookmarkStart w:id="74" w:name="_Toc216797063"/>
       <w:r>
         <w:t>Discussion</w:t>
       </w:r>
-      <w:bookmarkEnd w:id="7"/>
       <w:r>
         <w:t xml:space="preserve"> and conclusion</w:t>
       </w:r>
-    </w:p>
-    <w:p>
-      <w:bookmarkStart w:id="8" w:name="_Toc167266134"/>
-      <w:r>
-        <w:t xml:space="preserve">The solution met its core aims: a gateway-fronted, two-service architecture that keeps the client insulated from internal topology, with clear ownership of authentication and </w:t>
-      </w:r>
-      <w:r>
-        <w:lastRenderedPageBreak/>
-        <w:t>provider linking/file aggregation. The linking flow proved robust</w:t>
-      </w:r>
-      <w:r>
-        <w:t xml:space="preserve">: </w:t>
-      </w:r>
-      <w:r>
-        <w:t xml:space="preserve">PKCE/state protected against replay, access tokens remained transient, and file aggregation provided a unified view across providers. Automated tests covered </w:t>
+      <w:bookmarkEnd w:id="74"/>
+    </w:p>
+    <w:p>
+      <w:bookmarkStart w:id="75" w:name="_Toc167266134"/>
+      <w:r>
+        <w:t xml:space="preserve">The solution met its core aims: a gateway-fronted, two-service architecture that keeps the client insulated from internal topology, with clear ownership of authentication and provider linking/file aggregation. The linking flow proved robust—PKCE/state guarded against replay, access tokens remained transient, and file aggregation provided a unified view across providers. </w:t>
+      </w:r>
+      <w:r>
+        <w:t>T</w:t>
+      </w:r>
+      <w:r>
+        <w:t xml:space="preserve">ests covered </w:t>
       </w:r>
       <w:r>
         <w:rPr>
@@ -6241,10 +10137,16 @@
         <w:t xml:space="preserve"> </w:t>
       </w:r>
       <w:r>
-        <w:t>M</w:t>
-      </w:r>
-      <w:r>
-        <w:t>anual acceptance runs matched expected outcomes for both success and error paths.</w:t>
+        <w:t>A</w:t>
+      </w:r>
+      <w:r>
+        <w:t xml:space="preserve">cceptance </w:t>
+      </w:r>
+      <w:r>
+        <w:t>testing</w:t>
+      </w:r>
+      <w:r>
+        <w:t xml:space="preserve"> matched expected outcomes in both success and error paths.</w:t>
       </w:r>
     </w:p>
     <w:p>
@@ -6258,25 +10160,49 @@
         </w:rPr>
       </w:pPr>
       <w:r>
-        <w:t>There trade-offs and gaps to address</w:t>
-      </w:r>
-      <w:r>
-        <w:t xml:space="preserve"> are that </w:t>
-      </w:r>
-      <w:r>
-        <w:t>he system is read-only</w:t>
-      </w:r>
-      <w:r>
-        <w:t xml:space="preserve"> and</w:t>
-      </w:r>
-      <w:r>
-        <w:t xml:space="preserve"> the UI doesn’t yet surface folder navigation or richer metadata. Transient access tokens require refresh on each operation, and development choices (in-memory state cache</w:t>
-      </w:r>
-      <w:r>
-        <w:t xml:space="preserve"> and databases</w:t>
-      </w:r>
-      <w:r>
-        <w:t>) need hardening for production. Gateway resilience is present, but end-to-end load and security testing are pending. Rate limiting needs production tuning, and full browser-based E2E coverage is absent. Next steps include extending the UX (navigation, metadata), adding providers beyond Google/Microsoft, hardening infrastructure (persistent state store, production databases, secret vaulting, observability), and adding automated E2E plus load/security testing to validate behavior at scale.</w:t>
+        <w:t>Gaps remain: the system is read-only and the UI doesn’t yet surface folder navigation or richer metadata</w:t>
+      </w:r>
+      <w:r>
+        <w:t>. T</w:t>
+      </w:r>
+      <w:r>
+        <w:t>ransient access tokens require refresh on each operation</w:t>
+      </w:r>
+      <w:r>
+        <w:t>.</w:t>
+      </w:r>
+      <w:r>
+        <w:t xml:space="preserve"> development choices (in-memory state cache and databases) need production hardening</w:t>
+      </w:r>
+      <w:r>
+        <w:t>.</w:t>
+      </w:r>
+      <w:r>
+        <w:t xml:space="preserve"> </w:t>
+      </w:r>
+      <w:r>
+        <w:t>E</w:t>
+      </w:r>
+      <w:r>
+        <w:t>nd-to-end load and security testing are still pending, and rate limiting must be tuned for production. CI/CD was not included in t</w:t>
+      </w:r>
+      <w:r>
+        <w:t>he project</w:t>
+      </w:r>
+      <w:r>
+        <w:t xml:space="preserve">, but adding a pipeline would make sense for automated build/test and deployment once the application is ready. Next steps include extending the UX (navigation, </w:t>
+      </w:r>
+      <w:r>
+        <w:t>file management</w:t>
+      </w:r>
+      <w:r>
+        <w:t xml:space="preserve">), adding providers beyond Google/Microsoft, hardening infrastructure (persistent state store, production databases, secret vaulting, observability), and adding load/security testing and CI/CD to validate and </w:t>
+      </w:r>
+      <w:r>
+        <w:t>deploy</w:t>
+      </w:r>
+      <w:r>
+        <w:t xml:space="preserve"> at scale.</w:t>
       </w:r>
     </w:p>
     <w:p>
@@ -6296,70 +10222,1914 @@
         </w:numPr>
         <w:ind w:left="540" w:hanging="540"/>
       </w:pPr>
-      <w:bookmarkStart w:id="9" w:name="_Toc167266136"/>
-      <w:bookmarkStart w:id="10" w:name="_Toc167277089"/>
-      <w:bookmarkEnd w:id="8"/>
+      <w:bookmarkStart w:id="76" w:name="_Toc167266136"/>
+      <w:bookmarkStart w:id="77" w:name="_Toc216797064"/>
+      <w:bookmarkEnd w:id="75"/>
       <w:r>
         <w:lastRenderedPageBreak/>
         <w:t>References</w:t>
       </w:r>
-      <w:bookmarkEnd w:id="9"/>
-      <w:bookmarkEnd w:id="10"/>
-    </w:p>
-    <w:p>
-      <w:pPr>
-        <w:pStyle w:val="Brdtekst1"/>
-        <w:rPr>
-          <w:lang w:val="en-GB"/>
-        </w:rPr>
-      </w:pPr>
-      <w:r>
-        <w:rPr>
-          <w:lang w:val="en-GB"/>
-        </w:rPr>
-        <w:t>[Insert your text here]</w:t>
-      </w:r>
-    </w:p>
-    <w:p>
-      <w:pPr>
-        <w:pStyle w:val="Brdtekst1"/>
-        <w:rPr>
-          <w:lang w:val="en-GB"/>
-        </w:rPr>
-      </w:pPr>
-      <w:r>
-        <w:rPr>
-          <w:color w:val="FF0000"/>
-        </w:rPr>
-        <w:t>For more information, see “Guidelines - Project</w:t>
-      </w:r>
-      <w:r>
-        <w:rPr>
-          <w:color w:val="FF0000"/>
+      <w:bookmarkEnd w:id="76"/>
+      <w:bookmarkEnd w:id="77"/>
+    </w:p>
+    <w:p>
+      <w:pPr>
+        <w:pStyle w:val="ListParagraph"/>
+        <w:numPr>
+          <w:ilvl w:val="0"/>
+          <w:numId w:val="23"/>
+        </w:numPr>
+        <w:spacing w:after="160"/>
+        <w:jc w:val="left"/>
+        <w:rPr>
+          <w:szCs w:val="22"/>
+          <w:lang w:val="en-US"/>
+        </w:rPr>
+      </w:pPr>
+      <w:r>
+        <w:rPr>
+          <w:rFonts w:eastAsiaTheme="majorEastAsia"/>
+          <w:bCs/>
+          <w:szCs w:val="22"/>
+        </w:rPr>
+        <w:t>Barry, P. (24.12.2023).</w:t>
+      </w:r>
+      <w:r>
+        <w:rPr>
+          <w:rFonts w:eastAsiaTheme="majorEastAsia"/>
+          <w:szCs w:val="22"/>
         </w:rPr>
         <w:t xml:space="preserve"> </w:t>
       </w:r>
       <w:r>
         <w:rPr>
-          <w:color w:val="FF0000"/>
-        </w:rPr>
-        <w:t>Report</w:t>
-      </w:r>
-      <w:r>
-        <w:rPr>
-          <w:color w:val="FF0000"/>
-        </w:rPr>
-        <w:t>”.</w:t>
-      </w:r>
-    </w:p>
-    <w:p>
-      <w:pPr>
-        <w:pStyle w:val="Brdtekst1"/>
+          <w:rFonts w:eastAsiaTheme="majorEastAsia"/>
+          <w:bCs/>
+          <w:szCs w:val="22"/>
+        </w:rPr>
+        <w:t xml:space="preserve">Retrieved March 21 from Adivi </w:t>
+      </w:r>
+      <w:hyperlink r:id="rId38" w:history="1">
+        <w:r>
+          <w:rPr>
+            <w:rStyle w:val="Hyperlink"/>
+            <w:rFonts w:eastAsiaTheme="majorEastAsia"/>
+            <w:bCs/>
+            <w:szCs w:val="22"/>
+          </w:rPr>
+          <w:t xml:space="preserve">Why is Cloud Storage Important for Businesses? </w:t>
+        </w:r>
+      </w:hyperlink>
+    </w:p>
+    <w:p>
+      <w:pPr>
+        <w:pStyle w:val="ListParagraph"/>
+        <w:numPr>
+          <w:ilvl w:val="0"/>
+          <w:numId w:val="23"/>
+        </w:numPr>
+        <w:spacing w:after="160"/>
+        <w:jc w:val="left"/>
+      </w:pPr>
+      <w:r>
+        <w:rPr>
+          <w:rFonts w:eastAsiaTheme="majorEastAsia"/>
+          <w:bCs/>
+          <w:szCs w:val="22"/>
+        </w:rPr>
+        <w:t xml:space="preserve">Gartner. Retrieved March 21 from Gartner </w:t>
+      </w:r>
+      <w:hyperlink r:id="rId39" w:history="1">
+        <w:r>
+          <w:rPr>
+            <w:rStyle w:val="Hyperlink"/>
+            <w:rFonts w:eastAsiaTheme="majorEastAsia"/>
+            <w:bCs/>
+            <w:szCs w:val="22"/>
+          </w:rPr>
+          <w:t>Multicloud Strategy</w:t>
+        </w:r>
+      </w:hyperlink>
+    </w:p>
+    <w:p>
+      <w:pPr>
+        <w:spacing w:after="160" w:line="259" w:lineRule="auto"/>
+        <w:jc w:val="left"/>
+      </w:pPr>
+      <w:r>
+        <w:br w:type="page"/>
+      </w:r>
+    </w:p>
+    <w:p>
+      <w:pPr>
+        <w:pStyle w:val="Heading1"/>
+        <w:rPr>
+          <w:lang w:val="en-US"/>
+        </w:rPr>
+      </w:pPr>
+      <w:bookmarkStart w:id="78" w:name="_Toc216797065"/>
+      <w:r>
+        <w:rPr>
+          <w:lang w:val="en-US"/>
+        </w:rPr>
+        <w:lastRenderedPageBreak/>
+        <w:t>List of Figures</w:t>
+      </w:r>
+      <w:bookmarkEnd w:id="78"/>
+    </w:p>
+    <w:p>
+      <w:pPr>
+        <w:pStyle w:val="TableofFigures"/>
+        <w:tabs>
+          <w:tab w:val="right" w:leader="dot" w:pos="8494"/>
+        </w:tabs>
+        <w:rPr>
+          <w:rFonts w:asciiTheme="minorHAnsi" w:eastAsiaTheme="minorEastAsia" w:hAnsiTheme="minorHAnsi" w:cstheme="minorBidi"/>
+          <w:noProof/>
+          <w:kern w:val="2"/>
+          <w:sz w:val="24"/>
+          <w:szCs w:val="24"/>
+          <w:lang w:val="en-AU" w:eastAsia="en-AU"/>
+          <w14:ligatures w14:val="standardContextual"/>
+        </w:rPr>
+      </w:pPr>
+      <w:r>
+        <w:rPr>
+          <w:szCs w:val="22"/>
+          <w:lang w:val="en-US"/>
+        </w:rPr>
+        <w:fldChar w:fldCharType="begin"/>
+      </w:r>
+      <w:r>
+        <w:rPr>
+          <w:szCs w:val="22"/>
+          <w:lang w:val="en-US"/>
+        </w:rPr>
+        <w:instrText xml:space="preserve"> TOC \h \z \c "Figure" </w:instrText>
+      </w:r>
+      <w:r>
+        <w:rPr>
+          <w:szCs w:val="22"/>
+          <w:lang w:val="en-US"/>
+        </w:rPr>
+        <w:fldChar w:fldCharType="separate"/>
+      </w:r>
+      <w:hyperlink w:anchor="_Toc216797068" w:history="1">
+        <w:r>
+          <w:rPr>
+            <w:rStyle w:val="Hyperlink"/>
+            <w:noProof/>
+          </w:rPr>
+          <w:t>Figure 1: Use case diagram</w:t>
+        </w:r>
+        <w:r>
+          <w:rPr>
+            <w:noProof/>
+            <w:webHidden/>
+          </w:rPr>
+          <w:tab/>
+        </w:r>
+        <w:r>
+          <w:rPr>
+            <w:noProof/>
+            <w:webHidden/>
+          </w:rPr>
+          <w:fldChar w:fldCharType="begin"/>
+        </w:r>
+        <w:r>
+          <w:rPr>
+            <w:noProof/>
+            <w:webHidden/>
+          </w:rPr>
+          <w:instrText xml:space="preserve"> PAGEREF _Toc216797068 \h </w:instrText>
+        </w:r>
+        <w:r>
+          <w:rPr>
+            <w:noProof/>
+            <w:webHidden/>
+          </w:rPr>
+        </w:r>
+        <w:r>
+          <w:rPr>
+            <w:noProof/>
+            <w:webHidden/>
+          </w:rPr>
+          <w:fldChar w:fldCharType="separate"/>
+        </w:r>
+        <w:r>
+          <w:rPr>
+            <w:noProof/>
+            <w:webHidden/>
+          </w:rPr>
+          <w:t>5</w:t>
+        </w:r>
+        <w:r>
+          <w:rPr>
+            <w:noProof/>
+            <w:webHidden/>
+          </w:rPr>
+          <w:fldChar w:fldCharType="end"/>
+        </w:r>
+      </w:hyperlink>
+    </w:p>
+    <w:p>
+      <w:pPr>
+        <w:pStyle w:val="TableofFigures"/>
+        <w:tabs>
+          <w:tab w:val="right" w:leader="dot" w:pos="8494"/>
+        </w:tabs>
+        <w:rPr>
+          <w:rFonts w:asciiTheme="minorHAnsi" w:eastAsiaTheme="minorEastAsia" w:hAnsiTheme="minorHAnsi" w:cstheme="minorBidi"/>
+          <w:noProof/>
+          <w:kern w:val="2"/>
+          <w:sz w:val="24"/>
+          <w:szCs w:val="24"/>
+          <w:lang w:val="en-AU" w:eastAsia="en-AU"/>
+          <w14:ligatures w14:val="standardContextual"/>
+        </w:rPr>
+      </w:pPr>
+      <w:hyperlink w:anchor="_Toc216797069" w:history="1">
+        <w:r>
+          <w:rPr>
+            <w:rStyle w:val="Hyperlink"/>
+            <w:noProof/>
+          </w:rPr>
+          <w:t>Figure 2: System sequence diagram - Link provider's account</w:t>
+        </w:r>
+        <w:r>
+          <w:rPr>
+            <w:noProof/>
+            <w:webHidden/>
+          </w:rPr>
+          <w:tab/>
+        </w:r>
+        <w:r>
+          <w:rPr>
+            <w:noProof/>
+            <w:webHidden/>
+          </w:rPr>
+          <w:fldChar w:fldCharType="begin"/>
+        </w:r>
+        <w:r>
+          <w:rPr>
+            <w:noProof/>
+            <w:webHidden/>
+          </w:rPr>
+          <w:instrText xml:space="preserve"> PAGEREF _Toc216797069 \h </w:instrText>
+        </w:r>
+        <w:r>
+          <w:rPr>
+            <w:noProof/>
+            <w:webHidden/>
+          </w:rPr>
+        </w:r>
+        <w:r>
+          <w:rPr>
+            <w:noProof/>
+            <w:webHidden/>
+          </w:rPr>
+          <w:fldChar w:fldCharType="separate"/>
+        </w:r>
+        <w:r>
+          <w:rPr>
+            <w:noProof/>
+            <w:webHidden/>
+          </w:rPr>
+          <w:t>8</w:t>
+        </w:r>
+        <w:r>
+          <w:rPr>
+            <w:noProof/>
+            <w:webHidden/>
+          </w:rPr>
+          <w:fldChar w:fldCharType="end"/>
+        </w:r>
+      </w:hyperlink>
+    </w:p>
+    <w:p>
+      <w:pPr>
+        <w:pStyle w:val="TableofFigures"/>
+        <w:tabs>
+          <w:tab w:val="right" w:leader="dot" w:pos="8494"/>
+        </w:tabs>
+        <w:rPr>
+          <w:rFonts w:asciiTheme="minorHAnsi" w:eastAsiaTheme="minorEastAsia" w:hAnsiTheme="minorHAnsi" w:cstheme="minorBidi"/>
+          <w:noProof/>
+          <w:kern w:val="2"/>
+          <w:sz w:val="24"/>
+          <w:szCs w:val="24"/>
+          <w:lang w:val="en-AU" w:eastAsia="en-AU"/>
+          <w14:ligatures w14:val="standardContextual"/>
+        </w:rPr>
+      </w:pPr>
+      <w:hyperlink w:anchor="_Toc216797070" w:history="1">
+        <w:r>
+          <w:rPr>
+            <w:rStyle w:val="Hyperlink"/>
+            <w:noProof/>
+          </w:rPr>
+          <w:t>Figure 3: Domain model</w:t>
+        </w:r>
+        <w:r>
+          <w:rPr>
+            <w:noProof/>
+            <w:webHidden/>
+          </w:rPr>
+          <w:tab/>
+        </w:r>
+        <w:r>
+          <w:rPr>
+            <w:noProof/>
+            <w:webHidden/>
+          </w:rPr>
+          <w:fldChar w:fldCharType="begin"/>
+        </w:r>
+        <w:r>
+          <w:rPr>
+            <w:noProof/>
+            <w:webHidden/>
+          </w:rPr>
+          <w:instrText xml:space="preserve"> PAGEREF _Toc216797070 \h </w:instrText>
+        </w:r>
+        <w:r>
+          <w:rPr>
+            <w:noProof/>
+            <w:webHidden/>
+          </w:rPr>
+        </w:r>
+        <w:r>
+          <w:rPr>
+            <w:noProof/>
+            <w:webHidden/>
+          </w:rPr>
+          <w:fldChar w:fldCharType="separate"/>
+        </w:r>
+        <w:r>
+          <w:rPr>
+            <w:noProof/>
+            <w:webHidden/>
+          </w:rPr>
+          <w:t>9</w:t>
+        </w:r>
+        <w:r>
+          <w:rPr>
+            <w:noProof/>
+            <w:webHidden/>
+          </w:rPr>
+          <w:fldChar w:fldCharType="end"/>
+        </w:r>
+      </w:hyperlink>
+    </w:p>
+    <w:p>
+      <w:pPr>
+        <w:pStyle w:val="TableofFigures"/>
+        <w:tabs>
+          <w:tab w:val="right" w:leader="dot" w:pos="8494"/>
+        </w:tabs>
+        <w:rPr>
+          <w:rFonts w:asciiTheme="minorHAnsi" w:eastAsiaTheme="minorEastAsia" w:hAnsiTheme="minorHAnsi" w:cstheme="minorBidi"/>
+          <w:noProof/>
+          <w:kern w:val="2"/>
+          <w:sz w:val="24"/>
+          <w:szCs w:val="24"/>
+          <w:lang w:val="en-AU" w:eastAsia="en-AU"/>
+          <w14:ligatures w14:val="standardContextual"/>
+        </w:rPr>
+      </w:pPr>
+      <w:hyperlink w:anchor="_Toc216797071" w:history="1">
+        <w:r>
+          <w:rPr>
+            <w:rStyle w:val="Hyperlink"/>
+            <w:noProof/>
+          </w:rPr>
+          <w:t>Figure 4: Entity relationship diagram</w:t>
+        </w:r>
+        <w:r>
+          <w:rPr>
+            <w:noProof/>
+            <w:webHidden/>
+          </w:rPr>
+          <w:tab/>
+        </w:r>
+        <w:r>
+          <w:rPr>
+            <w:noProof/>
+            <w:webHidden/>
+          </w:rPr>
+          <w:fldChar w:fldCharType="begin"/>
+        </w:r>
+        <w:r>
+          <w:rPr>
+            <w:noProof/>
+            <w:webHidden/>
+          </w:rPr>
+          <w:instrText xml:space="preserve"> PAGEREF _Toc216797071 \h </w:instrText>
+        </w:r>
+        <w:r>
+          <w:rPr>
+            <w:noProof/>
+            <w:webHidden/>
+          </w:rPr>
+        </w:r>
+        <w:r>
+          <w:rPr>
+            <w:noProof/>
+            <w:webHidden/>
+          </w:rPr>
+          <w:fldChar w:fldCharType="separate"/>
+        </w:r>
+        <w:r>
+          <w:rPr>
+            <w:noProof/>
+            <w:webHidden/>
+          </w:rPr>
+          <w:t>10</w:t>
+        </w:r>
+        <w:r>
+          <w:rPr>
+            <w:noProof/>
+            <w:webHidden/>
+          </w:rPr>
+          <w:fldChar w:fldCharType="end"/>
+        </w:r>
+      </w:hyperlink>
+    </w:p>
+    <w:p>
+      <w:pPr>
+        <w:pStyle w:val="TableofFigures"/>
+        <w:tabs>
+          <w:tab w:val="right" w:leader="dot" w:pos="8494"/>
+        </w:tabs>
+        <w:rPr>
+          <w:rFonts w:asciiTheme="minorHAnsi" w:eastAsiaTheme="minorEastAsia" w:hAnsiTheme="minorHAnsi" w:cstheme="minorBidi"/>
+          <w:noProof/>
+          <w:kern w:val="2"/>
+          <w:sz w:val="24"/>
+          <w:szCs w:val="24"/>
+          <w:lang w:val="en-AU" w:eastAsia="en-AU"/>
+          <w14:ligatures w14:val="standardContextual"/>
+        </w:rPr>
+      </w:pPr>
+      <w:hyperlink w:anchor="_Toc216797072" w:history="1">
+        <w:r>
+          <w:rPr>
+            <w:rStyle w:val="Hyperlink"/>
+            <w:noProof/>
+          </w:rPr>
+          <w:t>Figure 5: Simplified frontend class diagram</w:t>
+        </w:r>
+        <w:r>
+          <w:rPr>
+            <w:noProof/>
+            <w:webHidden/>
+          </w:rPr>
+          <w:tab/>
+        </w:r>
+        <w:r>
+          <w:rPr>
+            <w:noProof/>
+            <w:webHidden/>
+          </w:rPr>
+          <w:fldChar w:fldCharType="begin"/>
+        </w:r>
+        <w:r>
+          <w:rPr>
+            <w:noProof/>
+            <w:webHidden/>
+          </w:rPr>
+          <w:instrText xml:space="preserve"> PAGEREF _Toc216797072 \h </w:instrText>
+        </w:r>
+        <w:r>
+          <w:rPr>
+            <w:noProof/>
+            <w:webHidden/>
+          </w:rPr>
+        </w:r>
+        <w:r>
+          <w:rPr>
+            <w:noProof/>
+            <w:webHidden/>
+          </w:rPr>
+          <w:fldChar w:fldCharType="separate"/>
+        </w:r>
+        <w:r>
+          <w:rPr>
+            <w:noProof/>
+            <w:webHidden/>
+          </w:rPr>
+          <w:t>13</w:t>
+        </w:r>
+        <w:r>
+          <w:rPr>
+            <w:noProof/>
+            <w:webHidden/>
+          </w:rPr>
+          <w:fldChar w:fldCharType="end"/>
+        </w:r>
+      </w:hyperlink>
+    </w:p>
+    <w:p>
+      <w:pPr>
+        <w:pStyle w:val="TableofFigures"/>
+        <w:tabs>
+          <w:tab w:val="right" w:leader="dot" w:pos="8494"/>
+        </w:tabs>
+        <w:rPr>
+          <w:rFonts w:asciiTheme="minorHAnsi" w:eastAsiaTheme="minorEastAsia" w:hAnsiTheme="minorHAnsi" w:cstheme="minorBidi"/>
+          <w:noProof/>
+          <w:kern w:val="2"/>
+          <w:sz w:val="24"/>
+          <w:szCs w:val="24"/>
+          <w:lang w:val="en-AU" w:eastAsia="en-AU"/>
+          <w14:ligatures w14:val="standardContextual"/>
+        </w:rPr>
+      </w:pPr>
+      <w:hyperlink w:anchor="_Toc216797073" w:history="1">
+        <w:r>
+          <w:rPr>
+            <w:rStyle w:val="Hyperlink"/>
+            <w:noProof/>
+          </w:rPr>
+          <w:t>Figure 6: Gateway - JWT, CORS</w:t>
+        </w:r>
+        <w:r>
+          <w:rPr>
+            <w:noProof/>
+            <w:webHidden/>
+          </w:rPr>
+          <w:tab/>
+        </w:r>
+        <w:r>
+          <w:rPr>
+            <w:noProof/>
+            <w:webHidden/>
+          </w:rPr>
+          <w:fldChar w:fldCharType="begin"/>
+        </w:r>
+        <w:r>
+          <w:rPr>
+            <w:noProof/>
+            <w:webHidden/>
+          </w:rPr>
+          <w:instrText xml:space="preserve"> PAGEREF _Toc216797073 \h </w:instrText>
+        </w:r>
+        <w:r>
+          <w:rPr>
+            <w:noProof/>
+            <w:webHidden/>
+          </w:rPr>
+        </w:r>
+        <w:r>
+          <w:rPr>
+            <w:noProof/>
+            <w:webHidden/>
+          </w:rPr>
+          <w:fldChar w:fldCharType="separate"/>
+        </w:r>
+        <w:r>
+          <w:rPr>
+            <w:noProof/>
+            <w:webHidden/>
+          </w:rPr>
+          <w:t>16</w:t>
+        </w:r>
+        <w:r>
+          <w:rPr>
+            <w:noProof/>
+            <w:webHidden/>
+          </w:rPr>
+          <w:fldChar w:fldCharType="end"/>
+        </w:r>
+      </w:hyperlink>
+    </w:p>
+    <w:p>
+      <w:pPr>
+        <w:pStyle w:val="TableofFigures"/>
+        <w:tabs>
+          <w:tab w:val="right" w:leader="dot" w:pos="8494"/>
+        </w:tabs>
+        <w:rPr>
+          <w:rFonts w:asciiTheme="minorHAnsi" w:eastAsiaTheme="minorEastAsia" w:hAnsiTheme="minorHAnsi" w:cstheme="minorBidi"/>
+          <w:noProof/>
+          <w:kern w:val="2"/>
+          <w:sz w:val="24"/>
+          <w:szCs w:val="24"/>
+          <w:lang w:val="en-AU" w:eastAsia="en-AU"/>
+          <w14:ligatures w14:val="standardContextual"/>
+        </w:rPr>
+      </w:pPr>
+      <w:hyperlink w:anchor="_Toc216797074" w:history="1">
+        <w:r>
+          <w:rPr>
+            <w:rStyle w:val="Hyperlink"/>
+            <w:noProof/>
+          </w:rPr>
+          <w:t>Figure 7: Gateway - Resilience, YARP</w:t>
+        </w:r>
+        <w:r>
+          <w:rPr>
+            <w:noProof/>
+            <w:webHidden/>
+          </w:rPr>
+          <w:tab/>
+        </w:r>
+        <w:r>
+          <w:rPr>
+            <w:noProof/>
+            <w:webHidden/>
+          </w:rPr>
+          <w:fldChar w:fldCharType="begin"/>
+        </w:r>
+        <w:r>
+          <w:rPr>
+            <w:noProof/>
+            <w:webHidden/>
+          </w:rPr>
+          <w:instrText xml:space="preserve"> PAGEREF _Toc216797074 \h </w:instrText>
+        </w:r>
+        <w:r>
+          <w:rPr>
+            <w:noProof/>
+            <w:webHidden/>
+          </w:rPr>
+        </w:r>
+        <w:r>
+          <w:rPr>
+            <w:noProof/>
+            <w:webHidden/>
+          </w:rPr>
+          <w:fldChar w:fldCharType="separate"/>
+        </w:r>
+        <w:r>
+          <w:rPr>
+            <w:noProof/>
+            <w:webHidden/>
+          </w:rPr>
+          <w:t>17</w:t>
+        </w:r>
+        <w:r>
+          <w:rPr>
+            <w:noProof/>
+            <w:webHidden/>
+          </w:rPr>
+          <w:fldChar w:fldCharType="end"/>
+        </w:r>
+      </w:hyperlink>
+    </w:p>
+    <w:p>
+      <w:pPr>
+        <w:pStyle w:val="TableofFigures"/>
+        <w:tabs>
+          <w:tab w:val="right" w:leader="dot" w:pos="8494"/>
+        </w:tabs>
+        <w:rPr>
+          <w:rFonts w:asciiTheme="minorHAnsi" w:eastAsiaTheme="minorEastAsia" w:hAnsiTheme="minorHAnsi" w:cstheme="minorBidi"/>
+          <w:noProof/>
+          <w:kern w:val="2"/>
+          <w:sz w:val="24"/>
+          <w:szCs w:val="24"/>
+          <w:lang w:val="en-AU" w:eastAsia="en-AU"/>
+          <w14:ligatures w14:val="standardContextual"/>
+        </w:rPr>
+      </w:pPr>
+      <w:hyperlink w:anchor="_Toc216797075" w:history="1">
+        <w:r>
+          <w:rPr>
+            <w:rStyle w:val="Hyperlink"/>
+            <w:noProof/>
+          </w:rPr>
+          <w:t>Figure 8: ConnectController - start</w:t>
+        </w:r>
+        <w:r>
+          <w:rPr>
+            <w:noProof/>
+            <w:webHidden/>
+          </w:rPr>
+          <w:tab/>
+        </w:r>
+        <w:r>
+          <w:rPr>
+            <w:noProof/>
+            <w:webHidden/>
+          </w:rPr>
+          <w:fldChar w:fldCharType="begin"/>
+        </w:r>
+        <w:r>
+          <w:rPr>
+            <w:noProof/>
+            <w:webHidden/>
+          </w:rPr>
+          <w:instrText xml:space="preserve"> PAGEREF _Toc216797075 \h </w:instrText>
+        </w:r>
+        <w:r>
+          <w:rPr>
+            <w:noProof/>
+            <w:webHidden/>
+          </w:rPr>
+        </w:r>
+        <w:r>
+          <w:rPr>
+            <w:noProof/>
+            <w:webHidden/>
+          </w:rPr>
+          <w:fldChar w:fldCharType="separate"/>
+        </w:r>
+        <w:r>
+          <w:rPr>
+            <w:noProof/>
+            <w:webHidden/>
+          </w:rPr>
+          <w:t>18</w:t>
+        </w:r>
+        <w:r>
+          <w:rPr>
+            <w:noProof/>
+            <w:webHidden/>
+          </w:rPr>
+          <w:fldChar w:fldCharType="end"/>
+        </w:r>
+      </w:hyperlink>
+    </w:p>
+    <w:p>
+      <w:pPr>
+        <w:pStyle w:val="TableofFigures"/>
+        <w:tabs>
+          <w:tab w:val="right" w:leader="dot" w:pos="8494"/>
+        </w:tabs>
+        <w:rPr>
+          <w:rFonts w:asciiTheme="minorHAnsi" w:eastAsiaTheme="minorEastAsia" w:hAnsiTheme="minorHAnsi" w:cstheme="minorBidi"/>
+          <w:noProof/>
+          <w:kern w:val="2"/>
+          <w:sz w:val="24"/>
+          <w:szCs w:val="24"/>
+          <w:lang w:val="en-AU" w:eastAsia="en-AU"/>
+          <w14:ligatures w14:val="standardContextual"/>
+        </w:rPr>
+      </w:pPr>
+      <w:hyperlink w:anchor="_Toc216797076" w:history="1">
+        <w:r>
+          <w:rPr>
+            <w:rStyle w:val="Hyperlink"/>
+            <w:noProof/>
+          </w:rPr>
+          <w:t>Figure 9: ConnectController – callback</w:t>
+        </w:r>
+        <w:r>
+          <w:rPr>
+            <w:noProof/>
+            <w:webHidden/>
+          </w:rPr>
+          <w:tab/>
+        </w:r>
+        <w:r>
+          <w:rPr>
+            <w:noProof/>
+            <w:webHidden/>
+          </w:rPr>
+          <w:fldChar w:fldCharType="begin"/>
+        </w:r>
+        <w:r>
+          <w:rPr>
+            <w:noProof/>
+            <w:webHidden/>
+          </w:rPr>
+          <w:instrText xml:space="preserve"> PAGEREF _Toc216797076 \h </w:instrText>
+        </w:r>
+        <w:r>
+          <w:rPr>
+            <w:noProof/>
+            <w:webHidden/>
+          </w:rPr>
+        </w:r>
+        <w:r>
+          <w:rPr>
+            <w:noProof/>
+            <w:webHidden/>
+          </w:rPr>
+          <w:fldChar w:fldCharType="separate"/>
+        </w:r>
+        <w:r>
+          <w:rPr>
+            <w:noProof/>
+            <w:webHidden/>
+          </w:rPr>
+          <w:t>18</w:t>
+        </w:r>
+        <w:r>
+          <w:rPr>
+            <w:noProof/>
+            <w:webHidden/>
+          </w:rPr>
+          <w:fldChar w:fldCharType="end"/>
+        </w:r>
+      </w:hyperlink>
+    </w:p>
+    <w:p>
+      <w:pPr>
+        <w:pStyle w:val="TableofFigures"/>
+        <w:tabs>
+          <w:tab w:val="right" w:leader="dot" w:pos="8494"/>
+        </w:tabs>
+        <w:rPr>
+          <w:rFonts w:asciiTheme="minorHAnsi" w:eastAsiaTheme="minorEastAsia" w:hAnsiTheme="minorHAnsi" w:cstheme="minorBidi"/>
+          <w:noProof/>
+          <w:kern w:val="2"/>
+          <w:sz w:val="24"/>
+          <w:szCs w:val="24"/>
+          <w:lang w:val="en-AU" w:eastAsia="en-AU"/>
+          <w14:ligatures w14:val="standardContextual"/>
+        </w:rPr>
+      </w:pPr>
+      <w:hyperlink w:anchor="_Toc216797077" w:history="1">
+        <w:r>
+          <w:rPr>
+            <w:rStyle w:val="Hyperlink"/>
+            <w:noProof/>
+          </w:rPr>
+          <w:t>Figure 10: LinkProviderService</w:t>
+        </w:r>
+        <w:r>
+          <w:rPr>
+            <w:noProof/>
+            <w:webHidden/>
+          </w:rPr>
+          <w:tab/>
+        </w:r>
+        <w:r>
+          <w:rPr>
+            <w:noProof/>
+            <w:webHidden/>
+          </w:rPr>
+          <w:fldChar w:fldCharType="begin"/>
+        </w:r>
+        <w:r>
+          <w:rPr>
+            <w:noProof/>
+            <w:webHidden/>
+          </w:rPr>
+          <w:instrText xml:space="preserve"> PAGEREF _Toc216797077 \h </w:instrText>
+        </w:r>
+        <w:r>
+          <w:rPr>
+            <w:noProof/>
+            <w:webHidden/>
+          </w:rPr>
+        </w:r>
+        <w:r>
+          <w:rPr>
+            <w:noProof/>
+            <w:webHidden/>
+          </w:rPr>
+          <w:fldChar w:fldCharType="separate"/>
+        </w:r>
+        <w:r>
+          <w:rPr>
+            <w:noProof/>
+            <w:webHidden/>
+          </w:rPr>
+          <w:t>19</w:t>
+        </w:r>
+        <w:r>
+          <w:rPr>
+            <w:noProof/>
+            <w:webHidden/>
+          </w:rPr>
+          <w:fldChar w:fldCharType="end"/>
+        </w:r>
+      </w:hyperlink>
+    </w:p>
+    <w:p>
+      <w:pPr>
+        <w:pStyle w:val="TableofFigures"/>
+        <w:tabs>
+          <w:tab w:val="right" w:leader="dot" w:pos="8494"/>
+        </w:tabs>
+        <w:rPr>
+          <w:rFonts w:asciiTheme="minorHAnsi" w:eastAsiaTheme="minorEastAsia" w:hAnsiTheme="minorHAnsi" w:cstheme="minorBidi"/>
+          <w:noProof/>
+          <w:kern w:val="2"/>
+          <w:sz w:val="24"/>
+          <w:szCs w:val="24"/>
+          <w:lang w:val="en-AU" w:eastAsia="en-AU"/>
+          <w14:ligatures w14:val="standardContextual"/>
+        </w:rPr>
+      </w:pPr>
+      <w:hyperlink w:anchor="_Toc216797078" w:history="1">
+        <w:r>
+          <w:rPr>
+            <w:rStyle w:val="Hyperlink"/>
+            <w:noProof/>
+          </w:rPr>
+          <w:t>Figure 11: CacheStateStore</w:t>
+        </w:r>
+        <w:r>
+          <w:rPr>
+            <w:noProof/>
+            <w:webHidden/>
+          </w:rPr>
+          <w:tab/>
+        </w:r>
+        <w:r>
+          <w:rPr>
+            <w:noProof/>
+            <w:webHidden/>
+          </w:rPr>
+          <w:fldChar w:fldCharType="begin"/>
+        </w:r>
+        <w:r>
+          <w:rPr>
+            <w:noProof/>
+            <w:webHidden/>
+          </w:rPr>
+          <w:instrText xml:space="preserve"> PAGEREF _Toc216797078 \h </w:instrText>
+        </w:r>
+        <w:r>
+          <w:rPr>
+            <w:noProof/>
+            <w:webHidden/>
+          </w:rPr>
+        </w:r>
+        <w:r>
+          <w:rPr>
+            <w:noProof/>
+            <w:webHidden/>
+          </w:rPr>
+          <w:fldChar w:fldCharType="separate"/>
+        </w:r>
+        <w:r>
+          <w:rPr>
+            <w:noProof/>
+            <w:webHidden/>
+          </w:rPr>
+          <w:t>19</w:t>
+        </w:r>
+        <w:r>
+          <w:rPr>
+            <w:noProof/>
+            <w:webHidden/>
+          </w:rPr>
+          <w:fldChar w:fldCharType="end"/>
+        </w:r>
+      </w:hyperlink>
+    </w:p>
+    <w:p>
+      <w:pPr>
+        <w:pStyle w:val="TableofFigures"/>
+        <w:tabs>
+          <w:tab w:val="right" w:leader="dot" w:pos="8494"/>
+        </w:tabs>
+        <w:rPr>
+          <w:rFonts w:asciiTheme="minorHAnsi" w:eastAsiaTheme="minorEastAsia" w:hAnsiTheme="minorHAnsi" w:cstheme="minorBidi"/>
+          <w:noProof/>
+          <w:kern w:val="2"/>
+          <w:sz w:val="24"/>
+          <w:szCs w:val="24"/>
+          <w:lang w:val="en-AU" w:eastAsia="en-AU"/>
+          <w14:ligatures w14:val="standardContextual"/>
+        </w:rPr>
+      </w:pPr>
+      <w:hyperlink w:anchor="_Toc216797079" w:history="1">
+        <w:r>
+          <w:rPr>
+            <w:rStyle w:val="Hyperlink"/>
+            <w:noProof/>
+          </w:rPr>
+          <w:t>Figure 12: EfTokenStore</w:t>
+        </w:r>
+        <w:r>
+          <w:rPr>
+            <w:noProof/>
+            <w:webHidden/>
+          </w:rPr>
+          <w:tab/>
+        </w:r>
+        <w:r>
+          <w:rPr>
+            <w:noProof/>
+            <w:webHidden/>
+          </w:rPr>
+          <w:fldChar w:fldCharType="begin"/>
+        </w:r>
+        <w:r>
+          <w:rPr>
+            <w:noProof/>
+            <w:webHidden/>
+          </w:rPr>
+          <w:instrText xml:space="preserve"> PAGEREF _Toc216797079 \h </w:instrText>
+        </w:r>
+        <w:r>
+          <w:rPr>
+            <w:noProof/>
+            <w:webHidden/>
+          </w:rPr>
+        </w:r>
+        <w:r>
+          <w:rPr>
+            <w:noProof/>
+            <w:webHidden/>
+          </w:rPr>
+          <w:fldChar w:fldCharType="separate"/>
+        </w:r>
+        <w:r>
+          <w:rPr>
+            <w:noProof/>
+            <w:webHidden/>
+          </w:rPr>
+          <w:t>20</w:t>
+        </w:r>
+        <w:r>
+          <w:rPr>
+            <w:noProof/>
+            <w:webHidden/>
+          </w:rPr>
+          <w:fldChar w:fldCharType="end"/>
+        </w:r>
+      </w:hyperlink>
+    </w:p>
+    <w:p>
+      <w:pPr>
+        <w:pStyle w:val="TableofFigures"/>
+        <w:tabs>
+          <w:tab w:val="right" w:leader="dot" w:pos="8494"/>
+        </w:tabs>
+        <w:rPr>
+          <w:rFonts w:asciiTheme="minorHAnsi" w:eastAsiaTheme="minorEastAsia" w:hAnsiTheme="minorHAnsi" w:cstheme="minorBidi"/>
+          <w:noProof/>
+          <w:kern w:val="2"/>
+          <w:sz w:val="24"/>
+          <w:szCs w:val="24"/>
+          <w:lang w:val="en-AU" w:eastAsia="en-AU"/>
+          <w14:ligatures w14:val="standardContextual"/>
+        </w:rPr>
+      </w:pPr>
+      <w:hyperlink w:anchor="_Toc216797080" w:history="1">
+        <w:r>
+          <w:rPr>
+            <w:rStyle w:val="Hyperlink"/>
+            <w:noProof/>
+          </w:rPr>
+          <w:t>Figure 13: MicrosoftOAuthClient</w:t>
+        </w:r>
+        <w:r>
+          <w:rPr>
+            <w:noProof/>
+            <w:webHidden/>
+          </w:rPr>
+          <w:tab/>
+        </w:r>
+        <w:r>
+          <w:rPr>
+            <w:noProof/>
+            <w:webHidden/>
+          </w:rPr>
+          <w:fldChar w:fldCharType="begin"/>
+        </w:r>
+        <w:r>
+          <w:rPr>
+            <w:noProof/>
+            <w:webHidden/>
+          </w:rPr>
+          <w:instrText xml:space="preserve"> PAGEREF _Toc216797080 \h </w:instrText>
+        </w:r>
+        <w:r>
+          <w:rPr>
+            <w:noProof/>
+            <w:webHidden/>
+          </w:rPr>
+        </w:r>
+        <w:r>
+          <w:rPr>
+            <w:noProof/>
+            <w:webHidden/>
+          </w:rPr>
+          <w:fldChar w:fldCharType="separate"/>
+        </w:r>
+        <w:r>
+          <w:rPr>
+            <w:noProof/>
+            <w:webHidden/>
+          </w:rPr>
+          <w:t>21</w:t>
+        </w:r>
+        <w:r>
+          <w:rPr>
+            <w:noProof/>
+            <w:webHidden/>
+          </w:rPr>
+          <w:fldChar w:fldCharType="end"/>
+        </w:r>
+      </w:hyperlink>
+    </w:p>
+    <w:p>
+      <w:pPr>
+        <w:pStyle w:val="TableofFigures"/>
+        <w:tabs>
+          <w:tab w:val="right" w:leader="dot" w:pos="8494"/>
+        </w:tabs>
+        <w:rPr>
+          <w:rFonts w:asciiTheme="minorHAnsi" w:eastAsiaTheme="minorEastAsia" w:hAnsiTheme="minorHAnsi" w:cstheme="minorBidi"/>
+          <w:noProof/>
+          <w:kern w:val="2"/>
+          <w:sz w:val="24"/>
+          <w:szCs w:val="24"/>
+          <w:lang w:val="en-AU" w:eastAsia="en-AU"/>
+          <w14:ligatures w14:val="standardContextual"/>
+        </w:rPr>
+      </w:pPr>
+      <w:hyperlink w:anchor="_Toc216797081" w:history="1">
+        <w:r>
+          <w:rPr>
+            <w:rStyle w:val="Hyperlink"/>
+            <w:noProof/>
+          </w:rPr>
+          <w:t>Figure 14: MicrosoftFileProvider</w:t>
+        </w:r>
+        <w:r>
+          <w:rPr>
+            <w:noProof/>
+            <w:webHidden/>
+          </w:rPr>
+          <w:tab/>
+        </w:r>
+        <w:r>
+          <w:rPr>
+            <w:noProof/>
+            <w:webHidden/>
+          </w:rPr>
+          <w:fldChar w:fldCharType="begin"/>
+        </w:r>
+        <w:r>
+          <w:rPr>
+            <w:noProof/>
+            <w:webHidden/>
+          </w:rPr>
+          <w:instrText xml:space="preserve"> PAGEREF _Toc216797081 \h </w:instrText>
+        </w:r>
+        <w:r>
+          <w:rPr>
+            <w:noProof/>
+            <w:webHidden/>
+          </w:rPr>
+        </w:r>
+        <w:r>
+          <w:rPr>
+            <w:noProof/>
+            <w:webHidden/>
+          </w:rPr>
+          <w:fldChar w:fldCharType="separate"/>
+        </w:r>
+        <w:r>
+          <w:rPr>
+            <w:noProof/>
+            <w:webHidden/>
+          </w:rPr>
+          <w:t>22</w:t>
+        </w:r>
+        <w:r>
+          <w:rPr>
+            <w:noProof/>
+            <w:webHidden/>
+          </w:rPr>
+          <w:fldChar w:fldCharType="end"/>
+        </w:r>
+      </w:hyperlink>
+    </w:p>
+    <w:p>
+      <w:pPr>
+        <w:pStyle w:val="TableofFigures"/>
+        <w:tabs>
+          <w:tab w:val="right" w:leader="dot" w:pos="8494"/>
+        </w:tabs>
+        <w:rPr>
+          <w:rFonts w:asciiTheme="minorHAnsi" w:eastAsiaTheme="minorEastAsia" w:hAnsiTheme="minorHAnsi" w:cstheme="minorBidi"/>
+          <w:noProof/>
+          <w:kern w:val="2"/>
+          <w:sz w:val="24"/>
+          <w:szCs w:val="24"/>
+          <w:lang w:val="en-AU" w:eastAsia="en-AU"/>
+          <w14:ligatures w14:val="standardContextual"/>
+        </w:rPr>
+      </w:pPr>
+      <w:hyperlink w:anchor="_Toc216797082" w:history="1">
+        <w:r>
+          <w:rPr>
+            <w:rStyle w:val="Hyperlink"/>
+            <w:noProof/>
+          </w:rPr>
+          <w:t>Figure 15: FilesController - GetAllFiels, GetFilesByProvider</w:t>
+        </w:r>
+        <w:r>
+          <w:rPr>
+            <w:noProof/>
+            <w:webHidden/>
+          </w:rPr>
+          <w:tab/>
+        </w:r>
+        <w:r>
+          <w:rPr>
+            <w:noProof/>
+            <w:webHidden/>
+          </w:rPr>
+          <w:fldChar w:fldCharType="begin"/>
+        </w:r>
+        <w:r>
+          <w:rPr>
+            <w:noProof/>
+            <w:webHidden/>
+          </w:rPr>
+          <w:instrText xml:space="preserve"> PAGEREF _Toc216797082 \h </w:instrText>
+        </w:r>
+        <w:r>
+          <w:rPr>
+            <w:noProof/>
+            <w:webHidden/>
+          </w:rPr>
+        </w:r>
+        <w:r>
+          <w:rPr>
+            <w:noProof/>
+            <w:webHidden/>
+          </w:rPr>
+          <w:fldChar w:fldCharType="separate"/>
+        </w:r>
+        <w:r>
+          <w:rPr>
+            <w:noProof/>
+            <w:webHidden/>
+          </w:rPr>
+          <w:t>24</w:t>
+        </w:r>
+        <w:r>
+          <w:rPr>
+            <w:noProof/>
+            <w:webHidden/>
+          </w:rPr>
+          <w:fldChar w:fldCharType="end"/>
+        </w:r>
+      </w:hyperlink>
+    </w:p>
+    <w:p>
+      <w:pPr>
+        <w:pStyle w:val="TableofFigures"/>
+        <w:tabs>
+          <w:tab w:val="right" w:leader="dot" w:pos="8494"/>
+        </w:tabs>
+        <w:rPr>
+          <w:rFonts w:asciiTheme="minorHAnsi" w:eastAsiaTheme="minorEastAsia" w:hAnsiTheme="minorHAnsi" w:cstheme="minorBidi"/>
+          <w:noProof/>
+          <w:kern w:val="2"/>
+          <w:sz w:val="24"/>
+          <w:szCs w:val="24"/>
+          <w:lang w:val="en-AU" w:eastAsia="en-AU"/>
+          <w14:ligatures w14:val="standardContextual"/>
+        </w:rPr>
+      </w:pPr>
+      <w:hyperlink w:anchor="_Toc216797083" w:history="1">
+        <w:r>
+          <w:rPr>
+            <w:rStyle w:val="Hyperlink"/>
+            <w:noProof/>
+          </w:rPr>
+          <w:t>Figure 16: FilesController - GetFileMetadata, GetFileViewUrl</w:t>
+        </w:r>
+        <w:r>
+          <w:rPr>
+            <w:noProof/>
+            <w:webHidden/>
+          </w:rPr>
+          <w:tab/>
+        </w:r>
+        <w:r>
+          <w:rPr>
+            <w:noProof/>
+            <w:webHidden/>
+          </w:rPr>
+          <w:fldChar w:fldCharType="begin"/>
+        </w:r>
+        <w:r>
+          <w:rPr>
+            <w:noProof/>
+            <w:webHidden/>
+          </w:rPr>
+          <w:instrText xml:space="preserve"> PAGEREF _Toc216797083 \h </w:instrText>
+        </w:r>
+        <w:r>
+          <w:rPr>
+            <w:noProof/>
+            <w:webHidden/>
+          </w:rPr>
+        </w:r>
+        <w:r>
+          <w:rPr>
+            <w:noProof/>
+            <w:webHidden/>
+          </w:rPr>
+          <w:fldChar w:fldCharType="separate"/>
+        </w:r>
+        <w:r>
+          <w:rPr>
+            <w:noProof/>
+            <w:webHidden/>
+          </w:rPr>
+          <w:t>25</w:t>
+        </w:r>
+        <w:r>
+          <w:rPr>
+            <w:noProof/>
+            <w:webHidden/>
+          </w:rPr>
+          <w:fldChar w:fldCharType="end"/>
+        </w:r>
+      </w:hyperlink>
+    </w:p>
+    <w:p>
+      <w:pPr>
+        <w:pStyle w:val="TableofFigures"/>
+        <w:tabs>
+          <w:tab w:val="right" w:leader="dot" w:pos="8494"/>
+        </w:tabs>
+        <w:rPr>
+          <w:rFonts w:asciiTheme="minorHAnsi" w:eastAsiaTheme="minorEastAsia" w:hAnsiTheme="minorHAnsi" w:cstheme="minorBidi"/>
+          <w:noProof/>
+          <w:kern w:val="2"/>
+          <w:sz w:val="24"/>
+          <w:szCs w:val="24"/>
+          <w:lang w:val="en-AU" w:eastAsia="en-AU"/>
+          <w14:ligatures w14:val="standardContextual"/>
+        </w:rPr>
+      </w:pPr>
+      <w:hyperlink w:anchor="_Toc216797084" w:history="1">
+        <w:r>
+          <w:rPr>
+            <w:rStyle w:val="Hyperlink"/>
+            <w:noProof/>
+          </w:rPr>
+          <w:t>Figure 17 :FileService</w:t>
+        </w:r>
+        <w:r>
+          <w:rPr>
+            <w:noProof/>
+            <w:webHidden/>
+          </w:rPr>
+          <w:tab/>
+        </w:r>
+        <w:r>
+          <w:rPr>
+            <w:noProof/>
+            <w:webHidden/>
+          </w:rPr>
+          <w:fldChar w:fldCharType="begin"/>
+        </w:r>
+        <w:r>
+          <w:rPr>
+            <w:noProof/>
+            <w:webHidden/>
+          </w:rPr>
+          <w:instrText xml:space="preserve"> PAGEREF _Toc216797084 \h </w:instrText>
+        </w:r>
+        <w:r>
+          <w:rPr>
+            <w:noProof/>
+            <w:webHidden/>
+          </w:rPr>
+        </w:r>
+        <w:r>
+          <w:rPr>
+            <w:noProof/>
+            <w:webHidden/>
+          </w:rPr>
+          <w:fldChar w:fldCharType="separate"/>
+        </w:r>
+        <w:r>
+          <w:rPr>
+            <w:noProof/>
+            <w:webHidden/>
+          </w:rPr>
+          <w:t>26</w:t>
+        </w:r>
+        <w:r>
+          <w:rPr>
+            <w:noProof/>
+            <w:webHidden/>
+          </w:rPr>
+          <w:fldChar w:fldCharType="end"/>
+        </w:r>
+      </w:hyperlink>
+    </w:p>
+    <w:p>
+      <w:pPr>
+        <w:pStyle w:val="TableofFigures"/>
+        <w:tabs>
+          <w:tab w:val="right" w:leader="dot" w:pos="8494"/>
+        </w:tabs>
+        <w:rPr>
+          <w:rFonts w:asciiTheme="minorHAnsi" w:eastAsiaTheme="minorEastAsia" w:hAnsiTheme="minorHAnsi" w:cstheme="minorBidi"/>
+          <w:noProof/>
+          <w:kern w:val="2"/>
+          <w:sz w:val="24"/>
+          <w:szCs w:val="24"/>
+          <w:lang w:val="en-AU" w:eastAsia="en-AU"/>
+          <w14:ligatures w14:val="standardContextual"/>
+        </w:rPr>
+      </w:pPr>
+      <w:hyperlink w:anchor="_Toc216797085" w:history="1">
+        <w:r>
+          <w:rPr>
+            <w:rStyle w:val="Hyperlink"/>
+            <w:noProof/>
+          </w:rPr>
+          <w:t>Figure 18: Acceptance testing - connect provider's account</w:t>
+        </w:r>
+        <w:r>
+          <w:rPr>
+            <w:noProof/>
+            <w:webHidden/>
+          </w:rPr>
+          <w:tab/>
+        </w:r>
+        <w:r>
+          <w:rPr>
+            <w:noProof/>
+            <w:webHidden/>
+          </w:rPr>
+          <w:fldChar w:fldCharType="begin"/>
+        </w:r>
+        <w:r>
+          <w:rPr>
+            <w:noProof/>
+            <w:webHidden/>
+          </w:rPr>
+          <w:instrText xml:space="preserve"> PAGEREF _Toc216797085 \h </w:instrText>
+        </w:r>
+        <w:r>
+          <w:rPr>
+            <w:noProof/>
+            <w:webHidden/>
+          </w:rPr>
+        </w:r>
+        <w:r>
+          <w:rPr>
+            <w:noProof/>
+            <w:webHidden/>
+          </w:rPr>
+          <w:fldChar w:fldCharType="separate"/>
+        </w:r>
+        <w:r>
+          <w:rPr>
+            <w:noProof/>
+            <w:webHidden/>
+          </w:rPr>
+          <w:t>28</w:t>
+        </w:r>
+        <w:r>
+          <w:rPr>
+            <w:noProof/>
+            <w:webHidden/>
+          </w:rPr>
+          <w:fldChar w:fldCharType="end"/>
+        </w:r>
+      </w:hyperlink>
+    </w:p>
+    <w:p>
+      <w:pPr>
+        <w:pStyle w:val="Heading1"/>
+        <w:rPr>
+          <w:noProof/>
+        </w:rPr>
+      </w:pPr>
+      <w:r>
+        <w:rPr>
+          <w:lang w:val="en-US"/>
+        </w:rPr>
+        <w:fldChar w:fldCharType="end"/>
+      </w:r>
+      <w:bookmarkStart w:id="79" w:name="_Toc216797066"/>
+      <w:r>
+        <w:rPr>
+          <w:lang w:val="en-US"/>
+        </w:rPr>
+        <w:t>List of Tables</w:t>
+      </w:r>
+      <w:bookmarkEnd w:id="79"/>
+      <w:r>
+        <w:rPr>
+          <w:lang w:val="en-US"/>
+        </w:rPr>
+        <w:fldChar w:fldCharType="begin"/>
+      </w:r>
+      <w:r>
+        <w:rPr>
+          <w:lang w:val="en-US"/>
+        </w:rPr>
+        <w:instrText xml:space="preserve"> TOC \h \z \c "Table" </w:instrText>
+      </w:r>
+      <w:r>
+        <w:rPr>
+          <w:lang w:val="en-US"/>
+        </w:rPr>
+        <w:fldChar w:fldCharType="separate"/>
+      </w:r>
+    </w:p>
+    <w:p>
+      <w:pPr>
+        <w:pStyle w:val="TableofFigures"/>
+        <w:tabs>
+          <w:tab w:val="right" w:leader="dot" w:pos="8494"/>
+        </w:tabs>
+        <w:rPr>
+          <w:rFonts w:asciiTheme="minorHAnsi" w:eastAsiaTheme="minorEastAsia" w:hAnsiTheme="minorHAnsi" w:cstheme="minorBidi"/>
+          <w:noProof/>
+          <w:kern w:val="2"/>
+          <w:sz w:val="24"/>
+          <w:szCs w:val="24"/>
+          <w:lang w:val="en-AU" w:eastAsia="en-AU"/>
+          <w14:ligatures w14:val="standardContextual"/>
+        </w:rPr>
+      </w:pPr>
+      <w:hyperlink w:anchor="_Toc216797086" w:history="1">
+        <w:r>
+          <w:rPr>
+            <w:rStyle w:val="Hyperlink"/>
+            <w:noProof/>
+          </w:rPr>
+          <w:t>Table 1: Requirements coverage</w:t>
+        </w:r>
+        <w:r>
+          <w:rPr>
+            <w:noProof/>
+            <w:webHidden/>
+          </w:rPr>
+          <w:tab/>
+        </w:r>
+        <w:r>
+          <w:rPr>
+            <w:noProof/>
+            <w:webHidden/>
+          </w:rPr>
+          <w:fldChar w:fldCharType="begin"/>
+        </w:r>
+        <w:r>
+          <w:rPr>
+            <w:noProof/>
+            <w:webHidden/>
+          </w:rPr>
+          <w:instrText xml:space="preserve"> PAGEREF _Toc216797086 \h </w:instrText>
+        </w:r>
+        <w:r>
+          <w:rPr>
+            <w:noProof/>
+            <w:webHidden/>
+          </w:rPr>
+        </w:r>
+        <w:r>
+          <w:rPr>
+            <w:noProof/>
+            <w:webHidden/>
+          </w:rPr>
+          <w:fldChar w:fldCharType="separate"/>
+        </w:r>
+        <w:r>
+          <w:rPr>
+            <w:noProof/>
+            <w:webHidden/>
+          </w:rPr>
+          <w:t>6</w:t>
+        </w:r>
+        <w:r>
+          <w:rPr>
+            <w:noProof/>
+            <w:webHidden/>
+          </w:rPr>
+          <w:fldChar w:fldCharType="end"/>
+        </w:r>
+      </w:hyperlink>
+    </w:p>
+    <w:p>
+      <w:pPr>
+        <w:pStyle w:val="TableofFigures"/>
+        <w:tabs>
+          <w:tab w:val="right" w:leader="dot" w:pos="8494"/>
+        </w:tabs>
+        <w:rPr>
+          <w:rFonts w:asciiTheme="minorHAnsi" w:eastAsiaTheme="minorEastAsia" w:hAnsiTheme="minorHAnsi" w:cstheme="minorBidi"/>
+          <w:noProof/>
+          <w:kern w:val="2"/>
+          <w:sz w:val="24"/>
+          <w:szCs w:val="24"/>
+          <w:lang w:val="en-AU" w:eastAsia="en-AU"/>
+          <w14:ligatures w14:val="standardContextual"/>
+        </w:rPr>
+      </w:pPr>
+      <w:hyperlink w:anchor="_Toc216797087" w:history="1">
+        <w:r>
+          <w:rPr>
+            <w:rStyle w:val="Hyperlink"/>
+            <w:noProof/>
+          </w:rPr>
+          <w:t>Table 2: Use case description - Link provider’s account</w:t>
+        </w:r>
+        <w:r>
+          <w:rPr>
+            <w:noProof/>
+            <w:webHidden/>
+          </w:rPr>
+          <w:tab/>
+        </w:r>
+        <w:r>
+          <w:rPr>
+            <w:noProof/>
+            <w:webHidden/>
+          </w:rPr>
+          <w:fldChar w:fldCharType="begin"/>
+        </w:r>
+        <w:r>
+          <w:rPr>
+            <w:noProof/>
+            <w:webHidden/>
+          </w:rPr>
+          <w:instrText xml:space="preserve"> PAGEREF _Toc216797087 \h </w:instrText>
+        </w:r>
+        <w:r>
+          <w:rPr>
+            <w:noProof/>
+            <w:webHidden/>
+          </w:rPr>
+        </w:r>
+        <w:r>
+          <w:rPr>
+            <w:noProof/>
+            <w:webHidden/>
+          </w:rPr>
+          <w:fldChar w:fldCharType="separate"/>
+        </w:r>
+        <w:r>
+          <w:rPr>
+            <w:noProof/>
+            <w:webHidden/>
+          </w:rPr>
+          <w:t>7</w:t>
+        </w:r>
+        <w:r>
+          <w:rPr>
+            <w:noProof/>
+            <w:webHidden/>
+          </w:rPr>
+          <w:fldChar w:fldCharType="end"/>
+        </w:r>
+      </w:hyperlink>
+    </w:p>
+    <w:p>
+      <w:pPr>
+        <w:pStyle w:val="TableofFigures"/>
+        <w:tabs>
+          <w:tab w:val="right" w:leader="dot" w:pos="8494"/>
+        </w:tabs>
+        <w:rPr>
+          <w:rFonts w:asciiTheme="minorHAnsi" w:eastAsiaTheme="minorEastAsia" w:hAnsiTheme="minorHAnsi" w:cstheme="minorBidi"/>
+          <w:noProof/>
+          <w:kern w:val="2"/>
+          <w:sz w:val="24"/>
+          <w:szCs w:val="24"/>
+          <w:lang w:val="en-AU" w:eastAsia="en-AU"/>
+          <w14:ligatures w14:val="standardContextual"/>
+        </w:rPr>
+      </w:pPr>
+      <w:hyperlink w:anchor="_Toc216797088" w:history="1">
+        <w:r>
+          <w:rPr>
+            <w:rStyle w:val="Hyperlink"/>
+            <w:noProof/>
+          </w:rPr>
+          <w:t>Table 3: Risk assessment</w:t>
+        </w:r>
+        <w:r>
+          <w:rPr>
+            <w:noProof/>
+            <w:webHidden/>
+          </w:rPr>
+          <w:tab/>
+        </w:r>
+        <w:r>
+          <w:rPr>
+            <w:noProof/>
+            <w:webHidden/>
+          </w:rPr>
+          <w:fldChar w:fldCharType="begin"/>
+        </w:r>
+        <w:r>
+          <w:rPr>
+            <w:noProof/>
+            <w:webHidden/>
+          </w:rPr>
+          <w:instrText xml:space="preserve"> PAGEREF _Toc216797088 \h </w:instrText>
+        </w:r>
+        <w:r>
+          <w:rPr>
+            <w:noProof/>
+            <w:webHidden/>
+          </w:rPr>
+        </w:r>
+        <w:r>
+          <w:rPr>
+            <w:noProof/>
+            <w:webHidden/>
+          </w:rPr>
+          <w:fldChar w:fldCharType="separate"/>
+        </w:r>
+        <w:r>
+          <w:rPr>
+            <w:noProof/>
+            <w:webHidden/>
+          </w:rPr>
+          <w:t>12</w:t>
+        </w:r>
+        <w:r>
+          <w:rPr>
+            <w:noProof/>
+            <w:webHidden/>
+          </w:rPr>
+          <w:fldChar w:fldCharType="end"/>
+        </w:r>
+      </w:hyperlink>
+    </w:p>
+    <w:p>
+      <w:pPr>
+        <w:spacing w:after="160"/>
+        <w:jc w:val="left"/>
+        <w:rPr>
+          <w:szCs w:val="22"/>
+          <w:lang w:val="en-US"/>
+        </w:rPr>
+      </w:pPr>
+      <w:r>
+        <w:rPr>
+          <w:szCs w:val="22"/>
+          <w:lang w:val="en-US"/>
+        </w:rPr>
+        <w:fldChar w:fldCharType="end"/>
+      </w:r>
+      <w:r>
+        <w:rPr>
+          <w:szCs w:val="22"/>
+          <w:lang w:val="en-US"/>
+        </w:rPr>
+        <w:fldChar w:fldCharType="begin"/>
+      </w:r>
+      <w:r>
+        <w:rPr>
+          <w:szCs w:val="22"/>
+          <w:lang w:val="en-US"/>
+        </w:rPr>
+        <w:instrText xml:space="preserve"> TOC \h \z \c "Code Snippet" </w:instrText>
+      </w:r>
+      <w:r>
+        <w:rPr>
+          <w:szCs w:val="22"/>
+          <w:lang w:val="en-US"/>
+        </w:rPr>
+        <w:fldChar w:fldCharType="separate"/>
+      </w:r>
+      <w:r>
+        <w:rPr>
+          <w:szCs w:val="22"/>
+          <w:lang w:val="en-US"/>
+        </w:rPr>
+        <w:fldChar w:fldCharType="end"/>
+      </w:r>
+    </w:p>
+    <w:p>
+      <w:pPr>
+        <w:spacing w:after="160" w:line="259" w:lineRule="auto"/>
+        <w:jc w:val="left"/>
         <w:rPr>
           <w:rFonts w:eastAsia="Arial"/>
-          <w:lang w:val="en-GB"/>
-        </w:rPr>
-      </w:pPr>
+        </w:rPr>
+      </w:pPr>
+      <w:r>
+        <w:rPr>
+          <w:rFonts w:eastAsia="Arial"/>
+        </w:rPr>
+        <w:br w:type="page"/>
+      </w:r>
+    </w:p>
+    <w:p>
+      <w:pPr>
+        <w:pStyle w:val="Heading1"/>
+      </w:pPr>
+      <w:bookmarkStart w:id="80" w:name="_Toc216797067"/>
+      <w:r>
+        <w:lastRenderedPageBreak/>
+        <w:t>Appendices</w:t>
+      </w:r>
+      <w:bookmarkEnd w:id="80"/>
+    </w:p>
+    <w:p>
+      <w:pPr>
+        <w:pStyle w:val="ListParagraph"/>
+        <w:numPr>
+          <w:ilvl w:val="0"/>
+          <w:numId w:val="24"/>
+        </w:numPr>
+      </w:pPr>
+      <w:r>
+        <w:t>Project description</w:t>
+      </w:r>
+    </w:p>
+    <w:p>
+      <w:pPr>
+        <w:pStyle w:val="ListParagraph"/>
+        <w:numPr>
+          <w:ilvl w:val="0"/>
+          <w:numId w:val="24"/>
+        </w:numPr>
+      </w:pPr>
+      <w:r>
+        <w:t>Acceptance testing</w:t>
+      </w:r>
+    </w:p>
+    <w:p>
+      <w:pPr>
+        <w:pStyle w:val="ListParagraph"/>
+        <w:numPr>
+          <w:ilvl w:val="0"/>
+          <w:numId w:val="24"/>
+        </w:numPr>
+      </w:pPr>
+      <w:r>
+        <w:t>Source code</w:t>
+      </w:r>
+    </w:p>
+    <w:p>
+      <w:pPr>
+        <w:pStyle w:val="ListParagraph"/>
+        <w:numPr>
+          <w:ilvl w:val="0"/>
+          <w:numId w:val="24"/>
+        </w:numPr>
+      </w:pPr>
+      <w:r>
+        <w:t>Diagrams</w:t>
+      </w:r>
+    </w:p>
+    <w:p>
+      <w:pPr>
+        <w:pStyle w:val="ListParagraph"/>
+        <w:numPr>
+          <w:ilvl w:val="0"/>
+          <w:numId w:val="24"/>
+        </w:numPr>
+      </w:pPr>
+      <w:r>
+        <w:t>Use case descriptions</w:t>
+      </w:r>
+    </w:p>
+    <w:p>
+      <w:pPr>
+        <w:pStyle w:val="ListParagraph"/>
+        <w:numPr>
+          <w:ilvl w:val="0"/>
+          <w:numId w:val="24"/>
+        </w:numPr>
+      </w:pPr>
+      <w:r>
+        <w:t>Requirements</w:t>
+      </w:r>
+    </w:p>
+    <w:p>
+      <w:pPr>
+        <w:pStyle w:val="ListParagraph"/>
+        <w:numPr>
+          <w:ilvl w:val="0"/>
+          <w:numId w:val="24"/>
+        </w:numPr>
+      </w:pPr>
+      <w:r>
+        <w:t>GitHub link</w:t>
+      </w:r>
+    </w:p>
+    <w:p>
+      <w:pPr>
+        <w:pStyle w:val="ListParagraph"/>
+        <w:numPr>
+          <w:ilvl w:val="0"/>
+          <w:numId w:val="24"/>
+        </w:numPr>
+      </w:pPr>
+      <w:r>
+        <w:t>Video Link</w:t>
+      </w:r>
+    </w:p>
+    <w:p>
+      <w:pPr>
+        <w:pStyle w:val="ListParagraph"/>
+        <w:numPr>
+          <w:ilvl w:val="0"/>
+          <w:numId w:val="24"/>
+        </w:numPr>
+      </w:pPr>
+      <w:r>
+        <w:t>Product backlog</w:t>
+      </w:r>
     </w:p>
     <w:p>
       <w:pPr>
@@ -7017,6 +12787,92 @@
     </w:lvl>
   </w:abstractNum>
   <w:abstractNum w:abstractNumId="2" w15:restartNumberingAfterBreak="0">
+    <w:nsid w:val="10AB2F2D"/>
+    <w:multiLevelType w:val="hybridMultilevel"/>
+    <w:tmpl w:val="34DADBC8"/>
+    <w:lvl w:ilvl="0" w:tplc="0C09000F">
+      <w:start w:val="1"/>
+      <w:numFmt w:val="decimal"/>
+      <w:lvlText w:val="%1."/>
+      <w:lvlJc w:val="left"/>
+      <w:pPr>
+        <w:ind w:left="720" w:hanging="360"/>
+      </w:pPr>
+    </w:lvl>
+    <w:lvl w:ilvl="1" w:tplc="0C090019" w:tentative="1">
+      <w:start w:val="1"/>
+      <w:numFmt w:val="lowerLetter"/>
+      <w:lvlText w:val="%2."/>
+      <w:lvlJc w:val="left"/>
+      <w:pPr>
+        <w:ind w:left="1440" w:hanging="360"/>
+      </w:pPr>
+    </w:lvl>
+    <w:lvl w:ilvl="2" w:tplc="0C09001B" w:tentative="1">
+      <w:start w:val="1"/>
+      <w:numFmt w:val="lowerRoman"/>
+      <w:lvlText w:val="%3."/>
+      <w:lvlJc w:val="right"/>
+      <w:pPr>
+        <w:ind w:left="2160" w:hanging="180"/>
+      </w:pPr>
+    </w:lvl>
+    <w:lvl w:ilvl="3" w:tplc="0C09000F" w:tentative="1">
+      <w:start w:val="1"/>
+      <w:numFmt w:val="decimal"/>
+      <w:lvlText w:val="%4."/>
+      <w:lvlJc w:val="left"/>
+      <w:pPr>
+        <w:ind w:left="2880" w:hanging="360"/>
+      </w:pPr>
+    </w:lvl>
+    <w:lvl w:ilvl="4" w:tplc="0C090019" w:tentative="1">
+      <w:start w:val="1"/>
+      <w:numFmt w:val="lowerLetter"/>
+      <w:lvlText w:val="%5."/>
+      <w:lvlJc w:val="left"/>
+      <w:pPr>
+        <w:ind w:left="3600" w:hanging="360"/>
+      </w:pPr>
+    </w:lvl>
+    <w:lvl w:ilvl="5" w:tplc="0C09001B" w:tentative="1">
+      <w:start w:val="1"/>
+      <w:numFmt w:val="lowerRoman"/>
+      <w:lvlText w:val="%6."/>
+      <w:lvlJc w:val="right"/>
+      <w:pPr>
+        <w:ind w:left="4320" w:hanging="180"/>
+      </w:pPr>
+    </w:lvl>
+    <w:lvl w:ilvl="6" w:tplc="0C09000F" w:tentative="1">
+      <w:start w:val="1"/>
+      <w:numFmt w:val="decimal"/>
+      <w:lvlText w:val="%7."/>
+      <w:lvlJc w:val="left"/>
+      <w:pPr>
+        <w:ind w:left="5040" w:hanging="360"/>
+      </w:pPr>
+    </w:lvl>
+    <w:lvl w:ilvl="7" w:tplc="0C090019" w:tentative="1">
+      <w:start w:val="1"/>
+      <w:numFmt w:val="lowerLetter"/>
+      <w:lvlText w:val="%8."/>
+      <w:lvlJc w:val="left"/>
+      <w:pPr>
+        <w:ind w:left="5760" w:hanging="360"/>
+      </w:pPr>
+    </w:lvl>
+    <w:lvl w:ilvl="8" w:tplc="0C09001B" w:tentative="1">
+      <w:start w:val="1"/>
+      <w:numFmt w:val="lowerRoman"/>
+      <w:lvlText w:val="%9."/>
+      <w:lvlJc w:val="right"/>
+      <w:pPr>
+        <w:ind w:left="6480" w:hanging="180"/>
+      </w:pPr>
+    </w:lvl>
+  </w:abstractNum>
+  <w:abstractNum w:abstractNumId="3" w15:restartNumberingAfterBreak="0">
     <w:nsid w:val="1EE73D5E"/>
     <w:multiLevelType w:val="hybridMultilevel"/>
     <w:tmpl w:val="EF3C740E"/>
@@ -7105,7 +12961,7 @@
       </w:pPr>
     </w:lvl>
   </w:abstractNum>
-  <w:abstractNum w:abstractNumId="3" w15:restartNumberingAfterBreak="0">
+  <w:abstractNum w:abstractNumId="4" w15:restartNumberingAfterBreak="0">
     <w:nsid w:val="24D9471B"/>
     <w:multiLevelType w:val="hybridMultilevel"/>
     <w:tmpl w:val="362A3352"/>
@@ -7191,7 +13047,7 @@
       </w:pPr>
     </w:lvl>
   </w:abstractNum>
-  <w:abstractNum w:abstractNumId="4" w15:restartNumberingAfterBreak="0">
+  <w:abstractNum w:abstractNumId="5" w15:restartNumberingAfterBreak="0">
     <w:nsid w:val="26FD7348"/>
     <w:multiLevelType w:val="hybridMultilevel"/>
     <w:tmpl w:val="3ACC1FBA"/>
@@ -7277,7 +13133,7 @@
       </w:pPr>
     </w:lvl>
   </w:abstractNum>
-  <w:abstractNum w:abstractNumId="5" w15:restartNumberingAfterBreak="0">
+  <w:abstractNum w:abstractNumId="6" w15:restartNumberingAfterBreak="0">
     <w:nsid w:val="2DFF3ABB"/>
     <w:multiLevelType w:val="hybridMultilevel"/>
     <w:tmpl w:val="8D6CC97C"/>
@@ -7390,7 +13246,7 @@
       </w:rPr>
     </w:lvl>
   </w:abstractNum>
-  <w:abstractNum w:abstractNumId="6" w15:restartNumberingAfterBreak="0">
+  <w:abstractNum w:abstractNumId="7" w15:restartNumberingAfterBreak="0">
     <w:nsid w:val="3B2408CC"/>
     <w:multiLevelType w:val="hybridMultilevel"/>
     <w:tmpl w:val="C504B4FE"/>
@@ -7476,7 +13332,7 @@
       </w:pPr>
     </w:lvl>
   </w:abstractNum>
-  <w:abstractNum w:abstractNumId="7" w15:restartNumberingAfterBreak="0">
+  <w:abstractNum w:abstractNumId="8" w15:restartNumberingAfterBreak="0">
     <w:nsid w:val="3EE471F7"/>
     <w:multiLevelType w:val="hybridMultilevel"/>
     <w:tmpl w:val="D346C40C"/>
@@ -7589,7 +13445,233 @@
       </w:rPr>
     </w:lvl>
   </w:abstractNum>
-  <w:abstractNum w:abstractNumId="8" w15:restartNumberingAfterBreak="0">
+  <w:abstractNum w:abstractNumId="9" w15:restartNumberingAfterBreak="0">
+    <w:nsid w:val="49407258"/>
+    <w:multiLevelType w:val="hybridMultilevel"/>
+    <w:tmpl w:val="E55A33F0"/>
+    <w:lvl w:ilvl="0" w:tplc="0C090001">
+      <w:start w:val="1"/>
+      <w:numFmt w:val="bullet"/>
+      <w:lvlText w:val=""/>
+      <w:lvlJc w:val="left"/>
+      <w:pPr>
+        <w:ind w:left="720" w:hanging="360"/>
+      </w:pPr>
+      <w:rPr>
+        <w:rFonts w:ascii="Symbol" w:hAnsi="Symbol" w:hint="default"/>
+      </w:rPr>
+    </w:lvl>
+    <w:lvl w:ilvl="1" w:tplc="0C090003" w:tentative="1">
+      <w:start w:val="1"/>
+      <w:numFmt w:val="bullet"/>
+      <w:lvlText w:val="o"/>
+      <w:lvlJc w:val="left"/>
+      <w:pPr>
+        <w:ind w:left="1440" w:hanging="360"/>
+      </w:pPr>
+      <w:rPr>
+        <w:rFonts w:ascii="Courier New" w:hAnsi="Courier New" w:cs="Courier New" w:hint="default"/>
+      </w:rPr>
+    </w:lvl>
+    <w:lvl w:ilvl="2" w:tplc="0C090005" w:tentative="1">
+      <w:start w:val="1"/>
+      <w:numFmt w:val="bullet"/>
+      <w:lvlText w:val=""/>
+      <w:lvlJc w:val="left"/>
+      <w:pPr>
+        <w:ind w:left="2160" w:hanging="360"/>
+      </w:pPr>
+      <w:rPr>
+        <w:rFonts w:ascii="Wingdings" w:hAnsi="Wingdings" w:hint="default"/>
+      </w:rPr>
+    </w:lvl>
+    <w:lvl w:ilvl="3" w:tplc="0C090001" w:tentative="1">
+      <w:start w:val="1"/>
+      <w:numFmt w:val="bullet"/>
+      <w:lvlText w:val=""/>
+      <w:lvlJc w:val="left"/>
+      <w:pPr>
+        <w:ind w:left="2880" w:hanging="360"/>
+      </w:pPr>
+      <w:rPr>
+        <w:rFonts w:ascii="Symbol" w:hAnsi="Symbol" w:hint="default"/>
+      </w:rPr>
+    </w:lvl>
+    <w:lvl w:ilvl="4" w:tplc="0C090003" w:tentative="1">
+      <w:start w:val="1"/>
+      <w:numFmt w:val="bullet"/>
+      <w:lvlText w:val="o"/>
+      <w:lvlJc w:val="left"/>
+      <w:pPr>
+        <w:ind w:left="3600" w:hanging="360"/>
+      </w:pPr>
+      <w:rPr>
+        <w:rFonts w:ascii="Courier New" w:hAnsi="Courier New" w:cs="Courier New" w:hint="default"/>
+      </w:rPr>
+    </w:lvl>
+    <w:lvl w:ilvl="5" w:tplc="0C090005" w:tentative="1">
+      <w:start w:val="1"/>
+      <w:numFmt w:val="bullet"/>
+      <w:lvlText w:val=""/>
+      <w:lvlJc w:val="left"/>
+      <w:pPr>
+        <w:ind w:left="4320" w:hanging="360"/>
+      </w:pPr>
+      <w:rPr>
+        <w:rFonts w:ascii="Wingdings" w:hAnsi="Wingdings" w:hint="default"/>
+      </w:rPr>
+    </w:lvl>
+    <w:lvl w:ilvl="6" w:tplc="0C090001" w:tentative="1">
+      <w:start w:val="1"/>
+      <w:numFmt w:val="bullet"/>
+      <w:lvlText w:val=""/>
+      <w:lvlJc w:val="left"/>
+      <w:pPr>
+        <w:ind w:left="5040" w:hanging="360"/>
+      </w:pPr>
+      <w:rPr>
+        <w:rFonts w:ascii="Symbol" w:hAnsi="Symbol" w:hint="default"/>
+      </w:rPr>
+    </w:lvl>
+    <w:lvl w:ilvl="7" w:tplc="0C090003" w:tentative="1">
+      <w:start w:val="1"/>
+      <w:numFmt w:val="bullet"/>
+      <w:lvlText w:val="o"/>
+      <w:lvlJc w:val="left"/>
+      <w:pPr>
+        <w:ind w:left="5760" w:hanging="360"/>
+      </w:pPr>
+      <w:rPr>
+        <w:rFonts w:ascii="Courier New" w:hAnsi="Courier New" w:cs="Courier New" w:hint="default"/>
+      </w:rPr>
+    </w:lvl>
+    <w:lvl w:ilvl="8" w:tplc="0C090005" w:tentative="1">
+      <w:start w:val="1"/>
+      <w:numFmt w:val="bullet"/>
+      <w:lvlText w:val=""/>
+      <w:lvlJc w:val="left"/>
+      <w:pPr>
+        <w:ind w:left="6480" w:hanging="360"/>
+      </w:pPr>
+      <w:rPr>
+        <w:rFonts w:ascii="Wingdings" w:hAnsi="Wingdings" w:hint="default"/>
+      </w:rPr>
+    </w:lvl>
+  </w:abstractNum>
+  <w:abstractNum w:abstractNumId="10" w15:restartNumberingAfterBreak="0">
+    <w:nsid w:val="582708B6"/>
+    <w:multiLevelType w:val="hybridMultilevel"/>
+    <w:tmpl w:val="DD72F6FA"/>
+    <w:lvl w:ilvl="0" w:tplc="0C090001">
+      <w:start w:val="1"/>
+      <w:numFmt w:val="bullet"/>
+      <w:lvlText w:val=""/>
+      <w:lvlJc w:val="left"/>
+      <w:pPr>
+        <w:ind w:left="720" w:hanging="360"/>
+      </w:pPr>
+      <w:rPr>
+        <w:rFonts w:ascii="Symbol" w:hAnsi="Symbol" w:hint="default"/>
+      </w:rPr>
+    </w:lvl>
+    <w:lvl w:ilvl="1" w:tplc="0C090003" w:tentative="1">
+      <w:start w:val="1"/>
+      <w:numFmt w:val="bullet"/>
+      <w:lvlText w:val="o"/>
+      <w:lvlJc w:val="left"/>
+      <w:pPr>
+        <w:ind w:left="1440" w:hanging="360"/>
+      </w:pPr>
+      <w:rPr>
+        <w:rFonts w:ascii="Courier New" w:hAnsi="Courier New" w:cs="Courier New" w:hint="default"/>
+      </w:rPr>
+    </w:lvl>
+    <w:lvl w:ilvl="2" w:tplc="0C090005" w:tentative="1">
+      <w:start w:val="1"/>
+      <w:numFmt w:val="bullet"/>
+      <w:lvlText w:val=""/>
+      <w:lvlJc w:val="left"/>
+      <w:pPr>
+        <w:ind w:left="2160" w:hanging="360"/>
+      </w:pPr>
+      <w:rPr>
+        <w:rFonts w:ascii="Wingdings" w:hAnsi="Wingdings" w:hint="default"/>
+      </w:rPr>
+    </w:lvl>
+    <w:lvl w:ilvl="3" w:tplc="0C090001" w:tentative="1">
+      <w:start w:val="1"/>
+      <w:numFmt w:val="bullet"/>
+      <w:lvlText w:val=""/>
+      <w:lvlJc w:val="left"/>
+      <w:pPr>
+        <w:ind w:left="2880" w:hanging="360"/>
+      </w:pPr>
+      <w:rPr>
+        <w:rFonts w:ascii="Symbol" w:hAnsi="Symbol" w:hint="default"/>
+      </w:rPr>
+    </w:lvl>
+    <w:lvl w:ilvl="4" w:tplc="0C090003" w:tentative="1">
+      <w:start w:val="1"/>
+      <w:numFmt w:val="bullet"/>
+      <w:lvlText w:val="o"/>
+      <w:lvlJc w:val="left"/>
+      <w:pPr>
+        <w:ind w:left="3600" w:hanging="360"/>
+      </w:pPr>
+      <w:rPr>
+        <w:rFonts w:ascii="Courier New" w:hAnsi="Courier New" w:cs="Courier New" w:hint="default"/>
+      </w:rPr>
+    </w:lvl>
+    <w:lvl w:ilvl="5" w:tplc="0C090005" w:tentative="1">
+      <w:start w:val="1"/>
+      <w:numFmt w:val="bullet"/>
+      <w:lvlText w:val=""/>
+      <w:lvlJc w:val="left"/>
+      <w:pPr>
+        <w:ind w:left="4320" w:hanging="360"/>
+      </w:pPr>
+      <w:rPr>
+        <w:rFonts w:ascii="Wingdings" w:hAnsi="Wingdings" w:hint="default"/>
+      </w:rPr>
+    </w:lvl>
+    <w:lvl w:ilvl="6" w:tplc="0C090001" w:tentative="1">
+      <w:start w:val="1"/>
+      <w:numFmt w:val="bullet"/>
+      <w:lvlText w:val=""/>
+      <w:lvlJc w:val="left"/>
+      <w:pPr>
+        <w:ind w:left="5040" w:hanging="360"/>
+      </w:pPr>
+      <w:rPr>
+        <w:rFonts w:ascii="Symbol" w:hAnsi="Symbol" w:hint="default"/>
+      </w:rPr>
+    </w:lvl>
+    <w:lvl w:ilvl="7" w:tplc="0C090003" w:tentative="1">
+      <w:start w:val="1"/>
+      <w:numFmt w:val="bullet"/>
+      <w:lvlText w:val="o"/>
+      <w:lvlJc w:val="left"/>
+      <w:pPr>
+        <w:ind w:left="5760" w:hanging="360"/>
+      </w:pPr>
+      <w:rPr>
+        <w:rFonts w:ascii="Courier New" w:hAnsi="Courier New" w:cs="Courier New" w:hint="default"/>
+      </w:rPr>
+    </w:lvl>
+    <w:lvl w:ilvl="8" w:tplc="0C090005" w:tentative="1">
+      <w:start w:val="1"/>
+      <w:numFmt w:val="bullet"/>
+      <w:lvlText w:val=""/>
+      <w:lvlJc w:val="left"/>
+      <w:pPr>
+        <w:ind w:left="6480" w:hanging="360"/>
+      </w:pPr>
+      <w:rPr>
+        <w:rFonts w:ascii="Wingdings" w:hAnsi="Wingdings" w:hint="default"/>
+      </w:rPr>
+    </w:lvl>
+  </w:abstractNum>
+  <w:abstractNum w:abstractNumId="11" w15:restartNumberingAfterBreak="0">
     <w:nsid w:val="5CB97E4F"/>
     <w:multiLevelType w:val="hybridMultilevel"/>
     <w:tmpl w:val="C5C6D1E2"/>
@@ -7675,7 +13757,7 @@
       </w:pPr>
     </w:lvl>
   </w:abstractNum>
-  <w:abstractNum w:abstractNumId="9" w15:restartNumberingAfterBreak="0">
+  <w:abstractNum w:abstractNumId="12" w15:restartNumberingAfterBreak="0">
     <w:nsid w:val="5FB60D8C"/>
     <w:multiLevelType w:val="hybridMultilevel"/>
     <w:tmpl w:val="B00C6DEC"/>
@@ -7764,7 +13846,7 @@
       </w:pPr>
     </w:lvl>
   </w:abstractNum>
-  <w:abstractNum w:abstractNumId="10" w15:restartNumberingAfterBreak="0">
+  <w:abstractNum w:abstractNumId="13" w15:restartNumberingAfterBreak="0">
     <w:nsid w:val="61344C8A"/>
     <w:multiLevelType w:val="multilevel"/>
     <w:tmpl w:val="7B107718"/>
@@ -7881,7 +13963,7 @@
       </w:rPr>
     </w:lvl>
   </w:abstractNum>
-  <w:abstractNum w:abstractNumId="11" w15:restartNumberingAfterBreak="0">
+  <w:abstractNum w:abstractNumId="14" w15:restartNumberingAfterBreak="0">
     <w:nsid w:val="66B50153"/>
     <w:multiLevelType w:val="hybridMultilevel"/>
     <w:tmpl w:val="07A6E9D0"/>
@@ -7994,7 +14076,7 @@
       </w:rPr>
     </w:lvl>
   </w:abstractNum>
-  <w:abstractNum w:abstractNumId="12" w15:restartNumberingAfterBreak="0">
+  <w:abstractNum w:abstractNumId="15" w15:restartNumberingAfterBreak="0">
     <w:nsid w:val="6BF43F0E"/>
     <w:multiLevelType w:val="multilevel"/>
     <w:tmpl w:val="B2A2A208"/>
@@ -8107,7 +14189,233 @@
       </w:rPr>
     </w:lvl>
   </w:abstractNum>
-  <w:abstractNum w:abstractNumId="13" w15:restartNumberingAfterBreak="0">
+  <w:abstractNum w:abstractNumId="16" w15:restartNumberingAfterBreak="0">
+    <w:nsid w:val="752F5CE0"/>
+    <w:multiLevelType w:val="hybridMultilevel"/>
+    <w:tmpl w:val="7E96D042"/>
+    <w:lvl w:ilvl="0" w:tplc="04090001">
+      <w:start w:val="1"/>
+      <w:numFmt w:val="bullet"/>
+      <w:lvlText w:val=""/>
+      <w:lvlJc w:val="left"/>
+      <w:pPr>
+        <w:ind w:left="720" w:hanging="360"/>
+      </w:pPr>
+      <w:rPr>
+        <w:rFonts w:ascii="Symbol" w:hAnsi="Symbol" w:hint="default"/>
+      </w:rPr>
+    </w:lvl>
+    <w:lvl w:ilvl="1" w:tplc="04090003" w:tentative="1">
+      <w:start w:val="1"/>
+      <w:numFmt w:val="bullet"/>
+      <w:lvlText w:val="o"/>
+      <w:lvlJc w:val="left"/>
+      <w:pPr>
+        <w:ind w:left="1440" w:hanging="360"/>
+      </w:pPr>
+      <w:rPr>
+        <w:rFonts w:ascii="Courier New" w:hAnsi="Courier New" w:cs="Courier New" w:hint="default"/>
+      </w:rPr>
+    </w:lvl>
+    <w:lvl w:ilvl="2" w:tplc="04090005" w:tentative="1">
+      <w:start w:val="1"/>
+      <w:numFmt w:val="bullet"/>
+      <w:lvlText w:val=""/>
+      <w:lvlJc w:val="left"/>
+      <w:pPr>
+        <w:ind w:left="2160" w:hanging="360"/>
+      </w:pPr>
+      <w:rPr>
+        <w:rFonts w:ascii="Wingdings" w:hAnsi="Wingdings" w:hint="default"/>
+      </w:rPr>
+    </w:lvl>
+    <w:lvl w:ilvl="3" w:tplc="04090001" w:tentative="1">
+      <w:start w:val="1"/>
+      <w:numFmt w:val="bullet"/>
+      <w:lvlText w:val=""/>
+      <w:lvlJc w:val="left"/>
+      <w:pPr>
+        <w:ind w:left="2880" w:hanging="360"/>
+      </w:pPr>
+      <w:rPr>
+        <w:rFonts w:ascii="Symbol" w:hAnsi="Symbol" w:hint="default"/>
+      </w:rPr>
+    </w:lvl>
+    <w:lvl w:ilvl="4" w:tplc="04090003" w:tentative="1">
+      <w:start w:val="1"/>
+      <w:numFmt w:val="bullet"/>
+      <w:lvlText w:val="o"/>
+      <w:lvlJc w:val="left"/>
+      <w:pPr>
+        <w:ind w:left="3600" w:hanging="360"/>
+      </w:pPr>
+      <w:rPr>
+        <w:rFonts w:ascii="Courier New" w:hAnsi="Courier New" w:cs="Courier New" w:hint="default"/>
+      </w:rPr>
+    </w:lvl>
+    <w:lvl w:ilvl="5" w:tplc="04090005" w:tentative="1">
+      <w:start w:val="1"/>
+      <w:numFmt w:val="bullet"/>
+      <w:lvlText w:val=""/>
+      <w:lvlJc w:val="left"/>
+      <w:pPr>
+        <w:ind w:left="4320" w:hanging="360"/>
+      </w:pPr>
+      <w:rPr>
+        <w:rFonts w:ascii="Wingdings" w:hAnsi="Wingdings" w:hint="default"/>
+      </w:rPr>
+    </w:lvl>
+    <w:lvl w:ilvl="6" w:tplc="04090001" w:tentative="1">
+      <w:start w:val="1"/>
+      <w:numFmt w:val="bullet"/>
+      <w:lvlText w:val=""/>
+      <w:lvlJc w:val="left"/>
+      <w:pPr>
+        <w:ind w:left="5040" w:hanging="360"/>
+      </w:pPr>
+      <w:rPr>
+        <w:rFonts w:ascii="Symbol" w:hAnsi="Symbol" w:hint="default"/>
+      </w:rPr>
+    </w:lvl>
+    <w:lvl w:ilvl="7" w:tplc="04090003" w:tentative="1">
+      <w:start w:val="1"/>
+      <w:numFmt w:val="bullet"/>
+      <w:lvlText w:val="o"/>
+      <w:lvlJc w:val="left"/>
+      <w:pPr>
+        <w:ind w:left="5760" w:hanging="360"/>
+      </w:pPr>
+      <w:rPr>
+        <w:rFonts w:ascii="Courier New" w:hAnsi="Courier New" w:cs="Courier New" w:hint="default"/>
+      </w:rPr>
+    </w:lvl>
+    <w:lvl w:ilvl="8" w:tplc="04090005" w:tentative="1">
+      <w:start w:val="1"/>
+      <w:numFmt w:val="bullet"/>
+      <w:lvlText w:val=""/>
+      <w:lvlJc w:val="left"/>
+      <w:pPr>
+        <w:ind w:left="6480" w:hanging="360"/>
+      </w:pPr>
+      <w:rPr>
+        <w:rFonts w:ascii="Wingdings" w:hAnsi="Wingdings" w:hint="default"/>
+      </w:rPr>
+    </w:lvl>
+  </w:abstractNum>
+  <w:abstractNum w:abstractNumId="17" w15:restartNumberingAfterBreak="0">
+    <w:nsid w:val="76591412"/>
+    <w:multiLevelType w:val="hybridMultilevel"/>
+    <w:tmpl w:val="341C8BFE"/>
+    <w:lvl w:ilvl="0" w:tplc="0C090001">
+      <w:start w:val="1"/>
+      <w:numFmt w:val="bullet"/>
+      <w:lvlText w:val=""/>
+      <w:lvlJc w:val="left"/>
+      <w:pPr>
+        <w:ind w:left="720" w:hanging="360"/>
+      </w:pPr>
+      <w:rPr>
+        <w:rFonts w:ascii="Symbol" w:hAnsi="Symbol" w:hint="default"/>
+      </w:rPr>
+    </w:lvl>
+    <w:lvl w:ilvl="1" w:tplc="0C090003" w:tentative="1">
+      <w:start w:val="1"/>
+      <w:numFmt w:val="bullet"/>
+      <w:lvlText w:val="o"/>
+      <w:lvlJc w:val="left"/>
+      <w:pPr>
+        <w:ind w:left="1440" w:hanging="360"/>
+      </w:pPr>
+      <w:rPr>
+        <w:rFonts w:ascii="Courier New" w:hAnsi="Courier New" w:cs="Courier New" w:hint="default"/>
+      </w:rPr>
+    </w:lvl>
+    <w:lvl w:ilvl="2" w:tplc="0C090005" w:tentative="1">
+      <w:start w:val="1"/>
+      <w:numFmt w:val="bullet"/>
+      <w:lvlText w:val=""/>
+      <w:lvlJc w:val="left"/>
+      <w:pPr>
+        <w:ind w:left="2160" w:hanging="360"/>
+      </w:pPr>
+      <w:rPr>
+        <w:rFonts w:ascii="Wingdings" w:hAnsi="Wingdings" w:hint="default"/>
+      </w:rPr>
+    </w:lvl>
+    <w:lvl w:ilvl="3" w:tplc="0C090001" w:tentative="1">
+      <w:start w:val="1"/>
+      <w:numFmt w:val="bullet"/>
+      <w:lvlText w:val=""/>
+      <w:lvlJc w:val="left"/>
+      <w:pPr>
+        <w:ind w:left="2880" w:hanging="360"/>
+      </w:pPr>
+      <w:rPr>
+        <w:rFonts w:ascii="Symbol" w:hAnsi="Symbol" w:hint="default"/>
+      </w:rPr>
+    </w:lvl>
+    <w:lvl w:ilvl="4" w:tplc="0C090003" w:tentative="1">
+      <w:start w:val="1"/>
+      <w:numFmt w:val="bullet"/>
+      <w:lvlText w:val="o"/>
+      <w:lvlJc w:val="left"/>
+      <w:pPr>
+        <w:ind w:left="3600" w:hanging="360"/>
+      </w:pPr>
+      <w:rPr>
+        <w:rFonts w:ascii="Courier New" w:hAnsi="Courier New" w:cs="Courier New" w:hint="default"/>
+      </w:rPr>
+    </w:lvl>
+    <w:lvl w:ilvl="5" w:tplc="0C090005" w:tentative="1">
+      <w:start w:val="1"/>
+      <w:numFmt w:val="bullet"/>
+      <w:lvlText w:val=""/>
+      <w:lvlJc w:val="left"/>
+      <w:pPr>
+        <w:ind w:left="4320" w:hanging="360"/>
+      </w:pPr>
+      <w:rPr>
+        <w:rFonts w:ascii="Wingdings" w:hAnsi="Wingdings" w:hint="default"/>
+      </w:rPr>
+    </w:lvl>
+    <w:lvl w:ilvl="6" w:tplc="0C090001" w:tentative="1">
+      <w:start w:val="1"/>
+      <w:numFmt w:val="bullet"/>
+      <w:lvlText w:val=""/>
+      <w:lvlJc w:val="left"/>
+      <w:pPr>
+        <w:ind w:left="5040" w:hanging="360"/>
+      </w:pPr>
+      <w:rPr>
+        <w:rFonts w:ascii="Symbol" w:hAnsi="Symbol" w:hint="default"/>
+      </w:rPr>
+    </w:lvl>
+    <w:lvl w:ilvl="7" w:tplc="0C090003" w:tentative="1">
+      <w:start w:val="1"/>
+      <w:numFmt w:val="bullet"/>
+      <w:lvlText w:val="o"/>
+      <w:lvlJc w:val="left"/>
+      <w:pPr>
+        <w:ind w:left="5760" w:hanging="360"/>
+      </w:pPr>
+      <w:rPr>
+        <w:rFonts w:ascii="Courier New" w:hAnsi="Courier New" w:cs="Courier New" w:hint="default"/>
+      </w:rPr>
+    </w:lvl>
+    <w:lvl w:ilvl="8" w:tplc="0C090005" w:tentative="1">
+      <w:start w:val="1"/>
+      <w:numFmt w:val="bullet"/>
+      <w:lvlText w:val=""/>
+      <w:lvlJc w:val="left"/>
+      <w:pPr>
+        <w:ind w:left="6480" w:hanging="360"/>
+      </w:pPr>
+      <w:rPr>
+        <w:rFonts w:ascii="Wingdings" w:hAnsi="Wingdings" w:hint="default"/>
+      </w:rPr>
+    </w:lvl>
+  </w:abstractNum>
+  <w:abstractNum w:abstractNumId="18" w15:restartNumberingAfterBreak="0">
     <w:nsid w:val="7A2F2667"/>
     <w:multiLevelType w:val="multilevel"/>
     <w:tmpl w:val="0142A168"/>
@@ -8220,7 +14528,120 @@
       </w:rPr>
     </w:lvl>
   </w:abstractNum>
-  <w:abstractNum w:abstractNumId="14" w15:restartNumberingAfterBreak="0">
+  <w:abstractNum w:abstractNumId="19" w15:restartNumberingAfterBreak="0">
+    <w:nsid w:val="7D337033"/>
+    <w:multiLevelType w:val="hybridMultilevel"/>
+    <w:tmpl w:val="D7E619B6"/>
+    <w:lvl w:ilvl="0" w:tplc="0C090001">
+      <w:start w:val="1"/>
+      <w:numFmt w:val="bullet"/>
+      <w:lvlText w:val=""/>
+      <w:lvlJc w:val="left"/>
+      <w:pPr>
+        <w:ind w:left="720" w:hanging="360"/>
+      </w:pPr>
+      <w:rPr>
+        <w:rFonts w:ascii="Symbol" w:hAnsi="Symbol" w:hint="default"/>
+      </w:rPr>
+    </w:lvl>
+    <w:lvl w:ilvl="1" w:tplc="0C090003" w:tentative="1">
+      <w:start w:val="1"/>
+      <w:numFmt w:val="bullet"/>
+      <w:lvlText w:val="o"/>
+      <w:lvlJc w:val="left"/>
+      <w:pPr>
+        <w:ind w:left="1440" w:hanging="360"/>
+      </w:pPr>
+      <w:rPr>
+        <w:rFonts w:ascii="Courier New" w:hAnsi="Courier New" w:cs="Courier New" w:hint="default"/>
+      </w:rPr>
+    </w:lvl>
+    <w:lvl w:ilvl="2" w:tplc="0C090005" w:tentative="1">
+      <w:start w:val="1"/>
+      <w:numFmt w:val="bullet"/>
+      <w:lvlText w:val=""/>
+      <w:lvlJc w:val="left"/>
+      <w:pPr>
+        <w:ind w:left="2160" w:hanging="360"/>
+      </w:pPr>
+      <w:rPr>
+        <w:rFonts w:ascii="Wingdings" w:hAnsi="Wingdings" w:hint="default"/>
+      </w:rPr>
+    </w:lvl>
+    <w:lvl w:ilvl="3" w:tplc="0C090001" w:tentative="1">
+      <w:start w:val="1"/>
+      <w:numFmt w:val="bullet"/>
+      <w:lvlText w:val=""/>
+      <w:lvlJc w:val="left"/>
+      <w:pPr>
+        <w:ind w:left="2880" w:hanging="360"/>
+      </w:pPr>
+      <w:rPr>
+        <w:rFonts w:ascii="Symbol" w:hAnsi="Symbol" w:hint="default"/>
+      </w:rPr>
+    </w:lvl>
+    <w:lvl w:ilvl="4" w:tplc="0C090003" w:tentative="1">
+      <w:start w:val="1"/>
+      <w:numFmt w:val="bullet"/>
+      <w:lvlText w:val="o"/>
+      <w:lvlJc w:val="left"/>
+      <w:pPr>
+        <w:ind w:left="3600" w:hanging="360"/>
+      </w:pPr>
+      <w:rPr>
+        <w:rFonts w:ascii="Courier New" w:hAnsi="Courier New" w:cs="Courier New" w:hint="default"/>
+      </w:rPr>
+    </w:lvl>
+    <w:lvl w:ilvl="5" w:tplc="0C090005" w:tentative="1">
+      <w:start w:val="1"/>
+      <w:numFmt w:val="bullet"/>
+      <w:lvlText w:val=""/>
+      <w:lvlJc w:val="left"/>
+      <w:pPr>
+        <w:ind w:left="4320" w:hanging="360"/>
+      </w:pPr>
+      <w:rPr>
+        <w:rFonts w:ascii="Wingdings" w:hAnsi="Wingdings" w:hint="default"/>
+      </w:rPr>
+    </w:lvl>
+    <w:lvl w:ilvl="6" w:tplc="0C090001" w:tentative="1">
+      <w:start w:val="1"/>
+      <w:numFmt w:val="bullet"/>
+      <w:lvlText w:val=""/>
+      <w:lvlJc w:val="left"/>
+      <w:pPr>
+        <w:ind w:left="5040" w:hanging="360"/>
+      </w:pPr>
+      <w:rPr>
+        <w:rFonts w:ascii="Symbol" w:hAnsi="Symbol" w:hint="default"/>
+      </w:rPr>
+    </w:lvl>
+    <w:lvl w:ilvl="7" w:tplc="0C090003" w:tentative="1">
+      <w:start w:val="1"/>
+      <w:numFmt w:val="bullet"/>
+      <w:lvlText w:val="o"/>
+      <w:lvlJc w:val="left"/>
+      <w:pPr>
+        <w:ind w:left="5760" w:hanging="360"/>
+      </w:pPr>
+      <w:rPr>
+        <w:rFonts w:ascii="Courier New" w:hAnsi="Courier New" w:cs="Courier New" w:hint="default"/>
+      </w:rPr>
+    </w:lvl>
+    <w:lvl w:ilvl="8" w:tplc="0C090005" w:tentative="1">
+      <w:start w:val="1"/>
+      <w:numFmt w:val="bullet"/>
+      <w:lvlText w:val=""/>
+      <w:lvlJc w:val="left"/>
+      <w:pPr>
+        <w:ind w:left="6480" w:hanging="360"/>
+      </w:pPr>
+      <w:rPr>
+        <w:rFonts w:ascii="Wingdings" w:hAnsi="Wingdings" w:hint="default"/>
+      </w:rPr>
+    </w:lvl>
+  </w:abstractNum>
+  <w:abstractNum w:abstractNumId="20" w15:restartNumberingAfterBreak="0">
     <w:nsid w:val="7E20588C"/>
     <w:multiLevelType w:val="multilevel"/>
     <w:tmpl w:val="51246668"/>
@@ -8334,7 +14755,120 @@
       </w:rPr>
     </w:lvl>
   </w:abstractNum>
-  <w:abstractNum w:abstractNumId="15" w15:restartNumberingAfterBreak="0">
+  <w:abstractNum w:abstractNumId="21" w15:restartNumberingAfterBreak="0">
+    <w:nsid w:val="7F704C73"/>
+    <w:multiLevelType w:val="hybridMultilevel"/>
+    <w:tmpl w:val="1B864320"/>
+    <w:lvl w:ilvl="0" w:tplc="0C090001">
+      <w:start w:val="1"/>
+      <w:numFmt w:val="bullet"/>
+      <w:lvlText w:val=""/>
+      <w:lvlJc w:val="left"/>
+      <w:pPr>
+        <w:ind w:left="720" w:hanging="360"/>
+      </w:pPr>
+      <w:rPr>
+        <w:rFonts w:ascii="Symbol" w:hAnsi="Symbol" w:hint="default"/>
+      </w:rPr>
+    </w:lvl>
+    <w:lvl w:ilvl="1" w:tplc="0C090003" w:tentative="1">
+      <w:start w:val="1"/>
+      <w:numFmt w:val="bullet"/>
+      <w:lvlText w:val="o"/>
+      <w:lvlJc w:val="left"/>
+      <w:pPr>
+        <w:ind w:left="1440" w:hanging="360"/>
+      </w:pPr>
+      <w:rPr>
+        <w:rFonts w:ascii="Courier New" w:hAnsi="Courier New" w:cs="Courier New" w:hint="default"/>
+      </w:rPr>
+    </w:lvl>
+    <w:lvl w:ilvl="2" w:tplc="0C090005" w:tentative="1">
+      <w:start w:val="1"/>
+      <w:numFmt w:val="bullet"/>
+      <w:lvlText w:val=""/>
+      <w:lvlJc w:val="left"/>
+      <w:pPr>
+        <w:ind w:left="2160" w:hanging="360"/>
+      </w:pPr>
+      <w:rPr>
+        <w:rFonts w:ascii="Wingdings" w:hAnsi="Wingdings" w:hint="default"/>
+      </w:rPr>
+    </w:lvl>
+    <w:lvl w:ilvl="3" w:tplc="0C090001" w:tentative="1">
+      <w:start w:val="1"/>
+      <w:numFmt w:val="bullet"/>
+      <w:lvlText w:val=""/>
+      <w:lvlJc w:val="left"/>
+      <w:pPr>
+        <w:ind w:left="2880" w:hanging="360"/>
+      </w:pPr>
+      <w:rPr>
+        <w:rFonts w:ascii="Symbol" w:hAnsi="Symbol" w:hint="default"/>
+      </w:rPr>
+    </w:lvl>
+    <w:lvl w:ilvl="4" w:tplc="0C090003" w:tentative="1">
+      <w:start w:val="1"/>
+      <w:numFmt w:val="bullet"/>
+      <w:lvlText w:val="o"/>
+      <w:lvlJc w:val="left"/>
+      <w:pPr>
+        <w:ind w:left="3600" w:hanging="360"/>
+      </w:pPr>
+      <w:rPr>
+        <w:rFonts w:ascii="Courier New" w:hAnsi="Courier New" w:cs="Courier New" w:hint="default"/>
+      </w:rPr>
+    </w:lvl>
+    <w:lvl w:ilvl="5" w:tplc="0C090005" w:tentative="1">
+      <w:start w:val="1"/>
+      <w:numFmt w:val="bullet"/>
+      <w:lvlText w:val=""/>
+      <w:lvlJc w:val="left"/>
+      <w:pPr>
+        <w:ind w:left="4320" w:hanging="360"/>
+      </w:pPr>
+      <w:rPr>
+        <w:rFonts w:ascii="Wingdings" w:hAnsi="Wingdings" w:hint="default"/>
+      </w:rPr>
+    </w:lvl>
+    <w:lvl w:ilvl="6" w:tplc="0C090001" w:tentative="1">
+      <w:start w:val="1"/>
+      <w:numFmt w:val="bullet"/>
+      <w:lvlText w:val=""/>
+      <w:lvlJc w:val="left"/>
+      <w:pPr>
+        <w:ind w:left="5040" w:hanging="360"/>
+      </w:pPr>
+      <w:rPr>
+        <w:rFonts w:ascii="Symbol" w:hAnsi="Symbol" w:hint="default"/>
+      </w:rPr>
+    </w:lvl>
+    <w:lvl w:ilvl="7" w:tplc="0C090003" w:tentative="1">
+      <w:start w:val="1"/>
+      <w:numFmt w:val="bullet"/>
+      <w:lvlText w:val="o"/>
+      <w:lvlJc w:val="left"/>
+      <w:pPr>
+        <w:ind w:left="5760" w:hanging="360"/>
+      </w:pPr>
+      <w:rPr>
+        <w:rFonts w:ascii="Courier New" w:hAnsi="Courier New" w:cs="Courier New" w:hint="default"/>
+      </w:rPr>
+    </w:lvl>
+    <w:lvl w:ilvl="8" w:tplc="0C090005" w:tentative="1">
+      <w:start w:val="1"/>
+      <w:numFmt w:val="bullet"/>
+      <w:lvlText w:val=""/>
+      <w:lvlJc w:val="left"/>
+      <w:pPr>
+        <w:ind w:left="6480" w:hanging="360"/>
+      </w:pPr>
+      <w:rPr>
+        <w:rFonts w:ascii="Wingdings" w:hAnsi="Wingdings" w:hint="default"/>
+      </w:rPr>
+    </w:lvl>
+  </w:abstractNum>
+  <w:abstractNum w:abstractNumId="22" w15:restartNumberingAfterBreak="0">
     <w:nsid w:val="7FB354B8"/>
     <w:multiLevelType w:val="multilevel"/>
     <w:tmpl w:val="0F44F1D6"/>
@@ -8459,31 +14993,31 @@
     <w:abstractNumId w:val="1"/>
   </w:num>
   <w:num w:numId="2" w16cid:durableId="1359814487">
-    <w:abstractNumId w:val="15"/>
+    <w:abstractNumId w:val="22"/>
   </w:num>
   <w:num w:numId="3" w16cid:durableId="1548184602">
-    <w:abstractNumId w:val="14"/>
+    <w:abstractNumId w:val="20"/>
   </w:num>
   <w:num w:numId="4" w16cid:durableId="2120174503">
-    <w:abstractNumId w:val="10"/>
+    <w:abstractNumId w:val="13"/>
   </w:num>
   <w:num w:numId="5" w16cid:durableId="191771003">
-    <w:abstractNumId w:val="5"/>
+    <w:abstractNumId w:val="6"/>
   </w:num>
   <w:num w:numId="6" w16cid:durableId="1261989524">
-    <w:abstractNumId w:val="2"/>
+    <w:abstractNumId w:val="3"/>
   </w:num>
   <w:num w:numId="7" w16cid:durableId="1335763060">
+    <w:abstractNumId w:val="8"/>
+  </w:num>
+  <w:num w:numId="8" w16cid:durableId="966080513">
     <w:abstractNumId w:val="7"/>
   </w:num>
-  <w:num w:numId="8" w16cid:durableId="966080513">
-    <w:abstractNumId w:val="6"/>
-  </w:num>
   <w:num w:numId="9" w16cid:durableId="178351129">
-    <w:abstractNumId w:val="10"/>
+    <w:abstractNumId w:val="13"/>
   </w:num>
   <w:num w:numId="10" w16cid:durableId="109010510">
-    <w:abstractNumId w:val="10"/>
+    <w:abstractNumId w:val="13"/>
     <w:lvlOverride w:ilvl="0">
       <w:startOverride w:val="1"/>
     </w:lvlOverride>
@@ -8513,7 +15047,7 @@
     </w:lvlOverride>
   </w:num>
   <w:num w:numId="11" w16cid:durableId="1297251233">
-    <w:abstractNumId w:val="10"/>
+    <w:abstractNumId w:val="13"/>
     <w:lvlOverride w:ilvl="0">
       <w:startOverride w:val="1"/>
     </w:lvlOverride>
@@ -8543,7 +15077,7 @@
     </w:lvlOverride>
   </w:num>
   <w:num w:numId="12" w16cid:durableId="508372813">
-    <w:abstractNumId w:val="10"/>
+    <w:abstractNumId w:val="13"/>
     <w:lvlOverride w:ilvl="0">
       <w:startOverride w:val="1"/>
     </w:lvlOverride>
@@ -8573,28 +15107,49 @@
     </w:lvlOverride>
   </w:num>
   <w:num w:numId="13" w16cid:durableId="972903445">
-    <w:abstractNumId w:val="12"/>
+    <w:abstractNumId w:val="15"/>
   </w:num>
   <w:num w:numId="14" w16cid:durableId="1472405071">
-    <w:abstractNumId w:val="13"/>
+    <w:abstractNumId w:val="18"/>
   </w:num>
   <w:num w:numId="15" w16cid:durableId="1068915633">
+    <w:abstractNumId w:val="14"/>
+  </w:num>
+  <w:num w:numId="16" w16cid:durableId="1954509155">
+    <w:abstractNumId w:val="5"/>
+  </w:num>
+  <w:num w:numId="17" w16cid:durableId="415902381">
     <w:abstractNumId w:val="11"/>
   </w:num>
-  <w:num w:numId="16" w16cid:durableId="1954509155">
+  <w:num w:numId="18" w16cid:durableId="1064911233">
     <w:abstractNumId w:val="4"/>
   </w:num>
-  <w:num w:numId="17" w16cid:durableId="415902381">
-    <w:abstractNumId w:val="8"/>
-  </w:num>
-  <w:num w:numId="18" w16cid:durableId="1064911233">
-    <w:abstractNumId w:val="3"/>
-  </w:num>
   <w:num w:numId="19" w16cid:durableId="1247373975">
-    <w:abstractNumId w:val="9"/>
+    <w:abstractNumId w:val="12"/>
   </w:num>
   <w:num w:numId="20" w16cid:durableId="1208449318">
     <w:abstractNumId w:val="0"/>
+  </w:num>
+  <w:num w:numId="21" w16cid:durableId="412776415">
+    <w:abstractNumId w:val="17"/>
+  </w:num>
+  <w:num w:numId="22" w16cid:durableId="542836078">
+    <w:abstractNumId w:val="16"/>
+  </w:num>
+  <w:num w:numId="23" w16cid:durableId="1451047467">
+    <w:abstractNumId w:val="9"/>
+  </w:num>
+  <w:num w:numId="24" w16cid:durableId="304623325">
+    <w:abstractNumId w:val="2"/>
+  </w:num>
+  <w:num w:numId="25" w16cid:durableId="1739399973">
+    <w:abstractNumId w:val="21"/>
+  </w:num>
+  <w:num w:numId="26" w16cid:durableId="108474326">
+    <w:abstractNumId w:val="10"/>
+  </w:num>
+  <w:num w:numId="27" w16cid:durableId="1197768415">
+    <w:abstractNumId w:val="19"/>
   </w:num>
   <w:numIdMacAtCleanup w:val="6"/>
 </w:numbering>
@@ -9039,7 +15594,7 @@
     <w:link w:val="Heading2Char"/>
     <w:uiPriority w:val="1"/>
     <w:qFormat/>
-    <w:rsid w:val="00F910B0"/>
+    <w:rsid w:val="00F16567"/>
     <w:pPr>
       <w:keepNext/>
       <w:keepLines/>
@@ -9047,7 +15602,8 @@
         <w:ilvl w:val="1"/>
         <w:numId w:val="4"/>
       </w:numPr>
-      <w:spacing w:before="480" w:after="240" w:line="300" w:lineRule="atLeast"/>
+      <w:spacing w:line="300" w:lineRule="atLeast"/>
+      <w:ind w:left="1124" w:hanging="562"/>
       <w:contextualSpacing/>
       <w:outlineLvl w:val="1"/>
     </w:pPr>
@@ -9275,7 +15831,7 @@
     <w:basedOn w:val="DefaultParagraphFont"/>
     <w:link w:val="Heading2"/>
     <w:uiPriority w:val="1"/>
-    <w:rsid w:val="00F910B0"/>
+    <w:rsid w:val="00F16567"/>
     <w:rPr>
       <w:rFonts w:ascii="Arial" w:eastAsiaTheme="majorEastAsia" w:hAnsi="Arial" w:cs="Arial"/>
       <w:b/>
@@ -9794,6 +16350,17 @@
       <w:sz w:val="18"/>
       <w:szCs w:val="18"/>
     </w:rPr>
+  </w:style>
+  <w:style w:type="paragraph" w:styleId="TableofFigures">
+    <w:name w:val="table of figures"/>
+    <w:basedOn w:val="Normal"/>
+    <w:next w:val="Normal"/>
+    <w:uiPriority w:val="99"/>
+    <w:unhideWhenUsed/>
+    <w:rsid w:val="004D4ADC"/>
+    <w:pPr>
+      <w:spacing w:after="0"/>
+    </w:pPr>
   </w:style>
 </w:styles>
 </file>

--- a/Project/Documentation/ProjectReport.docx
+++ b/Project/Documentation/ProjectReport.docx
@@ -135,6 +135,7 @@
         </w:rPr>
         <w:t>Steen Kr</w:t>
       </w:r>
+      <w:proofErr w:type="spellStart"/>
       <w:r>
         <w:rPr>
           <w:b/>
@@ -155,6 +156,7 @@
         </w:rPr>
         <w:t>yer</w:t>
       </w:r>
+      <w:proofErr w:type="spellEnd"/>
       <w:r>
         <w:rPr>
           <w:b/>
@@ -1854,7 +1856,7 @@
                 <w:noProof/>
                 <w:webHidden/>
               </w:rPr>
-              <w:t>13</w:t>
+              <w:t>12</w:t>
             </w:r>
             <w:r>
               <w:rPr>
@@ -2042,7 +2044,7 @@
                 <w:noProof/>
                 <w:webHidden/>
               </w:rPr>
-              <w:t>14</w:t>
+              <w:t>13</w:t>
             </w:r>
             <w:r>
               <w:rPr>
@@ -2323,7 +2325,7 @@
                 <w:noProof/>
                 <w:webHidden/>
               </w:rPr>
-              <w:t>15</w:t>
+              <w:t>14</w:t>
             </w:r>
             <w:r>
               <w:rPr>
@@ -2417,7 +2419,7 @@
                 <w:noProof/>
                 <w:webHidden/>
               </w:rPr>
-              <w:t>15</w:t>
+              <w:t>14</w:t>
             </w:r>
             <w:r>
               <w:rPr>
@@ -2511,7 +2513,7 @@
                 <w:noProof/>
                 <w:webHidden/>
               </w:rPr>
-              <w:t>18</w:t>
+              <w:t>17</w:t>
             </w:r>
             <w:r>
               <w:rPr>
@@ -2605,7 +2607,7 @@
                 <w:noProof/>
                 <w:webHidden/>
               </w:rPr>
-              <w:t>18</w:t>
+              <w:t>17</w:t>
             </w:r>
             <w:r>
               <w:rPr>
@@ -2699,7 +2701,7 @@
                 <w:noProof/>
                 <w:webHidden/>
               </w:rPr>
-              <w:t>21</w:t>
+              <w:t>20</w:t>
             </w:r>
             <w:r>
               <w:rPr>
@@ -2793,7 +2795,7 @@
                 <w:noProof/>
                 <w:webHidden/>
               </w:rPr>
-              <w:t>23</w:t>
+              <w:t>22</w:t>
             </w:r>
             <w:r>
               <w:rPr>
@@ -2887,7 +2889,7 @@
                 <w:noProof/>
                 <w:webHidden/>
               </w:rPr>
-              <w:t>27</w:t>
+              <w:t>26</w:t>
             </w:r>
             <w:r>
               <w:rPr>
@@ -2981,7 +2983,7 @@
                 <w:noProof/>
                 <w:webHidden/>
               </w:rPr>
-              <w:t>27</w:t>
+              <w:t>26</w:t>
             </w:r>
             <w:r>
               <w:rPr>
@@ -3074,7 +3076,7 @@
                 <w:noProof/>
                 <w:webHidden/>
               </w:rPr>
-              <w:t>27</w:t>
+              <w:t>26</w:t>
             </w:r>
             <w:r>
               <w:rPr>
@@ -3168,7 +3170,7 @@
                 <w:noProof/>
                 <w:webHidden/>
               </w:rPr>
-              <w:t>27</w:t>
+              <w:t>26</w:t>
             </w:r>
             <w:r>
               <w:rPr>
@@ -3262,7 +3264,7 @@
                 <w:noProof/>
                 <w:webHidden/>
               </w:rPr>
-              <w:t>28</w:t>
+              <w:t>27</w:t>
             </w:r>
             <w:r>
               <w:rPr>
@@ -3356,7 +3358,7 @@
                 <w:noProof/>
                 <w:webHidden/>
               </w:rPr>
-              <w:t>28</w:t>
+              <w:t>27</w:t>
             </w:r>
             <w:r>
               <w:rPr>
@@ -3450,7 +3452,7 @@
                 <w:noProof/>
                 <w:webHidden/>
               </w:rPr>
-              <w:t>29</w:t>
+              <w:t>28</w:t>
             </w:r>
             <w:r>
               <w:rPr>
@@ -3543,7 +3545,7 @@
                 <w:noProof/>
                 <w:webHidden/>
               </w:rPr>
-              <w:t>29</w:t>
+              <w:t>28</w:t>
             </w:r>
             <w:r>
               <w:rPr>
@@ -3636,7 +3638,7 @@
                 <w:noProof/>
                 <w:webHidden/>
               </w:rPr>
-              <w:t>30</w:t>
+              <w:t>29</w:t>
             </w:r>
             <w:r>
               <w:rPr>
@@ -3708,7 +3710,7 @@
                 <w:noProof/>
                 <w:webHidden/>
               </w:rPr>
-              <w:t>31</w:t>
+              <w:t>30</w:t>
             </w:r>
             <w:r>
               <w:rPr>
@@ -3780,7 +3782,7 @@
                 <w:noProof/>
                 <w:webHidden/>
               </w:rPr>
-              <w:t>31</w:t>
+              <w:t>30</w:t>
             </w:r>
             <w:r>
               <w:rPr>
@@ -3851,7 +3853,7 @@
                 <w:noProof/>
                 <w:webHidden/>
               </w:rPr>
-              <w:t>32</w:t>
+              <w:t>31</w:t>
             </w:r>
             <w:r>
               <w:rPr>
@@ -3945,13 +3947,59 @@
         </w:rPr>
         <w:t xml:space="preserve">: </w:t>
       </w:r>
+      <w:proofErr w:type="spellStart"/>
       <w:r>
         <w:rPr>
           <w:i/>
           <w:iCs/>
           <w:lang w:val="en-GB"/>
         </w:rPr>
-        <w:t>IdentityService and LinkingService. It uses a YARP-based API Gateway with resilience policies and a React frontend using TanStack Query. The platform includes user registration and email verification and authentication. It also manages passwords and links accounts for Google and Microsoft through OAuth2.0 with PKCE. Users can check connection status and browse or open files from both providers. The system has security features which include JWT authentication and token introspection. It also encrypts OAuth tokens when stored and uses IP rate limiting and CORS restrictions. Security headers are used as well.</w:t>
+        <w:t>IdentityService</w:t>
+      </w:r>
+      <w:proofErr w:type="spellEnd"/>
+      <w:r>
+        <w:rPr>
+          <w:i/>
+          <w:iCs/>
+          <w:lang w:val="en-GB"/>
+        </w:rPr>
+        <w:t xml:space="preserve"> and </w:t>
+      </w:r>
+      <w:proofErr w:type="spellStart"/>
+      <w:r>
+        <w:rPr>
+          <w:i/>
+          <w:iCs/>
+          <w:lang w:val="en-GB"/>
+        </w:rPr>
+        <w:t>LinkingService</w:t>
+      </w:r>
+      <w:proofErr w:type="spellEnd"/>
+      <w:r>
+        <w:rPr>
+          <w:i/>
+          <w:iCs/>
+          <w:lang w:val="en-GB"/>
+        </w:rPr>
+        <w:t xml:space="preserve">. It uses a YARP-based API Gateway with resilience policies and a React frontend using </w:t>
+      </w:r>
+      <w:proofErr w:type="spellStart"/>
+      <w:r>
+        <w:rPr>
+          <w:i/>
+          <w:iCs/>
+          <w:lang w:val="en-GB"/>
+        </w:rPr>
+        <w:t>TanStack</w:t>
+      </w:r>
+      <w:proofErr w:type="spellEnd"/>
+      <w:r>
+        <w:rPr>
+          <w:i/>
+          <w:iCs/>
+          <w:lang w:val="en-GB"/>
+        </w:rPr>
+        <w:t xml:space="preserve"> Query. The platform includes user registration and email verification and authentication. It also manages passwords and links accounts for Google and Microsoft through OAuth2.0 with PKCE. Users can check connection status and browse or open files from both providers. The system has security features which include JWT authentication and token introspection. It also encrypts OAuth tokens when stored and uses IP rate limiting and CORS restrictions. Security headers are used as well.</w:t>
       </w:r>
     </w:p>
     <w:p>
@@ -5824,7 +5872,15 @@
               <w:spacing w:line="240" w:lineRule="auto"/>
             </w:pPr>
             <w:r>
-              <w:t>User consents; provider redirects back with code [ALT2]</w:t>
+              <w:t xml:space="preserve">User </w:t>
+            </w:r>
+            <w:proofErr w:type="gramStart"/>
+            <w:r>
+              <w:t>consents;</w:t>
+            </w:r>
+            <w:proofErr w:type="gramEnd"/>
+            <w:r>
+              <w:t xml:space="preserve"> provider redirects back with code [ALT2]</w:t>
             </w:r>
             <w:r>
               <w:t>.</w:t>
@@ -6397,6 +6453,7 @@
       <w:r>
         <w:t xml:space="preserve">its expiration time and the related scopes. The </w:t>
       </w:r>
+      <w:proofErr w:type="spellStart"/>
       <w:r>
         <w:rPr>
           <w:i/>
@@ -6404,6 +6461,7 @@
         </w:rPr>
         <w:t>TokenSet</w:t>
       </w:r>
+      <w:proofErr w:type="spellEnd"/>
       <w:r>
         <w:t xml:space="preserve"> given by the provider</w:t>
       </w:r>
@@ -6452,6 +6510,7 @@
       <w:r>
         <w:t xml:space="preserve"> The </w:t>
       </w:r>
+      <w:proofErr w:type="spellStart"/>
       <w:r>
         <w:rPr>
           <w:i/>
@@ -6459,6 +6518,7 @@
         </w:rPr>
         <w:t>ProviderType</w:t>
       </w:r>
+      <w:proofErr w:type="spellEnd"/>
       <w:r>
         <w:t xml:space="preserve"> is a</w:t>
       </w:r>
@@ -6593,6 +6653,7 @@
       <w:r>
         <w:t xml:space="preserve">The </w:t>
       </w:r>
+      <w:proofErr w:type="spellStart"/>
       <w:r>
         <w:rPr>
           <w:i/>
@@ -6600,12 +6661,14 @@
         </w:rPr>
         <w:t>EmailConfirmationToken</w:t>
       </w:r>
+      <w:proofErr w:type="spellEnd"/>
       <w:r>
         <w:t xml:space="preserve"> and </w:t>
       </w:r>
       <w:r>
         <w:t xml:space="preserve">the </w:t>
       </w:r>
+      <w:proofErr w:type="spellStart"/>
       <w:r>
         <w:rPr>
           <w:i/>
@@ -6613,9 +6676,11 @@
         </w:rPr>
         <w:t>PasswordResetToken</w:t>
       </w:r>
+      <w:proofErr w:type="spellEnd"/>
       <w:r>
         <w:t xml:space="preserve"> appear as time-limited and user-specific rows with primary and foreign keys. Each provider link is a </w:t>
       </w:r>
+      <w:proofErr w:type="spellStart"/>
       <w:r>
         <w:rPr>
           <w:i/>
@@ -6623,6 +6688,7 @@
         </w:rPr>
         <w:t>ProviderAccount</w:t>
       </w:r>
+      <w:proofErr w:type="spellEnd"/>
       <w:r>
         <w:t xml:space="preserve"> row which connects to both the user and a provider </w:t>
       </w:r>
@@ -6650,8 +6716,13 @@
       <w:r>
         <w:t xml:space="preserve">The </w:t>
       </w:r>
-      <w:r>
-        <w:t xml:space="preserve">ProviderType </w:t>
+      <w:proofErr w:type="spellStart"/>
+      <w:r>
+        <w:t>ProviderType</w:t>
+      </w:r>
+      <w:proofErr w:type="spellEnd"/>
+      <w:r>
+        <w:t xml:space="preserve"> </w:t>
       </w:r>
       <w:r>
         <w:t xml:space="preserve">is kept </w:t>
@@ -6674,6 +6745,7 @@
       <w:r>
         <w:t xml:space="preserve">The </w:t>
       </w:r>
+      <w:proofErr w:type="spellStart"/>
       <w:r>
         <w:rPr>
           <w:i/>
@@ -6681,6 +6753,7 @@
         </w:rPr>
         <w:t>TokenSet</w:t>
       </w:r>
+      <w:proofErr w:type="spellEnd"/>
       <w:r>
         <w:t xml:space="preserve"> </w:t>
       </w:r>
@@ -6705,8 +6778,13 @@
       <w:r>
         <w:t xml:space="preserve">the </w:t>
       </w:r>
-      <w:r>
-        <w:t>ProviderAccount.</w:t>
+      <w:proofErr w:type="spellStart"/>
+      <w:r>
+        <w:t>ProviderAccount</w:t>
+      </w:r>
+      <w:proofErr w:type="spellEnd"/>
+      <w:r>
+        <w:t>.</w:t>
       </w:r>
     </w:p>
     <w:p>
@@ -7567,6 +7645,7 @@
       <w:r>
         <w:t xml:space="preserve">, </w:t>
       </w:r>
+      <w:proofErr w:type="spellStart"/>
       <w:r>
         <w:rPr>
           <w:i/>
@@ -7574,9 +7653,11 @@
         </w:rPr>
         <w:t>IdentityService</w:t>
       </w:r>
+      <w:proofErr w:type="spellEnd"/>
       <w:r>
         <w:t xml:space="preserve"> for authentication/user lifecycle and </w:t>
       </w:r>
+      <w:proofErr w:type="spellStart"/>
       <w:r>
         <w:rPr>
           <w:i/>
@@ -7584,6 +7665,7 @@
         </w:rPr>
         <w:t>LinkingService</w:t>
       </w:r>
+      <w:proofErr w:type="spellEnd"/>
       <w:r>
         <w:t xml:space="preserve"> for provider connections/unified file access</w:t>
       </w:r>
@@ -7732,6 +7814,7 @@
       <w:r>
         <w:t xml:space="preserve">Services follow their domain boundaries: </w:t>
       </w:r>
+      <w:proofErr w:type="spellStart"/>
       <w:r>
         <w:rPr>
           <w:i/>
@@ -7739,9 +7822,11 @@
         </w:rPr>
         <w:t>IdentityService</w:t>
       </w:r>
+      <w:proofErr w:type="spellEnd"/>
       <w:r>
         <w:t xml:space="preserve"> handles authentication and user lifecycle; </w:t>
       </w:r>
+      <w:proofErr w:type="spellStart"/>
       <w:r>
         <w:rPr>
           <w:i/>
@@ -7749,6 +7834,7 @@
         </w:rPr>
         <w:t>LinkingService</w:t>
       </w:r>
+      <w:proofErr w:type="spellEnd"/>
       <w:r>
         <w:t xml:space="preserve"> handles provider linking and unified file access. Each service owns its logic and persistence, exposes a REST interface, and validates authorization at its boundary. Independence allows separate scaling and evolution without impacting peers.</w:t>
       </w:r>
@@ -7769,6 +7855,7 @@
       <w:r>
         <w:t xml:space="preserve">Data is partitioned by service to align with domain ownership. The </w:t>
       </w:r>
+      <w:proofErr w:type="spellStart"/>
       <w:r>
         <w:rPr>
           <w:i/>
@@ -7776,9 +7863,11 @@
         </w:rPr>
         <w:t>IdentityService</w:t>
       </w:r>
+      <w:proofErr w:type="spellEnd"/>
       <w:r>
         <w:t xml:space="preserve"> stores user accounts along with their confirmation and reset tokens, while the </w:t>
       </w:r>
+      <w:proofErr w:type="spellStart"/>
       <w:r>
         <w:rPr>
           <w:i/>
@@ -7786,6 +7875,7 @@
         </w:rPr>
         <w:t>LinkingService</w:t>
       </w:r>
+      <w:proofErr w:type="spellEnd"/>
       <w:r>
         <w:t xml:space="preserve"> manages provider account links, including provider type, encrypted refresh tokens, expiry, and scopes. Utilizing separate databases enables independent schema modifications and scaling. Consistency across services is ensured through well-defined API contracts instead of shared schemas.</w:t>
       </w:r>
@@ -7872,6 +7962,7 @@
       <w:r>
         <w:t xml:space="preserve">The </w:t>
       </w:r>
+      <w:proofErr w:type="spellStart"/>
       <w:r>
         <w:rPr>
           <w:i/>
@@ -7879,6 +7970,7 @@
         </w:rPr>
         <w:t>appsettings.json</w:t>
       </w:r>
+      <w:proofErr w:type="spellEnd"/>
       <w:r>
         <w:t xml:space="preserve"> declares CORS origins, reverse-proxy routes, and cluster destinations</w:t>
       </w:r>
@@ -7891,6 +7983,7 @@
       <w:r>
         <w:t xml:space="preserve">The </w:t>
       </w:r>
+      <w:proofErr w:type="spellStart"/>
       <w:r>
         <w:rPr>
           <w:i/>
@@ -7898,6 +7991,7 @@
         </w:rPr>
         <w:t>Program.cs</w:t>
       </w:r>
+      <w:proofErr w:type="spellEnd"/>
       <w:r>
         <w:t xml:space="preserve"> reads that configuration, wires JWT/CORS and correlation, and maps health checks and the reverse proxy. In short, </w:t>
       </w:r>
@@ -7907,6 +8001,7 @@
       <w:r>
         <w:t xml:space="preserve"> </w:t>
       </w:r>
+      <w:proofErr w:type="spellStart"/>
       <w:r>
         <w:rPr>
           <w:i/>
@@ -7914,6 +8009,7 @@
         </w:rPr>
         <w:t>appsettings.json</w:t>
       </w:r>
+      <w:proofErr w:type="spellEnd"/>
       <w:r>
         <w:t xml:space="preserve"> defines what to forward and where</w:t>
       </w:r>
@@ -7929,6 +8025,7 @@
       <w:r>
         <w:t xml:space="preserve"> </w:t>
       </w:r>
+      <w:proofErr w:type="spellStart"/>
       <w:r>
         <w:rPr>
           <w:i/>
@@ -7936,6 +8033,7 @@
         </w:rPr>
         <w:t>Program.cs</w:t>
       </w:r>
+      <w:proofErr w:type="spellEnd"/>
       <w:r>
         <w:t xml:space="preserve"> enforces security/resilience and activates those routes.</w:t>
       </w:r>
@@ -8364,9 +8462,14 @@
         <w:ind w:left="540" w:hanging="540"/>
       </w:pPr>
       <w:bookmarkStart w:id="51" w:name="_Toc216797052"/>
+      <w:proofErr w:type="spellStart"/>
       <w:r>
         <w:lastRenderedPageBreak/>
-        <w:t>LinkingService API</w:t>
+        <w:t>LinkingService</w:t>
+      </w:r>
+      <w:proofErr w:type="spellEnd"/>
+      <w:r>
+        <w:t xml:space="preserve"> API</w:t>
       </w:r>
       <w:bookmarkEnd w:id="51"/>
     </w:p>
@@ -8550,9 +8653,11 @@
                             <w:r>
                               <w:t xml:space="preserve">: </w:t>
                             </w:r>
+                            <w:proofErr w:type="spellStart"/>
                             <w:r>
                               <w:t>ConnectController</w:t>
                             </w:r>
+                            <w:proofErr w:type="spellEnd"/>
                             <w:r>
                               <w:t xml:space="preserve"> - start</w:t>
                             </w:r>
@@ -8612,9 +8717,11 @@
                       <w:r>
                         <w:t xml:space="preserve">: </w:t>
                       </w:r>
+                      <w:proofErr w:type="spellStart"/>
                       <w:r>
                         <w:t>ConnectController</w:t>
                       </w:r>
+                      <w:proofErr w:type="spellEnd"/>
                       <w:r>
                         <w:t xml:space="preserve"> - start</w:t>
                       </w:r>
@@ -8710,9 +8817,11 @@
       <w:r>
         <w:t xml:space="preserve">: </w:t>
       </w:r>
+      <w:proofErr w:type="spellStart"/>
       <w:r>
         <w:t>ConnectController</w:t>
       </w:r>
+      <w:proofErr w:type="spellEnd"/>
       <w:r>
         <w:t xml:space="preserve"> </w:t>
       </w:r>
@@ -8730,8 +8839,13 @@
         <w:ind w:left="540" w:hanging="540"/>
       </w:pPr>
       <w:bookmarkStart w:id="55" w:name="_Toc216797053"/>
-      <w:r>
-        <w:t>LinkingService core</w:t>
+      <w:proofErr w:type="spellStart"/>
+      <w:r>
+        <w:t>LinkingService</w:t>
+      </w:r>
+      <w:proofErr w:type="spellEnd"/>
+      <w:r>
+        <w:t xml:space="preserve"> core</w:t>
       </w:r>
       <w:bookmarkEnd w:id="55"/>
     </w:p>
@@ -8739,6 +8853,7 @@
       <w:r>
         <w:t xml:space="preserve">This core flow covers state/PKCE, callback handling, and secure token persistence. </w:t>
       </w:r>
+      <w:proofErr w:type="spellStart"/>
       <w:r>
         <w:rPr>
           <w:i/>
@@ -8746,6 +8861,7 @@
         </w:rPr>
         <w:t>StartAsync</w:t>
       </w:r>
+      <w:proofErr w:type="spellEnd"/>
       <w:r>
         <w:t xml:space="preserve"> generates a PKCE verifier/challenge and random state, saves the tuple (</w:t>
       </w:r>
@@ -8759,6 +8875,7 @@
       <w:r>
         <w:t xml:space="preserve">, </w:t>
       </w:r>
+      <w:proofErr w:type="spellStart"/>
       <w:r>
         <w:rPr>
           <w:i/>
@@ -8766,6 +8883,7 @@
         </w:rPr>
         <w:t>userId</w:t>
       </w:r>
+      <w:proofErr w:type="spellEnd"/>
       <w:r>
         <w:t xml:space="preserve">, </w:t>
       </w:r>
@@ -8789,6 +8907,7 @@
       <w:r>
         <w:t xml:space="preserve">) in </w:t>
       </w:r>
+      <w:proofErr w:type="spellStart"/>
       <w:r>
         <w:rPr>
           <w:i/>
@@ -8796,9 +8915,11 @@
         </w:rPr>
         <w:t>CacheStateStore</w:t>
       </w:r>
+      <w:proofErr w:type="spellEnd"/>
       <w:r>
         <w:t xml:space="preserve"> with a short TTL, and returns the provider authorize URL. On callback, </w:t>
       </w:r>
+      <w:proofErr w:type="spellStart"/>
       <w:r>
         <w:rPr>
           <w:i/>
@@ -8806,9 +8927,11 @@
         </w:rPr>
         <w:t>ConnectCallbackAsync</w:t>
       </w:r>
+      <w:proofErr w:type="spellEnd"/>
       <w:r>
         <w:t xml:space="preserve"> consumes and validates the stored state/verifier, exchanges the code, and hands the resulting tokens to </w:t>
       </w:r>
+      <w:proofErr w:type="spellStart"/>
       <w:r>
         <w:rPr>
           <w:i/>
@@ -8817,9 +8940,11 @@
         <w:lastRenderedPageBreak/>
         <w:t>EfTokenStore</w:t>
       </w:r>
+      <w:proofErr w:type="spellEnd"/>
       <w:r>
         <w:t xml:space="preserve"> to </w:t>
       </w:r>
+      <w:proofErr w:type="spellStart"/>
       <w:r>
         <w:rPr>
           <w:i/>
@@ -8827,9 +8952,11 @@
         </w:rPr>
         <w:t>upsert</w:t>
       </w:r>
+      <w:proofErr w:type="spellEnd"/>
       <w:r>
         <w:t xml:space="preserve"> the user’s provider account. </w:t>
       </w:r>
+      <w:proofErr w:type="spellStart"/>
       <w:r>
         <w:rPr>
           <w:i/>
@@ -8837,6 +8964,7 @@
         </w:rPr>
         <w:t>EfTokenStore</w:t>
       </w:r>
+      <w:proofErr w:type="spellEnd"/>
       <w:r>
         <w:t xml:space="preserve"> encrypts the refresh token, stores expiry and scopes, and ensures one record per user/provider. Together, the state store prevents replay, and the token store keeps provider credentials safe at rest.</w:t>
       </w:r>
@@ -8929,9 +9057,14 @@
         <w:fldChar w:fldCharType="end"/>
       </w:r>
       <w:r>
-        <w:t>: LinkProviderService</w:t>
+        <w:t xml:space="preserve">: </w:t>
+      </w:r>
+      <w:proofErr w:type="spellStart"/>
+      <w:r>
+        <w:t>LinkProviderService</w:t>
       </w:r>
       <w:bookmarkEnd w:id="56"/>
+      <w:proofErr w:type="spellEnd"/>
     </w:p>
     <w:p>
       <w:pPr>
@@ -9012,9 +9145,14 @@
         <w:fldChar w:fldCharType="end"/>
       </w:r>
       <w:r>
-        <w:t>: CacheStateStore</w:t>
+        <w:t xml:space="preserve">: </w:t>
+      </w:r>
+      <w:proofErr w:type="spellStart"/>
+      <w:r>
+        <w:t>CacheStateStore</w:t>
       </w:r>
       <w:bookmarkEnd w:id="57"/>
+      <w:proofErr w:type="spellEnd"/>
     </w:p>
     <w:p>
       <w:pPr>
@@ -9096,9 +9234,14 @@
         <w:fldChar w:fldCharType="end"/>
       </w:r>
       <w:r>
-        <w:t>: EfTokenStore</w:t>
+        <w:t xml:space="preserve">: </w:t>
+      </w:r>
+      <w:proofErr w:type="spellStart"/>
+      <w:r>
+        <w:t>EfTokenStore</w:t>
       </w:r>
       <w:bookmarkEnd w:id="58"/>
+      <w:proofErr w:type="spellEnd"/>
     </w:p>
     <w:p>
       <w:pPr>
@@ -9113,6 +9256,7 @@
       <w:bookmarkEnd w:id="59"/>
     </w:p>
     <w:p>
+      <w:proofErr w:type="spellStart"/>
       <w:r>
         <w:rPr>
           <w:i/>
@@ -9120,9 +9264,11 @@
         </w:rPr>
         <w:t>MicrosoftOAuthClient</w:t>
       </w:r>
+      <w:proofErr w:type="spellEnd"/>
       <w:r>
         <w:t xml:space="preserve"> handles the PKCE code exchange and refreshes tokens as needed, while </w:t>
       </w:r>
+      <w:proofErr w:type="spellStart"/>
       <w:r>
         <w:rPr>
           <w:i/>
@@ -9130,6 +9276,7 @@
         </w:rPr>
         <w:t>MicrosoftFileProvider</w:t>
       </w:r>
+      <w:proofErr w:type="spellEnd"/>
       <w:r>
         <w:t xml:space="preserve"> consumes those tokens to serve file operations. The file provider decrypts the stored refresh token, refreshes the access token when required, updates the saved refresh token/expiry/scopes, and then returns the provider’s view URL for the requested file. Together they cover the token lifecycle</w:t>
       </w:r>
@@ -9237,9 +9384,14 @@
         <w:fldChar w:fldCharType="end"/>
       </w:r>
       <w:r>
-        <w:t>: MicrosoftOAuthClient</w:t>
+        <w:t xml:space="preserve">: </w:t>
+      </w:r>
+      <w:proofErr w:type="spellStart"/>
+      <w:r>
+        <w:t>MicrosoftOAuthClient</w:t>
       </w:r>
       <w:bookmarkEnd w:id="60"/>
+      <w:proofErr w:type="spellEnd"/>
     </w:p>
     <w:p>
       <w:pPr>
@@ -9321,9 +9473,14 @@
         <w:fldChar w:fldCharType="end"/>
       </w:r>
       <w:r>
-        <w:t>: MicrosoftFileProvider</w:t>
+        <w:t xml:space="preserve">: </w:t>
+      </w:r>
+      <w:proofErr w:type="spellStart"/>
+      <w:r>
+        <w:t>MicrosoftFileProvider</w:t>
       </w:r>
       <w:bookmarkEnd w:id="61"/>
+      <w:proofErr w:type="spellEnd"/>
     </w:p>
     <w:p>
       <w:pPr>
@@ -9347,6 +9504,7 @@
       <w:bookmarkEnd w:id="62"/>
     </w:p>
     <w:p>
+      <w:proofErr w:type="spellStart"/>
       <w:r>
         <w:rPr>
           <w:i/>
@@ -9354,9 +9512,11 @@
         </w:rPr>
         <w:t>FilesController</w:t>
       </w:r>
+      <w:proofErr w:type="spellEnd"/>
       <w:r>
         <w:t xml:space="preserve"> exposes a unified file surface: </w:t>
       </w:r>
+      <w:proofErr w:type="spellStart"/>
       <w:r>
         <w:rPr>
           <w:i/>
@@ -9364,9 +9524,11 @@
         </w:rPr>
         <w:t>GetAllFiles</w:t>
       </w:r>
+      <w:proofErr w:type="spellEnd"/>
       <w:r>
         <w:t xml:space="preserve"> pulls every linked provider for the current user and returns a merged list; </w:t>
       </w:r>
+      <w:proofErr w:type="spellStart"/>
       <w:r>
         <w:rPr>
           <w:i/>
@@ -9374,9 +9536,11 @@
         </w:rPr>
         <w:t>GetFilesByProvider</w:t>
       </w:r>
+      <w:proofErr w:type="spellEnd"/>
       <w:r>
         <w:t xml:space="preserve"> supports per-provider listing with folder and paging; </w:t>
       </w:r>
+      <w:proofErr w:type="spellStart"/>
       <w:r>
         <w:rPr>
           <w:i/>
@@ -9384,9 +9548,11 @@
         </w:rPr>
         <w:t>GetFileMetadata</w:t>
       </w:r>
+      <w:proofErr w:type="spellEnd"/>
       <w:r>
         <w:t xml:space="preserve"> fetches details for a single item; and the view endpoints return either a redirect or a JSON view URL. All these delegate to </w:t>
       </w:r>
+      <w:proofErr w:type="spellStart"/>
       <w:r>
         <w:rPr>
           <w:i/>
@@ -9394,9 +9560,11 @@
         </w:rPr>
         <w:t>FileService</w:t>
       </w:r>
+      <w:proofErr w:type="spellEnd"/>
       <w:r>
         <w:t xml:space="preserve">. In </w:t>
       </w:r>
+      <w:proofErr w:type="spellStart"/>
       <w:r>
         <w:rPr>
           <w:i/>
@@ -9404,9 +9572,11 @@
         </w:rPr>
         <w:t>FileService</w:t>
       </w:r>
+      <w:proofErr w:type="spellEnd"/>
       <w:r>
         <w:t xml:space="preserve">, </w:t>
       </w:r>
+      <w:proofErr w:type="spellStart"/>
       <w:r>
         <w:rPr>
           <w:i/>
@@ -9414,6 +9584,7 @@
         </w:rPr>
         <w:t>GetFilesFromAllProvidersAsync</w:t>
       </w:r>
+      <w:proofErr w:type="spellEnd"/>
       <w:r>
         <w:t xml:space="preserve"> enumerates the user’s linked accounts, asks the appropriate file provider for each list, flattens and sorts the results by last modified time, and tolerates per-provider errors without breaking the whole aggregation.</w:t>
       </w:r>
@@ -9423,6 +9594,7 @@
       <w:r>
         <w:t xml:space="preserve">The per-provider methods </w:t>
       </w:r>
+      <w:proofErr w:type="spellStart"/>
       <w:r>
         <w:rPr>
           <w:i/>
@@ -9430,9 +9602,11 @@
         </w:rPr>
         <w:t>GetFilesByProviderAsync</w:t>
       </w:r>
+      <w:proofErr w:type="spellEnd"/>
       <w:r>
         <w:t xml:space="preserve">, </w:t>
       </w:r>
+      <w:proofErr w:type="spellStart"/>
       <w:r>
         <w:rPr>
           <w:i/>
@@ -9440,9 +9614,11 @@
         </w:rPr>
         <w:t>GetFileMetadataAsync</w:t>
       </w:r>
+      <w:proofErr w:type="spellEnd"/>
       <w:r>
         <w:t xml:space="preserve">, </w:t>
       </w:r>
+      <w:proofErr w:type="spellStart"/>
       <w:r>
         <w:rPr>
           <w:i/>
@@ -9450,6 +9626,7 @@
         </w:rPr>
         <w:t>GetFileViewUrlAsync</w:t>
       </w:r>
+      <w:proofErr w:type="spellEnd"/>
       <w:r>
         <w:t xml:space="preserve"> simply forward to the specific provider via the factory, handling pagination, metadata retrieval, and generation of the provider’s view URL.</w:t>
       </w:r>
@@ -9534,9 +9711,30 @@
         <w:fldChar w:fldCharType="end"/>
       </w:r>
       <w:r>
-        <w:t>: FilesController - GetAllFiels, GetFilesByProvider</w:t>
+        <w:t xml:space="preserve">: </w:t>
+      </w:r>
+      <w:proofErr w:type="spellStart"/>
+      <w:r>
+        <w:t>FilesController</w:t>
+      </w:r>
+      <w:proofErr w:type="spellEnd"/>
+      <w:r>
+        <w:t xml:space="preserve"> - </w:t>
+      </w:r>
+      <w:proofErr w:type="spellStart"/>
+      <w:r>
+        <w:t>GetAllFiels</w:t>
+      </w:r>
+      <w:proofErr w:type="spellEnd"/>
+      <w:r>
+        <w:t xml:space="preserve">, </w:t>
+      </w:r>
+      <w:proofErr w:type="spellStart"/>
+      <w:r>
+        <w:t>GetFilesByProvider</w:t>
       </w:r>
       <w:bookmarkEnd w:id="63"/>
+      <w:proofErr w:type="spellEnd"/>
     </w:p>
     <w:p>
       <w:pPr>
@@ -9618,9 +9816,30 @@
         <w:fldChar w:fldCharType="end"/>
       </w:r>
       <w:r>
-        <w:t>: FilesController - GetFileMetadata, GetFileViewUrl</w:t>
+        <w:t xml:space="preserve">: </w:t>
+      </w:r>
+      <w:proofErr w:type="spellStart"/>
+      <w:r>
+        <w:t>FilesController</w:t>
+      </w:r>
+      <w:proofErr w:type="spellEnd"/>
+      <w:r>
+        <w:t xml:space="preserve"> - </w:t>
+      </w:r>
+      <w:proofErr w:type="spellStart"/>
+      <w:r>
+        <w:t>GetFileMetadata</w:t>
+      </w:r>
+      <w:proofErr w:type="spellEnd"/>
+      <w:r>
+        <w:t xml:space="preserve">, </w:t>
+      </w:r>
+      <w:proofErr w:type="spellStart"/>
+      <w:r>
+        <w:t>GetFileViewUrl</w:t>
       </w:r>
       <w:bookmarkEnd w:id="64"/>
+      <w:proofErr w:type="spellEnd"/>
     </w:p>
     <w:p>
       <w:pPr>
@@ -9706,9 +9925,14 @@
         <w:fldChar w:fldCharType="end"/>
       </w:r>
       <w:r>
-        <w:t xml:space="preserve"> :FileService</w:t>
+        <w:t xml:space="preserve"> :</w:t>
+      </w:r>
+      <w:proofErr w:type="spellStart"/>
+      <w:r>
+        <w:t>FileService</w:t>
       </w:r>
       <w:bookmarkEnd w:id="65"/>
+      <w:proofErr w:type="spellEnd"/>
     </w:p>
     <w:p>
       <w:pPr>
@@ -9732,6 +9956,7 @@
       <w:bookmarkEnd w:id="66"/>
     </w:p>
     <w:p>
+      <w:proofErr w:type="spellStart"/>
       <w:r>
         <w:rPr>
           <w:i/>
@@ -9739,9 +9964,11 @@
         </w:rPr>
         <w:t>AuthController</w:t>
       </w:r>
+      <w:proofErr w:type="spellEnd"/>
       <w:r>
         <w:t xml:space="preserve"> issues and verifies the tokens that guard the linking flow. The register/login endpoints create users, enforce email confirmation, validate credentials, and issue JWTs with the expected issuer/audience/claims. The introspection endpoint allows other services to validate a presented token: it checks signature, issuer/audience/lifetime, extracts the subject/email, and confirms the user still exists. These touchpoints define the token shape and validation contract that the gateway and </w:t>
       </w:r>
+      <w:proofErr w:type="spellStart"/>
       <w:r>
         <w:rPr>
           <w:i/>
@@ -9749,6 +9976,7 @@
         </w:rPr>
         <w:t>LinkingService</w:t>
       </w:r>
+      <w:proofErr w:type="spellEnd"/>
       <w:r>
         <w:t xml:space="preserve"> rely on.</w:t>
       </w:r>
@@ -9848,7 +10076,15 @@
         <w:t>T</w:t>
       </w:r>
       <w:r>
-        <w:t xml:space="preserve">he system exchanges the code, stores tokens encrypted and shows the connection as “Connected.” </w:t>
+        <w:t xml:space="preserve">he system exchanges the </w:t>
+      </w:r>
+      <w:proofErr w:type="gramStart"/>
+      <w:r>
+        <w:t>code,</w:t>
+      </w:r>
+      <w:proofErr w:type="gramEnd"/>
+      <w:r>
+        <w:t xml:space="preserve"> stores tokens encrypted and shows the connection as “Connected.” </w:t>
       </w:r>
       <w:r>
         <w:t>The edge cases were also covered</w:t>
@@ -9997,6 +10233,7 @@
       <w:bookmarkEnd w:id="71"/>
     </w:p>
     <w:p>
+      <w:proofErr w:type="spellStart"/>
       <w:r>
         <w:rPr>
           <w:i/>
@@ -10004,9 +10241,11 @@
         </w:rPr>
         <w:t>IdentityService</w:t>
       </w:r>
+      <w:proofErr w:type="spellEnd"/>
       <w:r>
         <w:t xml:space="preserve"> is covered by </w:t>
       </w:r>
+      <w:proofErr w:type="spellStart"/>
       <w:r>
         <w:rPr>
           <w:i/>
@@ -10014,9 +10253,11 @@
         </w:rPr>
         <w:t>xUnit</w:t>
       </w:r>
+      <w:proofErr w:type="spellEnd"/>
       <w:r>
         <w:t xml:space="preserve"> unit and integration tests for registration/login, email confirmation, password reset, token issuance/introspection, and rate-limit/error handling. </w:t>
       </w:r>
+      <w:proofErr w:type="spellStart"/>
       <w:r>
         <w:rPr>
           <w:i/>
@@ -10024,6 +10265,7 @@
         </w:rPr>
         <w:t>LinkingService</w:t>
       </w:r>
+      <w:proofErr w:type="spellEnd"/>
       <w:r>
         <w:t xml:space="preserve"> has unit, integration, and E2E tests for PKCE/state handling, OAuth callback validation, token storage/encryption, connection status/disconnect, file aggregation and view URL generation, and resilience/error handling when a provider fails.</w:t>
       </w:r>
@@ -10043,6 +10285,7 @@
       <w:r>
         <w:t xml:space="preserve">Unit/component tests with </w:t>
       </w:r>
+      <w:proofErr w:type="spellStart"/>
       <w:r>
         <w:rPr>
           <w:i/>
@@ -10050,6 +10293,7 @@
         </w:rPr>
         <w:t>Vitest</w:t>
       </w:r>
+      <w:proofErr w:type="spellEnd"/>
       <w:r>
         <w:t xml:space="preserve"> and </w:t>
       </w:r>
@@ -10110,6 +10354,7 @@
       <w:r>
         <w:t xml:space="preserve">ests covered </w:t>
       </w:r>
+      <w:proofErr w:type="spellStart"/>
       <w:r>
         <w:rPr>
           <w:i/>
@@ -10117,9 +10362,11 @@
         </w:rPr>
         <w:t>IdentityService’s</w:t>
       </w:r>
+      <w:proofErr w:type="spellEnd"/>
       <w:r>
         <w:t xml:space="preserve"> token lifecycle and </w:t>
       </w:r>
+      <w:proofErr w:type="spellStart"/>
       <w:r>
         <w:rPr>
           <w:i/>
@@ -10127,6 +10374,7 @@
         </w:rPr>
         <w:t>LinkingService’s</w:t>
       </w:r>
+      <w:proofErr w:type="spellEnd"/>
       <w:r>
         <w:t xml:space="preserve"> OAuth/state handling, plus frontend flows for auth, linking, and files</w:t>
       </w:r>
@@ -10300,6 +10548,7 @@
         <w:t xml:space="preserve">Gartner. Retrieved March 21 from Gartner </w:t>
       </w:r>
       <w:hyperlink r:id="rId39" w:history="1">
+        <w:proofErr w:type="spellStart"/>
         <w:r>
           <w:rPr>
             <w:rStyle w:val="Hyperlink"/>
@@ -10307,7 +10556,17 @@
             <w:bCs/>
             <w:szCs w:val="22"/>
           </w:rPr>
-          <w:t>Multicloud Strategy</w:t>
+          <w:t>Multicloud</w:t>
+        </w:r>
+        <w:proofErr w:type="spellEnd"/>
+        <w:r>
+          <w:rPr>
+            <w:rStyle w:val="Hyperlink"/>
+            <w:rFonts w:eastAsiaTheme="majorEastAsia"/>
+            <w:bCs/>
+            <w:szCs w:val="22"/>
+          </w:rPr>
+          <w:t xml:space="preserve"> Strategy</w:t>
         </w:r>
       </w:hyperlink>
     </w:p>
@@ -10791,7 +11050,7 @@
             <w:noProof/>
             <w:webHidden/>
           </w:rPr>
-          <w:t>16</w:t>
+          <w:t>15</w:t>
         </w:r>
         <w:r>
           <w:rPr>
@@ -10865,7 +11124,7 @@
             <w:noProof/>
             <w:webHidden/>
           </w:rPr>
-          <w:t>17</w:t>
+          <w:t>16</w:t>
         </w:r>
         <w:r>
           <w:rPr>
@@ -10939,7 +11198,7 @@
             <w:noProof/>
             <w:webHidden/>
           </w:rPr>
-          <w:t>18</w:t>
+          <w:t>17</w:t>
         </w:r>
         <w:r>
           <w:rPr>
@@ -11013,7 +11272,7 @@
             <w:noProof/>
             <w:webHidden/>
           </w:rPr>
-          <w:t>18</w:t>
+          <w:t>17</w:t>
         </w:r>
         <w:r>
           <w:rPr>
@@ -11087,7 +11346,7 @@
             <w:noProof/>
             <w:webHidden/>
           </w:rPr>
-          <w:t>19</w:t>
+          <w:t>18</w:t>
         </w:r>
         <w:r>
           <w:rPr>
@@ -11161,7 +11420,7 @@
             <w:noProof/>
             <w:webHidden/>
           </w:rPr>
-          <w:t>19</w:t>
+          <w:t>18</w:t>
         </w:r>
         <w:r>
           <w:rPr>
@@ -11235,7 +11494,7 @@
             <w:noProof/>
             <w:webHidden/>
           </w:rPr>
-          <w:t>20</w:t>
+          <w:t>19</w:t>
         </w:r>
         <w:r>
           <w:rPr>
@@ -11309,7 +11568,7 @@
             <w:noProof/>
             <w:webHidden/>
           </w:rPr>
-          <w:t>21</w:t>
+          <w:t>20</w:t>
         </w:r>
         <w:r>
           <w:rPr>
@@ -11383,7 +11642,7 @@
             <w:noProof/>
             <w:webHidden/>
           </w:rPr>
-          <w:t>22</w:t>
+          <w:t>21</w:t>
         </w:r>
         <w:r>
           <w:rPr>
@@ -11457,7 +11716,7 @@
             <w:noProof/>
             <w:webHidden/>
           </w:rPr>
-          <w:t>24</w:t>
+          <w:t>23</w:t>
         </w:r>
         <w:r>
           <w:rPr>
@@ -11531,7 +11790,7 @@
             <w:noProof/>
             <w:webHidden/>
           </w:rPr>
-          <w:t>25</w:t>
+          <w:t>24</w:t>
         </w:r>
         <w:r>
           <w:rPr>
@@ -11605,7 +11864,7 @@
             <w:noProof/>
             <w:webHidden/>
           </w:rPr>
-          <w:t>26</w:t>
+          <w:t>25</w:t>
         </w:r>
         <w:r>
           <w:rPr>
@@ -11679,7 +11938,7 @@
             <w:noProof/>
             <w:webHidden/>
           </w:rPr>
-          <w:t>28</w:t>
+          <w:t>27</w:t>
         </w:r>
         <w:r>
           <w:rPr>
@@ -12129,6 +12388,30 @@
       </w:pPr>
       <w:r>
         <w:t>Product backlog</w:t>
+      </w:r>
+    </w:p>
+    <w:p>
+      <w:pPr>
+        <w:pStyle w:val="ListParagraph"/>
+        <w:numPr>
+          <w:ilvl w:val="0"/>
+          <w:numId w:val="24"/>
+        </w:numPr>
+      </w:pPr>
+      <w:r>
+        <w:t>Interpersonal Skills</w:t>
+      </w:r>
+    </w:p>
+    <w:p>
+      <w:pPr>
+        <w:pStyle w:val="ListParagraph"/>
+        <w:numPr>
+          <w:ilvl w:val="0"/>
+          <w:numId w:val="24"/>
+        </w:numPr>
+      </w:pPr>
+      <w:r>
+        <w:t>Individual Project Contract</w:t>
       </w:r>
     </w:p>
     <w:p>
@@ -16627,6 +16910,23 @@
 </file>
 
 <file path=customXml/item1.xml><?xml version="1.0" encoding="utf-8"?>
+<p:properties xmlns:p="http://schemas.microsoft.com/office/2006/metadata/properties" xmlns:xsi="http://www.w3.org/2001/XMLSchema-instance" xmlns:pc="http://schemas.microsoft.com/office/infopath/2007/PartnerControls">
+  <documentManagement>
+    <_activity xmlns="b856de41-ffe9-4ffb-a61e-828c3cd98991" xsi:nil="true"/>
+  </documentManagement>
+</p:properties>
+</file>
+
+<file path=customXml/item2.xml><?xml version="1.0" encoding="utf-8"?>
+<?mso-contentType ?>
+<FormTemplates xmlns="http://schemas.microsoft.com/sharepoint/v3/contenttype/forms">
+  <Display>DocumentLibraryForm</Display>
+  <Edit>DocumentLibraryForm</Edit>
+  <New>DocumentLibraryForm</New>
+</FormTemplates>
+</file>
+
+<file path=customXml/item3.xml><?xml version="1.0" encoding="utf-8"?>
 <b:Sources xmlns:b="http://schemas.openxmlformats.org/officeDocument/2006/bibliography" xmlns="http://schemas.openxmlformats.org/officeDocument/2006/bibliography" SelectedStyle="\HarvardAnglia2008OfficeOnline.xsl" StyleName="Harvard - Anglia" Version="2008">
   <b:Source>
     <b:Tag>Nat</b:Tag>
@@ -16663,7 +16963,7 @@
 </b:Sources>
 </file>
 
-<file path=customXml/item2.xml><?xml version="1.0" encoding="utf-8"?>
+<file path=customXml/item4.xml><?xml version="1.0" encoding="utf-8"?>
 <ct:contentTypeSchema xmlns:ct="http://schemas.microsoft.com/office/2006/metadata/contentType" xmlns:ma="http://schemas.microsoft.com/office/2006/metadata/properties/metaAttributes" ct:_="" ma:_="" ma:contentTypeName="Dokument" ma:contentTypeID="0x0101009AAD82F1B4C2EE4AB7F2E05E744AEC40" ma:contentTypeVersion="17" ma:contentTypeDescription="Opret et nyt dokument." ma:contentTypeScope="" ma:versionID="602bd206a20b6b092909dcf91ac36978">
   <xsd:schema xmlns:xsd="http://www.w3.org/2001/XMLSchema" xmlns:xs="http://www.w3.org/2001/XMLSchema" xmlns:p="http://schemas.microsoft.com/office/2006/metadata/properties" xmlns:ns3="6ca02495-8b62-47f1-9da0-435dec440309" xmlns:ns4="b856de41-ffe9-4ffb-a61e-828c3cd98991" targetNamespace="http://schemas.microsoft.com/office/2006/metadata/properties" ma:root="true" ma:fieldsID="4010509d191229fef63b08c9777d5975" ns3:_="" ns4:_="">
     <xsd:import namespace="6ca02495-8b62-47f1-9da0-435dec440309"/>
@@ -16910,24 +17210,25 @@
 </ct:contentTypeSchema>
 </file>
 
-<file path=customXml/item3.xml><?xml version="1.0" encoding="utf-8"?>
-<p:properties xmlns:p="http://schemas.microsoft.com/office/2006/metadata/properties" xmlns:xsi="http://www.w3.org/2001/XMLSchema-instance" xmlns:pc="http://schemas.microsoft.com/office/infopath/2007/PartnerControls">
-  <documentManagement>
-    <_activity xmlns="b856de41-ffe9-4ffb-a61e-828c3cd98991" xsi:nil="true"/>
-  </documentManagement>
-</p:properties>
+<file path=customXml/itemProps1.xml><?xml version="1.0" encoding="utf-8"?>
+<ds:datastoreItem xmlns:ds="http://schemas.openxmlformats.org/officeDocument/2006/customXml" ds:itemID="{B3EBB357-DA60-469A-B5F2-E35DF6FD1B0D}">
+  <ds:schemaRefs>
+    <ds:schemaRef ds:uri="http://schemas.microsoft.com/office/2006/metadata/properties"/>
+    <ds:schemaRef ds:uri="http://schemas.microsoft.com/office/infopath/2007/PartnerControls"/>
+    <ds:schemaRef ds:uri="b856de41-ffe9-4ffb-a61e-828c3cd98991"/>
+  </ds:schemaRefs>
+</ds:datastoreItem>
 </file>
 
-<file path=customXml/item4.xml><?xml version="1.0" encoding="utf-8"?>
-<?mso-contentType ?>
-<FormTemplates xmlns="http://schemas.microsoft.com/sharepoint/v3/contenttype/forms">
-  <Display>DocumentLibraryForm</Display>
-  <Edit>DocumentLibraryForm</Edit>
-  <New>DocumentLibraryForm</New>
-</FormTemplates>
+<file path=customXml/itemProps2.xml><?xml version="1.0" encoding="utf-8"?>
+<ds:datastoreItem xmlns:ds="http://schemas.openxmlformats.org/officeDocument/2006/customXml" ds:itemID="{36B18D59-688D-4806-A4EA-B7808C4D834E}">
+  <ds:schemaRefs>
+    <ds:schemaRef ds:uri="http://schemas.microsoft.com/sharepoint/v3/contenttype/forms"/>
+  </ds:schemaRefs>
+</ds:datastoreItem>
 </file>
 
-<file path=customXml/itemProps1.xml><?xml version="1.0" encoding="utf-8"?>
+<file path=customXml/itemProps3.xml><?xml version="1.0" encoding="utf-8"?>
 <ds:datastoreItem xmlns:ds="http://schemas.openxmlformats.org/officeDocument/2006/customXml" ds:itemID="{EC507CA0-4407-4B6F-98F5-E05659795A92}">
   <ds:schemaRefs>
     <ds:schemaRef ds:uri="http://schemas.openxmlformats.org/officeDocument/2006/bibliography"/>
@@ -16935,7 +17236,7 @@
 </ds:datastoreItem>
 </file>
 
-<file path=customXml/itemProps2.xml><?xml version="1.0" encoding="utf-8"?>
+<file path=customXml/itemProps4.xml><?xml version="1.0" encoding="utf-8"?>
 <ds:datastoreItem xmlns:ds="http://schemas.openxmlformats.org/officeDocument/2006/customXml" ds:itemID="{532FD32D-98C5-48B3-AC7F-E74690100B8E}">
   <ds:schemaRefs>
     <ds:schemaRef ds:uri="http://schemas.microsoft.com/office/2006/metadata/contentType"/>
@@ -16952,22 +17253,4 @@
     <ds:schemaRef ds:uri="http://schemas.microsoft.com/internal/obd"/>
   </ds:schemaRefs>
 </ds:datastoreItem>
-</file>
-
-<file path=customXml/itemProps3.xml><?xml version="1.0" encoding="utf-8"?>
-<ds:datastoreItem xmlns:ds="http://schemas.openxmlformats.org/officeDocument/2006/customXml" ds:itemID="{B3EBB357-DA60-469A-B5F2-E35DF6FD1B0D}">
-  <ds:schemaRefs>
-    <ds:schemaRef ds:uri="http://schemas.microsoft.com/office/2006/metadata/properties"/>
-    <ds:schemaRef ds:uri="http://schemas.microsoft.com/office/infopath/2007/PartnerControls"/>
-    <ds:schemaRef ds:uri="b856de41-ffe9-4ffb-a61e-828c3cd98991"/>
-  </ds:schemaRefs>
-</ds:datastoreItem>
-</file>
-
-<file path=customXml/itemProps4.xml><?xml version="1.0" encoding="utf-8"?>
-<ds:datastoreItem xmlns:ds="http://schemas.openxmlformats.org/officeDocument/2006/customXml" ds:itemID="{36B18D59-688D-4806-A4EA-B7808C4D834E}">
-  <ds:schemaRefs>
-    <ds:schemaRef ds:uri="http://schemas.microsoft.com/sharepoint/v3/contenttype/forms"/>
-  </ds:schemaRefs>
-</ds:datastoreItem>
 </file>